--- a/01_Termodinamica_TeoriaAtomicaPrecuantica/Summaries/Monografia_Final_v2_Clase6.docx
+++ b/01_Termodinamica_TeoriaAtomicaPrecuantica/Summaries/Monografia_Final_v2_Clase6.docx
@@ -6740,9 +6740,15 @@
           </w:rPr>
           <m:t>T</m:t>
         </m:r>
-      </m:oMath>
-      <w:r>
-        <w:t xml:space="preserve">: cada modo recibe energía </w:t>
+        <m:r>
+          <w:rPr>
+            <w:rFonts w:ascii="Cambria Math" w:hAnsi="Cambria Math"/>
+          </w:rPr>
+          <m:t>,</m:t>
+        </m:r>
+      </m:oMath>
+      <w:r>
+        <w:t xml:space="preserve"> cada modo recibe energía </w:t>
       </w:r>
       <m:oMath>
         <m:sSub>
@@ -6778,7 +6784,10 @@
         </m:r>
       </m:oMath>
       <w:r>
-        <w:t>. Como el número de modos por unidad de volumen y de frecuencia crece sin límite con la frecuencia (</w:t>
+        <w:t xml:space="preserve">. </w:t>
+      </w:r>
+      <w:r>
+        <w:t xml:space="preserve">Como hay </w:t>
       </w:r>
       <m:oMath>
         <m:r>
@@ -6845,10 +6854,7 @@
         </m:sSup>
       </m:oMath>
       <w:r>
-        <w:t xml:space="preserve">), la energía total diverge, </w:t>
-      </w:r>
-      <w:r>
-        <w:t>la catástrofe ultravioleta.</w:t>
+        <w:t xml:space="preserve"> modos por unidad de volumen y frecuencia, la energía total diverge —la catástrofe ultravioleta—.</w:t>
       </w:r>
     </w:p>
     <w:p>
@@ -6917,7 +6923,16 @@
         </m:sSup>
       </m:oMath>
       <w:r>
-        <w:t xml:space="preserve"> como herramienta de interpolación entre los dos límites conocidos del espectro, y fue forzado a postular que la energía de los osciladores solo puede tomar valores discretos: </w:t>
+        <w:t xml:space="preserve"> como herramienta de interpolación entre los dos límites conocidos del espectro, y fue forzado a postular que la energía de los osciladores solo puede tomar valores discretos</w:t>
+      </w:r>
+      <w:r>
+        <w:t xml:space="preserve"> (cuantos)</w:t>
+      </w:r>
+      <w:r>
+        <w:t>:</w:t>
+      </w:r>
+      <w:r>
+        <w:t xml:space="preserve"> </w:t>
       </w:r>
       <m:oMath>
         <m:sSub>
@@ -6953,7 +6968,52 @@
         </m:r>
       </m:oMath>
       <w:r>
-        <w:t>. El resultado es la distribución de Planck:</w:t>
+        <w:t>. El resultado es la distribución de Planck</w:t>
+      </w:r>
+      <w:r>
+        <w:t xml:space="preserve">, </w:t>
+      </w:r>
+      <w:r>
+        <w:t xml:space="preserve">que a bajas frecuencias recupera </w:t>
+      </w:r>
+      <m:oMath>
+        <m:sSub>
+          <m:sSubPr>
+            <m:ctrlPr>
+              <w:rPr>
+                <w:rFonts w:ascii="Cambria Math" w:hAnsi="Cambria Math"/>
+              </w:rPr>
+            </m:ctrlPr>
+          </m:sSubPr>
+          <m:e>
+            <m:r>
+              <w:rPr>
+                <w:rFonts w:ascii="Cambria Math" w:hAnsi="Cambria Math"/>
+              </w:rPr>
+              <m:t>k</m:t>
+            </m:r>
+          </m:e>
+          <m:sub>
+            <m:r>
+              <w:rPr>
+                <w:rFonts w:ascii="Cambria Math" w:hAnsi="Cambria Math"/>
+              </w:rPr>
+              <m:t>B</m:t>
+            </m:r>
+          </m:sub>
+        </m:sSub>
+        <m:r>
+          <w:rPr>
+            <w:rFonts w:ascii="Cambria Math" w:hAnsi="Cambria Math"/>
+          </w:rPr>
+          <m:t>T</m:t>
+        </m:r>
+      </m:oMath>
+      <w:r>
+        <w:t xml:space="preserve"> (resultado clásico) y a altas frecuencias suprime la divergencia exponencialmente</w:t>
+      </w:r>
+      <w:r>
+        <w:t>:</w:t>
       </w:r>
     </w:p>
     <w:p>
@@ -7095,17 +7155,19 @@
       <w:pPr>
         <w:pStyle w:val="FirstParagraph"/>
       </w:pPr>
+      <w:bookmarkStart w:id="12" w:name="_GoBack"/>
       <w:r>
         <w:pict>
           <v:rect id="_x0000_i1030" style="width:0;height:1.5pt" o:hralign="center" o:hrstd="t" o:hr="t"/>
         </w:pict>
       </w:r>
+      <w:bookmarkEnd w:id="12"/>
     </w:p>
     <w:p>
       <w:pPr>
         <w:pStyle w:val="Ttulo2"/>
       </w:pPr>
-      <w:bookmarkStart w:id="12" w:name="X3b4dbc2ec5f0ce51f801a3899006e092ece1488"/>
+      <w:bookmarkStart w:id="13" w:name="X3b4dbc2ec5f0ce51f801a3899006e092ece1488"/>
       <w:bookmarkEnd w:id="11"/>
       <w:r>
         <w:lastRenderedPageBreak/>
@@ -7120,12 +7182,7 @@
         <w:pStyle w:val="FirstParagraph"/>
       </w:pPr>
       <w:r>
-        <w:t>La teoría estadística de Boltzmann era matemáticamente sólida, pero sus adversarios exigían una prueba experimental directa de la existencia de los átomos. Einstein (1905) la proporcionó con una idea elegante: si los átomos existen, sus colisiones incesantes sobre una partícula visible —como un grano de polen o una partícula coloidal— deben producir un movimiento errático observable bajo el microscopio. Este fenómeno había sido descr</w:t>
-      </w:r>
-      <w:bookmarkStart w:id="13" w:name="_GoBack"/>
-      <w:bookmarkEnd w:id="13"/>
-      <w:r>
-        <w:t>ito por Robert Brown en 1827, pero nunca explicado.</w:t>
+        <w:t>La teoría estadística de Boltzmann era matemáticamente sólida, pero sus adversarios exigían una prueba experimental directa de la existencia de los átomos. Einstein (1905) la proporcionó con una idea elegante: si los átomos existen, sus colisiones incesantes sobre una partícula visible —como un grano de polen o una partícula coloidal— deben producir un movimiento errático observable bajo el microscopio. Este fenómeno había sido descrito por Robert Brown en 1827, pero nunca explicado.</w:t>
       </w:r>
     </w:p>
     <w:p>
@@ -8707,7 +8764,7 @@
         <w:pStyle w:val="Ttulo2"/>
       </w:pPr>
       <w:bookmarkStart w:id="17" w:name="conclusión"/>
-      <w:bookmarkEnd w:id="12"/>
+      <w:bookmarkEnd w:id="13"/>
       <w:bookmarkEnd w:id="16"/>
       <w:r>
         <w:t>7</w:t>
@@ -12200,7 +12257,7 @@
 </file>
 
 <file path=customXml/itemProps1.xml><?xml version="1.0" encoding="utf-8"?>
-<ds:datastoreItem xmlns:ds="http://schemas.openxmlformats.org/officeDocument/2006/customXml" ds:itemID="{6880CE8B-2232-4F41-A29F-99F2C042B79A}">
+<ds:datastoreItem xmlns:ds="http://schemas.openxmlformats.org/officeDocument/2006/customXml" ds:itemID="{F8878ACD-22A8-4493-BFEB-20DD741107FD}">
   <ds:schemaRefs>
     <ds:schemaRef ds:uri="http://schemas.openxmlformats.org/officeDocument/2006/bibliography"/>
   </ds:schemaRefs>

--- a/01_Termodinamica_TeoriaAtomicaPrecuantica/Summaries/Monografia_Final_v2_Clase6.docx
+++ b/01_Termodinamica_TeoriaAtomicaPrecuantica/Summaries/Monografia_Final_v2_Clase6.docx
@@ -7155,19 +7155,17 @@
       <w:pPr>
         <w:pStyle w:val="FirstParagraph"/>
       </w:pPr>
-      <w:bookmarkStart w:id="12" w:name="_GoBack"/>
       <w:r>
         <w:pict>
           <v:rect id="_x0000_i1030" style="width:0;height:1.5pt" o:hralign="center" o:hrstd="t" o:hr="t"/>
         </w:pict>
       </w:r>
-      <w:bookmarkEnd w:id="12"/>
     </w:p>
     <w:p>
       <w:pPr>
         <w:pStyle w:val="Ttulo2"/>
       </w:pPr>
-      <w:bookmarkStart w:id="13" w:name="X3b4dbc2ec5f0ce51f801a3899006e092ece1488"/>
+      <w:bookmarkStart w:id="12" w:name="X3b4dbc2ec5f0ce51f801a3899006e092ece1488"/>
       <w:bookmarkEnd w:id="11"/>
       <w:r>
         <w:lastRenderedPageBreak/>
@@ -7189,7 +7187,7 @@
       <w:pPr>
         <w:pStyle w:val="Ttulo3"/>
       </w:pPr>
-      <w:bookmarkStart w:id="14" w:name="Xf0722e66c9d069ad6ae8db5204fd1a8bc4218f9"/>
+      <w:bookmarkStart w:id="13" w:name="Xf0722e66c9d069ad6ae8db5204fd1a8bc4218f9"/>
       <w:r>
         <w:t>6</w:t>
       </w:r>
@@ -7243,35 +7241,13 @@
         </m:r>
       </m:oMath>
       <w:r>
-        <w:t xml:space="preserve">, con una densidad numérica </w:t>
-      </w:r>
-      <m:oMath>
-        <m:r>
-          <w:rPr>
-            <w:rFonts w:ascii="Cambria Math" w:hAnsi="Cambria Math"/>
-          </w:rPr>
-          <m:t>n</m:t>
-        </m:r>
-        <m:d>
-          <m:dPr>
-            <m:ctrlPr>
-              <w:rPr>
-                <w:rFonts w:ascii="Cambria Math" w:hAnsi="Cambria Math"/>
-              </w:rPr>
-            </m:ctrlPr>
-          </m:dPr>
-          <m:e>
-            <m:r>
-              <w:rPr>
-                <w:rFonts w:ascii="Cambria Math" w:hAnsi="Cambria Math"/>
-              </w:rPr>
-              <m:t>x</m:t>
-            </m:r>
-          </m:e>
-        </m:d>
-      </m:oMath>
-      <w:r>
-        <w:t xml:space="preserve"> no uniforme. La presión osmótica </w:t>
+        <w:t>, con una densidad numérica</w:t>
+      </w:r>
+      <w:r>
+        <w:t xml:space="preserve"> </w:t>
+      </w:r>
+      <w:r>
+        <w:t xml:space="preserve">no uniforme. La presión osmótica </w:t>
       </w:r>
       <m:oMath>
         <m:sSub>
@@ -7338,7 +7314,7 @@
         </m:r>
       </m:oMath>
       <w:r>
-        <w:t xml:space="preserve"> genera sobre cada partícula una fuerza neta que induce un flujo de arrastre. La movilidad hidrodinámica de una esfera en régimen laminar (resultado de Stokes) es </w:t>
+        <w:t xml:space="preserve"> genera sobre cada partícula una fuerza neta que induce un flujo de arrastre. La movilidad hidrodinámica de una esfera en régimen laminar (Stokes) es </w:t>
       </w:r>
       <m:oMath>
         <m:r>
@@ -7368,82 +7344,114 @@
       <w:r>
         <w:t>, por lo que el flujo de arrastre es:</w:t>
       </w:r>
-    </w:p>
-    <w:p>
-      <w:pPr>
-        <w:pStyle w:val="Textoindependiente"/>
-      </w:pPr>
-      <m:oMathPara>
-        <m:oMathParaPr>
-          <m:jc m:val="center"/>
-        </m:oMathParaPr>
-        <m:oMath>
-          <m:sSub>
-            <m:sSubPr>
-              <m:ctrlPr/>
-            </m:sSubPr>
-            <m:e>
-              <m:r>
-                <m:t>J</m:t>
-              </m:r>
-            </m:e>
-            <m:sub>
-              <m:r>
-                <m:rPr>
-                  <m:nor/>
-                </m:rPr>
-                <m:t>arrastre</m:t>
-              </m:r>
-            </m:sub>
-          </m:sSub>
-          <m:r>
-            <m:t>=-μ </m:t>
-          </m:r>
-          <m:sSub>
-            <m:sSubPr>
-              <m:ctrlPr/>
-            </m:sSubPr>
-            <m:e>
-              <m:r>
-                <m:t>k</m:t>
-              </m:r>
-            </m:e>
-            <m:sub>
-              <m:r>
-                <m:t>B</m:t>
-              </m:r>
-            </m:sub>
-          </m:sSub>
-          <m:r>
-            <m:t>T </m:t>
-          </m:r>
-          <m:f>
-            <m:fPr>
-              <m:ctrlPr/>
-            </m:fPr>
-            <m:num>
-              <m:r>
-                <m:t>∂n</m:t>
-              </m:r>
-            </m:num>
-            <m:den>
-              <m:r>
-                <m:t>∂x</m:t>
-              </m:r>
-            </m:den>
-          </m:f>
-          <m:r>
-            <m:t>.</m:t>
-          </m:r>
-        </m:oMath>
-      </m:oMathPara>
+      <w:r>
+        <w:t xml:space="preserve"> </w:t>
+      </w:r>
+      <m:oMath>
+        <m:sSub>
+          <m:sSubPr>
+            <m:ctrlPr>
+              <w:rPr>
+                <w:rFonts w:ascii="Cambria Math" w:hAnsi="Cambria Math"/>
+              </w:rPr>
+            </m:ctrlPr>
+          </m:sSubPr>
+          <m:e>
+            <m:r>
+              <w:rPr>
+                <w:rFonts w:ascii="Cambria Math" w:hAnsi="Cambria Math"/>
+              </w:rPr>
+              <m:t>J</m:t>
+            </m:r>
+          </m:e>
+          <m:sub>
+            <m:r>
+              <m:rPr>
+                <m:nor/>
+              </m:rPr>
+              <m:t>arrastre</m:t>
+            </m:r>
+          </m:sub>
+        </m:sSub>
+        <m:r>
+          <w:rPr>
+            <w:rFonts w:ascii="Cambria Math" w:hAnsi="Cambria Math"/>
+          </w:rPr>
+          <m:t>=-μ </m:t>
+        </m:r>
+        <m:sSub>
+          <m:sSubPr>
+            <m:ctrlPr>
+              <w:rPr>
+                <w:rFonts w:ascii="Cambria Math" w:hAnsi="Cambria Math"/>
+              </w:rPr>
+            </m:ctrlPr>
+          </m:sSubPr>
+          <m:e>
+            <m:r>
+              <w:rPr>
+                <w:rFonts w:ascii="Cambria Math" w:hAnsi="Cambria Math"/>
+              </w:rPr>
+              <m:t>k</m:t>
+            </m:r>
+          </m:e>
+          <m:sub>
+            <m:r>
+              <w:rPr>
+                <w:rFonts w:ascii="Cambria Math" w:hAnsi="Cambria Math"/>
+              </w:rPr>
+              <m:t>B</m:t>
+            </m:r>
+          </m:sub>
+        </m:sSub>
+        <m:r>
+          <w:rPr>
+            <w:rFonts w:ascii="Cambria Math" w:hAnsi="Cambria Math"/>
+          </w:rPr>
+          <m:t>T </m:t>
+        </m:r>
+        <m:f>
+          <m:fPr>
+            <m:ctrlPr>
+              <w:rPr>
+                <w:rFonts w:ascii="Cambria Math" w:hAnsi="Cambria Math"/>
+              </w:rPr>
+            </m:ctrlPr>
+          </m:fPr>
+          <m:num>
+            <m:r>
+              <w:rPr>
+                <w:rFonts w:ascii="Cambria Math" w:hAnsi="Cambria Math"/>
+              </w:rPr>
+              <m:t>∂n</m:t>
+            </m:r>
+          </m:num>
+          <m:den>
+            <m:r>
+              <w:rPr>
+                <w:rFonts w:ascii="Cambria Math" w:hAnsi="Cambria Math"/>
+              </w:rPr>
+              <m:t>∂x</m:t>
+            </m:r>
+          </m:den>
+        </m:f>
+        <m:r>
+          <w:rPr>
+            <w:rFonts w:ascii="Cambria Math" w:hAnsi="Cambria Math"/>
+          </w:rPr>
+          <m:t>.</m:t>
+        </m:r>
+      </m:oMath>
     </w:p>
     <w:p>
       <w:pPr>
         <w:pStyle w:val="FirstParagraph"/>
-      </w:pPr>
-      <w:r>
-        <w:t xml:space="preserve">En el estado estacionario, este flujo se cancela exactamente con el flujo difusivo de Fick, </w:t>
+        <w:rPr>
+          <w:rFonts w:eastAsiaTheme="minorEastAsia"/>
+        </w:rPr>
+      </w:pPr>
+      <w:r>
+        <w:t xml:space="preserve">En el estado estacionario, este se cancela exactamente con el flujo difusivo de Fick, </w:t>
       </w:r>
       <m:oMath>
         <m:sSub>
@@ -7481,54 +7489,73 @@
       <w:r>
         <w:t>. Igualando ambas expresiones:</w:t>
       </w:r>
-    </w:p>
-    <w:p>
-      <w:pPr>
-        <w:pStyle w:val="Textoindependiente"/>
-      </w:pPr>
-      <m:oMathPara>
-        <m:oMathParaPr>
-          <m:jc m:val="center"/>
-        </m:oMathParaPr>
-        <m:oMath>
-          <m:r>
-            <m:t>D=</m:t>
-          </m:r>
-          <m:f>
-            <m:fPr>
-              <m:ctrlPr/>
-            </m:fPr>
-            <m:num>
-              <m:sSub>
-                <m:sSubPr>
-                  <m:ctrlPr/>
-                </m:sSubPr>
-                <m:e>
-                  <m:r>
-                    <m:t>k</m:t>
-                  </m:r>
-                </m:e>
-                <m:sub>
-                  <m:r>
-                    <m:t>B</m:t>
-                  </m:r>
-                </m:sub>
-              </m:sSub>
-              <m:r>
-                <m:t>T</m:t>
-              </m:r>
-            </m:num>
-            <m:den>
-              <m:r>
-                <m:t>6πηr</m:t>
-              </m:r>
-            </m:den>
-          </m:f>
-          <m:r>
-            <m:t>.</m:t>
-          </m:r>
-        </m:oMath>
-      </m:oMathPara>
+      <w:r>
+        <w:t xml:space="preserve"> </w:t>
+      </w:r>
+      <m:oMath>
+        <m:r>
+          <w:rPr>
+            <w:rFonts w:ascii="Cambria Math" w:hAnsi="Cambria Math"/>
+          </w:rPr>
+          <m:t>D=</m:t>
+        </m:r>
+        <m:f>
+          <m:fPr>
+            <m:ctrlPr>
+              <w:rPr>
+                <w:rFonts w:ascii="Cambria Math" w:hAnsi="Cambria Math"/>
+              </w:rPr>
+            </m:ctrlPr>
+          </m:fPr>
+          <m:num>
+            <m:sSub>
+              <m:sSubPr>
+                <m:ctrlPr>
+                  <w:rPr>
+                    <w:rFonts w:ascii="Cambria Math" w:hAnsi="Cambria Math"/>
+                  </w:rPr>
+                </m:ctrlPr>
+              </m:sSubPr>
+              <m:e>
+                <m:r>
+                  <w:rPr>
+                    <w:rFonts w:ascii="Cambria Math" w:hAnsi="Cambria Math"/>
+                  </w:rPr>
+                  <m:t>k</m:t>
+                </m:r>
+              </m:e>
+              <m:sub>
+                <m:r>
+                  <w:rPr>
+                    <w:rFonts w:ascii="Cambria Math" w:hAnsi="Cambria Math"/>
+                  </w:rPr>
+                  <m:t>B</m:t>
+                </m:r>
+              </m:sub>
+            </m:sSub>
+            <m:r>
+              <w:rPr>
+                <w:rFonts w:ascii="Cambria Math" w:hAnsi="Cambria Math"/>
+              </w:rPr>
+              <m:t>T</m:t>
+            </m:r>
+          </m:num>
+          <m:den>
+            <m:r>
+              <w:rPr>
+                <w:rFonts w:ascii="Cambria Math" w:hAnsi="Cambria Math"/>
+              </w:rPr>
+              <m:t>6πηr</m:t>
+            </m:r>
+          </m:den>
+        </m:f>
+        <m:r>
+          <w:rPr>
+            <w:rFonts w:ascii="Cambria Math" w:hAnsi="Cambria Math"/>
+          </w:rPr>
+          <m:t>.</m:t>
+        </m:r>
+      </m:oMath>
     </w:p>
     <w:p>
       <w:pPr>
@@ -7545,25 +7572,34 @@
         <w:t>relación de Einstein-Smoluchowski</w:t>
       </w:r>
       <w:r>
-        <w:t xml:space="preserve">. Su importancia reside en que conecta una cantidad macroscópicamente medible —el coeficiente de difusión </w:t>
-      </w:r>
-      <m:oMath>
-        <m:r>
-          <w:rPr>
-            <w:rFonts w:ascii="Cambria Math" w:hAnsi="Cambria Math"/>
-          </w:rPr>
-          <m:t>D</m:t>
-        </m:r>
-      </m:oMath>
-      <w:r>
-        <w:t xml:space="preserve">— con la constante de Boltzmann </w:t>
+        <w:t>,</w:t>
+      </w:r>
+      <w:r>
+        <w:t xml:space="preserve"> </w:t>
+      </w:r>
+      <w:r>
+        <w:t xml:space="preserve">que </w:t>
+      </w:r>
+      <w:r>
+        <w:t>conecta la disipación macroscópica (</w:t>
+      </w:r>
+      <m:oMath>
+        <m:r>
+          <w:rPr>
+            <w:rFonts w:ascii="Cambria Math" w:hAnsi="Cambria Math"/>
+          </w:rPr>
+          <m:t>η</m:t>
+        </m:r>
+      </m:oMath>
+      <w:r>
+        <w:t>) con las fluctuaciones microscópicas (</w:t>
       </w:r>
       <m:oMath>
         <m:sSub>
           <m:sSubPr>
             <m:ctrlPr>
               <w:rPr>
-                <w:rFonts w:ascii="Cambria Math" w:hAnsi="Cambria Math"/>
+                <w:rFonts w:ascii="Cambria Math" w:hAnsi="Cambria Math" w:cs="Times New Roman"/>
               </w:rPr>
             </m:ctrlPr>
           </m:sSubPr>
@@ -7584,33 +7620,6 @@
             </m:r>
           </m:sub>
         </m:sSub>
-      </m:oMath>
-      <w:r>
-        <w:t xml:space="preserve"> a través de cantidades controlables en el laboratorio (</w:t>
-      </w:r>
-      <m:oMath>
-        <m:r>
-          <w:rPr>
-            <w:rFonts w:ascii="Cambria Math" w:hAnsi="Cambria Math"/>
-          </w:rPr>
-          <m:t>η</m:t>
-        </m:r>
-      </m:oMath>
-      <w:r>
-        <w:t xml:space="preserve">, </w:t>
-      </w:r>
-      <m:oMath>
-        <m:r>
-          <w:rPr>
-            <w:rFonts w:ascii="Cambria Math" w:hAnsi="Cambria Math"/>
-          </w:rPr>
-          <m:t>r</m:t>
-        </m:r>
-      </m:oMath>
-      <w:r>
-        <w:t xml:space="preserve">, </w:t>
-      </w:r>
-      <m:oMath>
         <m:r>
           <w:rPr>
             <w:rFonts w:ascii="Cambria Math" w:hAnsi="Cambria Math"/>
@@ -7619,7 +7628,10 @@
         </m:r>
       </m:oMath>
       <w:r>
-        <w:t xml:space="preserve">). Es el primer ejemplo del </w:t>
+        <w:t>). Este e</w:t>
+      </w:r>
+      <w:r>
+        <w:t xml:space="preserve">s el primer ejemplo del </w:t>
       </w:r>
       <w:r>
         <w:rPr>
@@ -7629,224 +7641,329 @@
         <w:t>teorema de fluctuación-disipación</w:t>
       </w:r>
       <w:r>
-        <w:t>: la disipación viscosa que frena la partícula y las fluctuaciones térmicas que la agitan son dos manifestaciones del mismo fenómeno microscópico.</w:t>
+        <w:rPr>
+          <w:b/>
+          <w:bCs/>
+        </w:rPr>
+        <w:t>,</w:t>
+      </w:r>
+      <w:r>
+        <w:t xml:space="preserve"> la disipación viscosa que frena la partícula y las fluctuaciones térmicas que la agitan son dos manifestaciones del mismo fenómeno microscópico.</w:t>
       </w:r>
     </w:p>
     <w:p>
       <w:pPr>
         <w:pStyle w:val="Ttulo3"/>
       </w:pPr>
-      <w:bookmarkStart w:id="15" w:name="el-desplazamiento-cuadrático-medio"/>
+      <w:bookmarkStart w:id="14" w:name="el-desplazamiento-cuadrático-medio"/>
+      <w:bookmarkEnd w:id="13"/>
+      <w:r>
+        <w:t>6</w:t>
+      </w:r>
+      <w:r>
+        <w:t>.2 El desplazamiento cuadrático medio</w:t>
+      </w:r>
+    </w:p>
+    <w:p>
+      <w:pPr>
+        <w:pStyle w:val="FirstParagraph"/>
+      </w:pPr>
+      <w:r>
+        <w:t>La solución de la ecuación de difusión con condición inicial localizada muestra que el desplazamiento promedio de la partícula es nulo —no hay dirección preferida— pero el desplazamiento cuadrático medio crece linealmente con el tiempo:</w:t>
+      </w:r>
+      <w:r>
+        <w:t xml:space="preserve"> </w:t>
+      </w:r>
+      <m:oMath>
+        <m:r>
+          <w:rPr>
+            <w:rFonts w:ascii="Cambria Math" w:hAnsi="Cambria Math"/>
+          </w:rPr>
+          <m:t>⟨</m:t>
+        </m:r>
+        <m:sSup>
+          <m:sSupPr>
+            <m:ctrlPr>
+              <w:rPr>
+                <w:rFonts w:ascii="Cambria Math" w:hAnsi="Cambria Math"/>
+              </w:rPr>
+            </m:ctrlPr>
+          </m:sSupPr>
+          <m:e>
+            <m:r>
+              <w:rPr>
+                <w:rFonts w:ascii="Cambria Math" w:hAnsi="Cambria Math"/>
+              </w:rPr>
+              <m:t>x</m:t>
+            </m:r>
+          </m:e>
+          <m:sup>
+            <m:r>
+              <w:rPr>
+                <w:rFonts w:ascii="Cambria Math" w:hAnsi="Cambria Math"/>
+              </w:rPr>
+              <m:t>2</m:t>
+            </m:r>
+          </m:sup>
+        </m:sSup>
+        <m:d>
+          <m:dPr>
+            <m:ctrlPr>
+              <w:rPr>
+                <w:rFonts w:ascii="Cambria Math" w:hAnsi="Cambria Math"/>
+              </w:rPr>
+            </m:ctrlPr>
+          </m:dPr>
+          <m:e>
+            <m:r>
+              <w:rPr>
+                <w:rFonts w:ascii="Cambria Math" w:hAnsi="Cambria Math"/>
+              </w:rPr>
+              <m:t>t</m:t>
+            </m:r>
+          </m:e>
+        </m:d>
+        <m:r>
+          <w:rPr>
+            <w:rFonts w:ascii="Cambria Math" w:hAnsi="Cambria Math"/>
+          </w:rPr>
+          <m:t>⟩=2Dt=</m:t>
+        </m:r>
+        <m:f>
+          <m:fPr>
+            <m:ctrlPr>
+              <w:rPr>
+                <w:rFonts w:ascii="Cambria Math" w:hAnsi="Cambria Math"/>
+              </w:rPr>
+            </m:ctrlPr>
+          </m:fPr>
+          <m:num>
+            <m:r>
+              <w:rPr>
+                <w:rFonts w:ascii="Cambria Math" w:hAnsi="Cambria Math"/>
+              </w:rPr>
+              <m:t>RT</m:t>
+            </m:r>
+          </m:num>
+          <m:den>
+            <m:r>
+              <w:rPr>
+                <w:rFonts w:ascii="Cambria Math" w:hAnsi="Cambria Math"/>
+              </w:rPr>
+              <m:t>3πηr</m:t>
+            </m:r>
+            <m:sSub>
+              <m:sSubPr>
+                <m:ctrlPr>
+                  <w:rPr>
+                    <w:rFonts w:ascii="Cambria Math" w:hAnsi="Cambria Math"/>
+                  </w:rPr>
+                </m:ctrlPr>
+              </m:sSubPr>
+              <m:e>
+                <m:r>
+                  <w:rPr>
+                    <w:rFonts w:ascii="Cambria Math" w:hAnsi="Cambria Math"/>
+                  </w:rPr>
+                  <m:t>N</m:t>
+                </m:r>
+              </m:e>
+              <m:sub>
+                <m:r>
+                  <w:rPr>
+                    <w:rFonts w:ascii="Cambria Math" w:hAnsi="Cambria Math"/>
+                  </w:rPr>
+                  <m:t>A</m:t>
+                </m:r>
+              </m:sub>
+            </m:sSub>
+          </m:den>
+        </m:f>
+        <m:r>
+          <w:rPr>
+            <w:rFonts w:ascii="Cambria Math" w:hAnsi="Cambria Math"/>
+          </w:rPr>
+          <m:t> t.</m:t>
+        </m:r>
+      </m:oMath>
+    </w:p>
+    <w:p>
+      <w:pPr>
+        <w:pStyle w:val="FirstParagraph"/>
+      </w:pPr>
+      <w:r>
+        <w:t>Despejando el número de Avogadro:</w:t>
+      </w:r>
+      <w:r>
+        <w:t xml:space="preserve"> </w:t>
+      </w:r>
+      <m:oMath>
+        <m:sSub>
+          <m:sSubPr>
+            <m:ctrlPr>
+              <w:rPr>
+                <w:rFonts w:ascii="Cambria Math" w:hAnsi="Cambria Math"/>
+              </w:rPr>
+            </m:ctrlPr>
+          </m:sSubPr>
+          <m:e>
+            <m:r>
+              <w:rPr>
+                <w:rFonts w:ascii="Cambria Math" w:hAnsi="Cambria Math"/>
+              </w:rPr>
+              <m:t>N</m:t>
+            </m:r>
+          </m:e>
+          <m:sub>
+            <m:r>
+              <w:rPr>
+                <w:rFonts w:ascii="Cambria Math" w:hAnsi="Cambria Math"/>
+              </w:rPr>
+              <m:t>A</m:t>
+            </m:r>
+          </m:sub>
+        </m:sSub>
+        <m:r>
+          <w:rPr>
+            <w:rFonts w:ascii="Cambria Math" w:hAnsi="Cambria Math"/>
+          </w:rPr>
+          <m:t>=</m:t>
+        </m:r>
+        <m:f>
+          <m:fPr>
+            <m:ctrlPr>
+              <w:rPr>
+                <w:rFonts w:ascii="Cambria Math" w:hAnsi="Cambria Math"/>
+              </w:rPr>
+            </m:ctrlPr>
+          </m:fPr>
+          <m:num>
+            <m:r>
+              <w:rPr>
+                <w:rFonts w:ascii="Cambria Math" w:hAnsi="Cambria Math"/>
+              </w:rPr>
+              <m:t>RT</m:t>
+            </m:r>
+          </m:num>
+          <m:den>
+            <m:r>
+              <w:rPr>
+                <w:rFonts w:ascii="Cambria Math" w:hAnsi="Cambria Math"/>
+              </w:rPr>
+              <m:t>3πηr</m:t>
+            </m:r>
+          </m:den>
+        </m:f>
+        <m:r>
+          <w:rPr>
+            <w:rFonts w:ascii="Cambria Math" w:hAnsi="Cambria Math"/>
+          </w:rPr>
+          <m:t>⋅</m:t>
+        </m:r>
+        <m:f>
+          <m:fPr>
+            <m:ctrlPr>
+              <w:rPr>
+                <w:rFonts w:ascii="Cambria Math" w:hAnsi="Cambria Math"/>
+              </w:rPr>
+            </m:ctrlPr>
+          </m:fPr>
+          <m:num>
+            <m:r>
+              <w:rPr>
+                <w:rFonts w:ascii="Cambria Math" w:hAnsi="Cambria Math"/>
+              </w:rPr>
+              <m:t>t</m:t>
+            </m:r>
+          </m:num>
+          <m:den>
+            <m:r>
+              <w:rPr>
+                <w:rFonts w:ascii="Cambria Math" w:hAnsi="Cambria Math"/>
+              </w:rPr>
+              <m:t>⟨</m:t>
+            </m:r>
+            <m:sSup>
+              <m:sSupPr>
+                <m:ctrlPr>
+                  <w:rPr>
+                    <w:rFonts w:ascii="Cambria Math" w:hAnsi="Cambria Math"/>
+                  </w:rPr>
+                </m:ctrlPr>
+              </m:sSupPr>
+              <m:e>
+                <m:r>
+                  <w:rPr>
+                    <w:rFonts w:ascii="Cambria Math" w:hAnsi="Cambria Math"/>
+                  </w:rPr>
+                  <m:t>x</m:t>
+                </m:r>
+              </m:e>
+              <m:sup>
+                <m:r>
+                  <w:rPr>
+                    <w:rFonts w:ascii="Cambria Math" w:hAnsi="Cambria Math"/>
+                  </w:rPr>
+                  <m:t>2</m:t>
+                </m:r>
+              </m:sup>
+            </m:sSup>
+            <m:d>
+              <m:dPr>
+                <m:ctrlPr>
+                  <w:rPr>
+                    <w:rFonts w:ascii="Cambria Math" w:hAnsi="Cambria Math"/>
+                  </w:rPr>
+                </m:ctrlPr>
+              </m:dPr>
+              <m:e>
+                <m:r>
+                  <w:rPr>
+                    <w:rFonts w:ascii="Cambria Math" w:hAnsi="Cambria Math"/>
+                  </w:rPr>
+                  <m:t>t</m:t>
+                </m:r>
+              </m:e>
+            </m:d>
+            <m:r>
+              <w:rPr>
+                <w:rFonts w:ascii="Cambria Math" w:hAnsi="Cambria Math"/>
+              </w:rPr>
+              <m:t>⟩</m:t>
+            </m:r>
+          </m:den>
+        </m:f>
+        <m:r>
+          <w:rPr>
+            <w:rFonts w:ascii="Cambria Math" w:hAnsi="Cambria Math"/>
+          </w:rPr>
+          <m:t>.</m:t>
+        </m:r>
+      </m:oMath>
+    </w:p>
+    <w:p>
+      <w:pPr>
+        <w:pStyle w:val="FirstParagraph"/>
+      </w:pPr>
+      <w:r>
+        <w:t xml:space="preserve">Todas las variables del lado derecho son directamente medibles. Einstein había convertido la hipótesis atómica en un protocolo experimental </w:t>
+      </w:r>
+      <w:r>
+        <w:t>definido</w:t>
+      </w:r>
+      <w:r>
+        <w:t>.</w:t>
+      </w:r>
+      <w:bookmarkStart w:id="15" w:name="_GoBack"/>
+      <w:bookmarkEnd w:id="15"/>
+    </w:p>
+    <w:p>
+      <w:pPr>
+        <w:pStyle w:val="Ttulo3"/>
+      </w:pPr>
+      <w:bookmarkStart w:id="16" w:name="X5a4fe64225c1e29d44dd31779e48dbd1bca94fa"/>
       <w:bookmarkEnd w:id="14"/>
       <w:r>
-        <w:t>6</w:t>
-      </w:r>
-      <w:r>
-        <w:t>.2 El desplazamiento cuadrático medio</w:t>
-      </w:r>
-    </w:p>
-    <w:p>
-      <w:pPr>
-        <w:pStyle w:val="FirstParagraph"/>
-      </w:pPr>
-      <w:r>
-        <w:t>La solución de la ecuación de difusión con condición inicial localizada muestra que el desplazamiento promedio de la partícula es nulo —no hay dirección preferida— pero el desplazamiento cuadrático medio crece linealmente con el tiempo:</w:t>
-      </w:r>
-    </w:p>
-    <w:p>
-      <w:pPr>
-        <w:pStyle w:val="Textoindependiente"/>
-      </w:pPr>
-      <m:oMathPara>
-        <m:oMathParaPr>
-          <m:jc m:val="center"/>
-        </m:oMathParaPr>
-        <m:oMath>
-          <m:r>
-            <m:t>⟨</m:t>
-          </m:r>
-          <m:sSup>
-            <m:sSupPr>
-              <m:ctrlPr/>
-            </m:sSupPr>
-            <m:e>
-              <m:r>
-                <m:t>x</m:t>
-              </m:r>
-            </m:e>
-            <m:sup>
-              <m:r>
-                <m:t>2</m:t>
-              </m:r>
-            </m:sup>
-          </m:sSup>
-          <m:d>
-            <m:dPr>
-              <m:ctrlPr/>
-            </m:dPr>
-            <m:e>
-              <m:r>
-                <m:t>t</m:t>
-              </m:r>
-            </m:e>
-          </m:d>
-          <m:r>
-            <m:t>⟩=2Dt=</m:t>
-          </m:r>
-          <m:f>
-            <m:fPr>
-              <m:ctrlPr/>
-            </m:fPr>
-            <m:num>
-              <m:r>
-                <m:t>RT</m:t>
-              </m:r>
-            </m:num>
-            <m:den>
-              <m:r>
-                <m:t>3πηr</m:t>
-              </m:r>
-              <m:sSub>
-                <m:sSubPr>
-                  <m:ctrlPr/>
-                </m:sSubPr>
-                <m:e>
-                  <m:r>
-                    <m:t>N</m:t>
-                  </m:r>
-                </m:e>
-                <m:sub>
-                  <m:r>
-                    <m:t>A</m:t>
-                  </m:r>
-                </m:sub>
-              </m:sSub>
-            </m:den>
-          </m:f>
-          <m:r>
-            <m:t> t.</m:t>
-          </m:r>
-        </m:oMath>
-      </m:oMathPara>
-    </w:p>
-    <w:p>
-      <w:pPr>
-        <w:pStyle w:val="FirstParagraph"/>
-      </w:pPr>
-      <w:r>
-        <w:t>Despejando el número de Avogadro:</w:t>
-      </w:r>
-    </w:p>
-    <w:p>
-      <w:pPr>
-        <w:pStyle w:val="Textoindependiente"/>
-      </w:pPr>
-      <m:oMathPara>
-        <m:oMathParaPr>
-          <m:jc m:val="center"/>
-        </m:oMathParaPr>
-        <m:oMath>
-          <m:sSub>
-            <m:sSubPr>
-              <m:ctrlPr/>
-            </m:sSubPr>
-            <m:e>
-              <m:r>
-                <m:t>N</m:t>
-              </m:r>
-            </m:e>
-            <m:sub>
-              <m:r>
-                <m:t>A</m:t>
-              </m:r>
-            </m:sub>
-          </m:sSub>
-          <m:r>
-            <m:t>=</m:t>
-          </m:r>
-          <m:f>
-            <m:fPr>
-              <m:ctrlPr/>
-            </m:fPr>
-            <m:num>
-              <m:r>
-                <m:t>RT</m:t>
-              </m:r>
-            </m:num>
-            <m:den>
-              <m:r>
-                <m:t>3πηr</m:t>
-              </m:r>
-            </m:den>
-          </m:f>
-          <m:r>
-            <m:t>⋅</m:t>
-          </m:r>
-          <m:f>
-            <m:fPr>
-              <m:ctrlPr/>
-            </m:fPr>
-            <m:num>
-              <m:r>
-                <m:t>t</m:t>
-              </m:r>
-            </m:num>
-            <m:den>
-              <m:r>
-                <m:t>⟨</m:t>
-              </m:r>
-              <m:sSup>
-                <m:sSupPr>
-                  <m:ctrlPr/>
-                </m:sSupPr>
-                <m:e>
-                  <m:r>
-                    <m:t>x</m:t>
-                  </m:r>
-                </m:e>
-                <m:sup>
-                  <m:r>
-                    <m:t>2</m:t>
-                  </m:r>
-                </m:sup>
-              </m:sSup>
-              <m:d>
-                <m:dPr>
-                  <m:ctrlPr/>
-                </m:dPr>
-                <m:e>
-                  <m:r>
-                    <m:t>t</m:t>
-                  </m:r>
-                </m:e>
-              </m:d>
-              <m:r>
-                <m:t>⟩</m:t>
-              </m:r>
-            </m:den>
-          </m:f>
-          <m:r>
-            <m:t>.</m:t>
-          </m:r>
-        </m:oMath>
-      </m:oMathPara>
-    </w:p>
-    <w:p>
-      <w:pPr>
-        <w:pStyle w:val="FirstParagraph"/>
-      </w:pPr>
-      <w:r>
-        <w:t>Todas las variables del lado derecho son directamente medibles. Einstein había convertido la hipótesis atómica en un protocolo experimental concreto.</w:t>
-      </w:r>
-    </w:p>
-    <w:p>
-      <w:pPr>
-        <w:pStyle w:val="Ttulo3"/>
-      </w:pPr>
-      <w:bookmarkStart w:id="16" w:name="X5a4fe64225c1e29d44dd31779e48dbd1bca94fa"/>
-      <w:bookmarkEnd w:id="15"/>
-      <w:r>
-        <w:lastRenderedPageBreak/>
         <w:t>6</w:t>
       </w:r>
       <w:r>
@@ -8122,6 +8239,7 @@
           <w:b/>
           <w:bCs/>
         </w:rPr>
+        <w:lastRenderedPageBreak/>
         <w:t>Paso 1.</w:t>
       </w:r>
       <w:r>
@@ -8764,7 +8882,7 @@
         <w:pStyle w:val="Ttulo2"/>
       </w:pPr>
       <w:bookmarkStart w:id="17" w:name="conclusión"/>
-      <w:bookmarkEnd w:id="13"/>
+      <w:bookmarkEnd w:id="12"/>
       <w:bookmarkEnd w:id="16"/>
       <w:r>
         <w:t>7</w:t>
@@ -8849,7 +8967,6 @@
         <w:pStyle w:val="FirstParagraph"/>
       </w:pPr>
       <w:r>
-        <w:lastRenderedPageBreak/>
         <w:t xml:space="preserve">Las mismas herramientas que prueban la existencia de los átomos —la estadística de microestados, la indistinguibilidad, la función de partición— apuntan directamente a la física cuántica del Módulo 2. La división por </w:t>
       </w:r>
       <m:oMath>
@@ -8889,6 +9006,7 @@
       <w:bookmarkStart w:id="18" w:name="cinco-preguntas-originales"/>
       <w:bookmarkEnd w:id="17"/>
       <w:r>
+        <w:lastRenderedPageBreak/>
         <w:t>8</w:t>
       </w:r>
       <w:r>
@@ -9888,11 +10006,7 @@
         </m:r>
       </m:oMath>
       <w:r>
-        <w:t xml:space="preserve">. El mismo valor aparece en la presión cinética de los gases para moléculas </w:t>
-      </w:r>
-      <w:r>
-        <w:lastRenderedPageBreak/>
-        <w:t xml:space="preserve">de tamaño </w:t>
+        <w:t xml:space="preserve">. El mismo valor aparece en la presión cinética de los gases para moléculas de tamaño </w:t>
       </w:r>
       <m:oMath>
         <m:r>
@@ -10056,6 +10170,7 @@
           <w:b/>
           <w:bCs/>
         </w:rPr>
+        <w:lastRenderedPageBreak/>
         <w:t>Pregunta 5.</w:t>
       </w:r>
       <w:r>
@@ -10371,7 +10486,6 @@
         <w:rPr>
           <w:lang w:val="en-GB"/>
         </w:rPr>
-        <w:lastRenderedPageBreak/>
         <w:t xml:space="preserve">Reif, F. (1965). Fundamentals of Statistical and Thermal Physics. </w:t>
       </w:r>
       <w:r>
@@ -12257,7 +12371,7 @@
 </file>
 
 <file path=customXml/itemProps1.xml><?xml version="1.0" encoding="utf-8"?>
-<ds:datastoreItem xmlns:ds="http://schemas.openxmlformats.org/officeDocument/2006/customXml" ds:itemID="{F8878ACD-22A8-4493-BFEB-20DD741107FD}">
+<ds:datastoreItem xmlns:ds="http://schemas.openxmlformats.org/officeDocument/2006/customXml" ds:itemID="{98D84167-0177-4A59-BF12-7B216A3AB57B}">
   <ds:schemaRefs>
     <ds:schemaRef ds:uri="http://schemas.openxmlformats.org/officeDocument/2006/bibliography"/>
   </ds:schemaRefs>

--- a/01_Termodinamica_TeoriaAtomicaPrecuantica/Summaries/Monografia_Final_v2_Clase6.docx
+++ b/01_Termodinamica_TeoriaAtomicaPrecuantica/Summaries/Monografia_Final_v2_Clase6.docx
@@ -595,7 +595,10 @@
         </w:rPr>
       </w:pPr>
       <w:r>
-        <w:t xml:space="preserve">La segunda ley establece que los procesos espontáneos tienen una dirección preferida. Clausius la capturó con el teorema del ciclo: </w:t>
+        <w:t>La segunda ley establece que los procesos espontáneos tienen una dirección preferida. Clausius la ca</w:t>
+      </w:r>
+      <w:r>
+        <w:t xml:space="preserve">pturó con el teorema del ciclo </w:t>
       </w:r>
       <m:oMath>
         <m:r>
@@ -774,14 +777,7 @@
             <w:rFonts w:ascii="Cambria Math" w:hAnsi="Cambria Math"/>
             <w:lang w:eastAsia="zh-CN"/>
           </w:rPr>
-          <m:t xml:space="preserve">  </m:t>
-        </m:r>
-        <m:r>
-          <w:rPr>
-            <w:rFonts w:ascii="Cambria Math" w:hAnsi="Cambria Math"/>
-            <w:lang w:eastAsia="zh-CN"/>
-          </w:rPr>
-          <m:t>dU=T dS-P dV ⇒ dS=</m:t>
+          <m:t xml:space="preserve">  dU=T dS-P dV ⇒ dS=</m:t>
         </m:r>
         <m:f>
           <m:fPr>
@@ -6502,13 +6498,7 @@
             <w:rPr>
               <w:rFonts w:ascii="Cambria Math" w:hAnsi="Cambria Math"/>
             </w:rPr>
-            <m:t>=</m:t>
-          </m:r>
-          <m:r>
-            <w:rPr>
-              <w:rFonts w:ascii="Cambria Math" w:hAnsi="Cambria Math"/>
-            </w:rPr>
-            <m:t>S</m:t>
+            <m:t>=S</m:t>
           </m:r>
           <m:d>
             <m:dPr>
@@ -6523,37 +6513,7 @@
                 <w:rPr>
                   <w:rFonts w:ascii="Cambria Math" w:hAnsi="Cambria Math"/>
                 </w:rPr>
-                <m:t>2</m:t>
-              </m:r>
-              <m:r>
-                <w:rPr>
-                  <w:rFonts w:ascii="Cambria Math" w:hAnsi="Cambria Math"/>
-                </w:rPr>
-                <m:t>N</m:t>
-              </m:r>
-              <m:r>
-                <w:rPr>
-                  <w:rFonts w:ascii="Cambria Math" w:hAnsi="Cambria Math"/>
-                </w:rPr>
-                <m:t>,2</m:t>
-              </m:r>
-              <m:r>
-                <w:rPr>
-                  <w:rFonts w:ascii="Cambria Math" w:hAnsi="Cambria Math"/>
-                </w:rPr>
-                <m:t>V</m:t>
-              </m:r>
-              <m:r>
-                <w:rPr>
-                  <w:rFonts w:ascii="Cambria Math" w:hAnsi="Cambria Math"/>
-                </w:rPr>
-                <m:t>,</m:t>
-              </m:r>
-              <m:r>
-                <w:rPr>
-                  <w:rFonts w:ascii="Cambria Math" w:hAnsi="Cambria Math"/>
-                </w:rPr>
-                <m:t>T</m:t>
+                <m:t>2N,2V,T</m:t>
               </m:r>
             </m:e>
           </m:d>
@@ -6561,13 +6521,7 @@
             <w:rPr>
               <w:rFonts w:ascii="Cambria Math" w:hAnsi="Cambria Math"/>
             </w:rPr>
-            <m:t>-2</m:t>
-          </m:r>
-          <m:r>
-            <w:rPr>
-              <w:rFonts w:ascii="Cambria Math" w:hAnsi="Cambria Math"/>
-            </w:rPr>
-            <m:t>S</m:t>
+            <m:t>-2S</m:t>
           </m:r>
           <m:d>
             <m:dPr>
@@ -6582,31 +6536,7 @@
                 <w:rPr>
                   <w:rFonts w:ascii="Cambria Math" w:hAnsi="Cambria Math"/>
                 </w:rPr>
-                <m:t>N</m:t>
-              </m:r>
-              <m:r>
-                <w:rPr>
-                  <w:rFonts w:ascii="Cambria Math" w:hAnsi="Cambria Math"/>
-                </w:rPr>
-                <m:t>,</m:t>
-              </m:r>
-              <m:r>
-                <w:rPr>
-                  <w:rFonts w:ascii="Cambria Math" w:hAnsi="Cambria Math"/>
-                </w:rPr>
-                <m:t>V</m:t>
-              </m:r>
-              <m:r>
-                <w:rPr>
-                  <w:rFonts w:ascii="Cambria Math" w:hAnsi="Cambria Math"/>
-                </w:rPr>
-                <m:t>,</m:t>
-              </m:r>
-              <m:r>
-                <w:rPr>
-                  <w:rFonts w:ascii="Cambria Math" w:hAnsi="Cambria Math"/>
-                </w:rPr>
-                <m:t>T</m:t>
+                <m:t>N,V,T</m:t>
               </m:r>
             </m:e>
           </m:d>
@@ -6738,13 +6668,7 @@
           <w:rPr>
             <w:rFonts w:ascii="Cambria Math" w:hAnsi="Cambria Math"/>
           </w:rPr>
-          <m:t>T</m:t>
-        </m:r>
-        <m:r>
-          <w:rPr>
-            <w:rFonts w:ascii="Cambria Math" w:hAnsi="Cambria Math"/>
-          </w:rPr>
-          <m:t>,</m:t>
+          <m:t>T,</m:t>
         </m:r>
       </m:oMath>
       <w:r>
@@ -6971,10 +6895,7 @@
         <w:t>. El resultado es la distribución de Planck</w:t>
       </w:r>
       <w:r>
-        <w:t xml:space="preserve">, </w:t>
-      </w:r>
-      <w:r>
-        <w:t xml:space="preserve">que a bajas frecuencias recupera </w:t>
+        <w:t xml:space="preserve">, que a bajas frecuencias recupera </w:t>
       </w:r>
       <m:oMath>
         <m:sSub>
@@ -7120,7 +7041,13 @@
         <w:pStyle w:val="FirstParagraph"/>
       </w:pPr>
       <w:r>
-        <w:t xml:space="preserve">La conexión con la paradoja de Gibbs es directa: en ambos casos, la física clásica sobrecontaba los estados porque trataba como distinguibles objetos que en la naturaleza son idénticos — las moléculas del gas y los cuantos de energía. La corrección </w:t>
+        <w:t xml:space="preserve">La conexión con la paradoja de Gibbs es directa: en ambos casos, la física clásica </w:t>
+      </w:r>
+      <w:r>
+        <w:t>sobre contaba</w:t>
+      </w:r>
+      <w:r>
+        <w:t xml:space="preserve"> los estados porque trataba como distinguibles objetos que en la naturaleza son idénticos — las moléculas del gas y los cuantos de energía. La corrección </w:t>
       </w:r>
       <m:oMath>
         <m:r>
@@ -7578,10 +7505,7 @@
         <w:t xml:space="preserve"> </w:t>
       </w:r>
       <w:r>
-        <w:t xml:space="preserve">que </w:t>
-      </w:r>
-      <w:r>
-        <w:t>conecta la disipación macroscópica (</w:t>
+        <w:t>que conecta la disipación macroscópica (</w:t>
       </w:r>
       <m:oMath>
         <m:r>
@@ -7954,20 +7878,21 @@
       <w:r>
         <w:t>.</w:t>
       </w:r>
-      <w:bookmarkStart w:id="15" w:name="_GoBack"/>
-      <w:bookmarkEnd w:id="15"/>
     </w:p>
     <w:p>
       <w:pPr>
         <w:pStyle w:val="Ttulo3"/>
       </w:pPr>
-      <w:bookmarkStart w:id="16" w:name="X5a4fe64225c1e29d44dd31779e48dbd1bca94fa"/>
+      <w:bookmarkStart w:id="15" w:name="X5a4fe64225c1e29d44dd31779e48dbd1bca94fa"/>
       <w:bookmarkEnd w:id="14"/>
       <w:r>
         <w:t>6</w:t>
       </w:r>
       <w:r>
-        <w:t xml:space="preserve">.3 Ejercicio: determinación de </w:t>
+        <w:t>.3 D</w:t>
+      </w:r>
+      <w:r>
+        <w:t xml:space="preserve">eterminación de </w:t>
       </w:r>
       <m:oMath>
         <m:sSub>
@@ -8011,7 +7936,10 @@
         <w:pStyle w:val="FirstParagraph"/>
       </w:pPr>
       <w:r>
-        <w:t>Jean Perrin realizó mediciones sistemáticas del movimiento browniano entre 1908 y 1909. Los datos típicos de sus experimentos son:</w:t>
+        <w:t>Jean Perrin realizó mediciones sistemáticas del movimien</w:t>
+      </w:r>
+      <w:r>
+        <w:t>to browniano entre 1908 y 1909.</w:t>
       </w:r>
     </w:p>
     <w:p>
@@ -8021,18 +7949,34 @@
           <w:ilvl w:val="0"/>
           <w:numId w:val="3"/>
         </w:numPr>
-      </w:pPr>
-      <w:r>
+        <w:rPr>
+          <w:sz w:val="20"/>
+          <w:szCs w:val="20"/>
+        </w:rPr>
+      </w:pPr>
+      <w:r>
+        <w:rPr>
+          <w:sz w:val="20"/>
+          <w:szCs w:val="20"/>
+        </w:rPr>
         <w:t xml:space="preserve">Temperatura: </w:t>
       </w:r>
       <m:oMath>
         <m:r>
+          <w:rPr>
+            <w:sz w:val="20"/>
+            <w:szCs w:val="20"/>
+          </w:rPr>
           <m:t>T=293 </m:t>
         </m:r>
         <m:r>
           <m:rPr>
             <m:nor/>
           </m:rPr>
+          <w:rPr>
+            <w:sz w:val="20"/>
+            <w:szCs w:val="20"/>
+          </w:rPr>
           <m:t>K</m:t>
         </m:r>
       </m:oMath>
@@ -8044,36 +7988,69 @@
           <w:ilvl w:val="0"/>
           <w:numId w:val="3"/>
         </w:numPr>
-      </w:pPr>
-      <w:r>
+        <w:rPr>
+          <w:sz w:val="20"/>
+          <w:szCs w:val="20"/>
+        </w:rPr>
+      </w:pPr>
+      <w:r>
+        <w:rPr>
+          <w:sz w:val="20"/>
+          <w:szCs w:val="20"/>
+        </w:rPr>
         <w:t xml:space="preserve">Viscosidad del agua: </w:t>
       </w:r>
       <m:oMath>
         <m:r>
+          <w:rPr>
+            <w:sz w:val="20"/>
+            <w:szCs w:val="20"/>
+          </w:rPr>
           <m:t>η=1,00×</m:t>
         </m:r>
         <m:sSup>
           <m:sSupPr>
-            <m:ctrlPr/>
+            <m:ctrlPr>
+              <w:rPr>
+                <w:sz w:val="20"/>
+                <w:szCs w:val="20"/>
+              </w:rPr>
+            </m:ctrlPr>
           </m:sSupPr>
           <m:e>
             <m:r>
+              <w:rPr>
+                <w:sz w:val="20"/>
+                <w:szCs w:val="20"/>
+              </w:rPr>
               <m:t>10</m:t>
             </m:r>
           </m:e>
           <m:sup>
             <m:r>
+              <w:rPr>
+                <w:sz w:val="20"/>
+                <w:szCs w:val="20"/>
+              </w:rPr>
               <m:t>-3</m:t>
             </m:r>
           </m:sup>
         </m:sSup>
         <m:r>
+          <w:rPr>
+            <w:sz w:val="20"/>
+            <w:szCs w:val="20"/>
+          </w:rPr>
           <m:t> </m:t>
         </m:r>
         <m:r>
           <m:rPr>
             <m:nor/>
           </m:rPr>
+          <w:rPr>
+            <w:sz w:val="20"/>
+            <w:szCs w:val="20"/>
+          </w:rPr>
           <m:t>Pa·s</m:t>
         </m:r>
       </m:oMath>
@@ -8085,45 +8062,86 @@
           <w:ilvl w:val="0"/>
           <w:numId w:val="3"/>
         </w:numPr>
-      </w:pPr>
-      <w:r>
-        <w:t xml:space="preserve">Radio de las partículas de gomaguta: </w:t>
+        <w:rPr>
+          <w:sz w:val="20"/>
+          <w:szCs w:val="20"/>
+        </w:rPr>
+      </w:pPr>
+      <w:r>
+        <w:rPr>
+          <w:sz w:val="20"/>
+          <w:szCs w:val="20"/>
+        </w:rPr>
+        <w:t xml:space="preserve">Radio de las partículas: </w:t>
       </w:r>
       <m:oMath>
         <m:r>
+          <w:rPr>
+            <w:sz w:val="20"/>
+            <w:szCs w:val="20"/>
+          </w:rPr>
           <m:t>r=0,50 μ</m:t>
         </m:r>
         <m:r>
           <m:rPr>
             <m:nor/>
           </m:rPr>
+          <w:rPr>
+            <w:sz w:val="20"/>
+            <w:szCs w:val="20"/>
+          </w:rPr>
           <m:t>m</m:t>
         </m:r>
         <m:r>
+          <w:rPr>
+            <w:sz w:val="20"/>
+            <w:szCs w:val="20"/>
+          </w:rPr>
           <m:t>=5,0×</m:t>
         </m:r>
         <m:sSup>
           <m:sSupPr>
-            <m:ctrlPr/>
+            <m:ctrlPr>
+              <w:rPr>
+                <w:sz w:val="20"/>
+                <w:szCs w:val="20"/>
+              </w:rPr>
+            </m:ctrlPr>
           </m:sSupPr>
           <m:e>
             <m:r>
+              <w:rPr>
+                <w:sz w:val="20"/>
+                <w:szCs w:val="20"/>
+              </w:rPr>
               <m:t>10</m:t>
             </m:r>
           </m:e>
           <m:sup>
             <m:r>
+              <w:rPr>
+                <w:sz w:val="20"/>
+                <w:szCs w:val="20"/>
+              </w:rPr>
               <m:t>-7</m:t>
             </m:r>
           </m:sup>
         </m:sSup>
         <m:r>
+          <w:rPr>
+            <w:sz w:val="20"/>
+            <w:szCs w:val="20"/>
+          </w:rPr>
           <m:t> </m:t>
         </m:r>
         <m:r>
           <m:rPr>
             <m:nor/>
           </m:rPr>
+          <w:rPr>
+            <w:sz w:val="20"/>
+            <w:szCs w:val="20"/>
+          </w:rPr>
           <m:t>m</m:t>
         </m:r>
       </m:oMath>
@@ -8135,18 +8153,34 @@
           <w:ilvl w:val="0"/>
           <w:numId w:val="3"/>
         </w:numPr>
-      </w:pPr>
-      <w:r>
+        <w:rPr>
+          <w:sz w:val="20"/>
+          <w:szCs w:val="20"/>
+        </w:rPr>
+      </w:pPr>
+      <w:r>
+        <w:rPr>
+          <w:sz w:val="20"/>
+          <w:szCs w:val="20"/>
+        </w:rPr>
         <w:t xml:space="preserve">Tiempo de observación: </w:t>
       </w:r>
       <m:oMath>
         <m:r>
+          <w:rPr>
+            <w:sz w:val="20"/>
+            <w:szCs w:val="20"/>
+          </w:rPr>
           <m:t>t=30 </m:t>
         </m:r>
         <m:r>
           <m:rPr>
             <m:nor/>
           </m:rPr>
+          <w:rPr>
+            <w:sz w:val="20"/>
+            <w:szCs w:val="20"/>
+          </w:rPr>
           <m:t>s</m:t>
         </m:r>
       </m:oMath>
@@ -8158,64 +8192,123 @@
           <w:ilvl w:val="0"/>
           <w:numId w:val="3"/>
         </w:numPr>
-      </w:pPr>
-      <w:r>
+        <w:rPr>
+          <w:sz w:val="20"/>
+          <w:szCs w:val="20"/>
+        </w:rPr>
+      </w:pPr>
+      <w:r>
+        <w:rPr>
+          <w:sz w:val="20"/>
+          <w:szCs w:val="20"/>
+        </w:rPr>
         <w:t xml:space="preserve">Desplazamiento cuadrático medio medido: </w:t>
       </w:r>
       <m:oMath>
         <m:r>
+          <w:rPr>
+            <w:sz w:val="20"/>
+            <w:szCs w:val="20"/>
+          </w:rPr>
           <m:t>⟨</m:t>
         </m:r>
         <m:sSup>
           <m:sSupPr>
-            <m:ctrlPr/>
+            <m:ctrlPr>
+              <w:rPr>
+                <w:sz w:val="20"/>
+                <w:szCs w:val="20"/>
+              </w:rPr>
+            </m:ctrlPr>
           </m:sSupPr>
           <m:e>
             <m:r>
+              <w:rPr>
+                <w:sz w:val="20"/>
+                <w:szCs w:val="20"/>
+              </w:rPr>
               <m:t>x</m:t>
             </m:r>
           </m:e>
           <m:sup>
             <m:r>
+              <w:rPr>
+                <w:sz w:val="20"/>
+                <w:szCs w:val="20"/>
+              </w:rPr>
               <m:t>2</m:t>
             </m:r>
           </m:sup>
         </m:sSup>
         <m:r>
+          <w:rPr>
+            <w:sz w:val="20"/>
+            <w:szCs w:val="20"/>
+          </w:rPr>
           <m:t>⟩=2,60×</m:t>
         </m:r>
         <m:sSup>
           <m:sSupPr>
-            <m:ctrlPr/>
+            <m:ctrlPr>
+              <w:rPr>
+                <w:sz w:val="20"/>
+                <w:szCs w:val="20"/>
+              </w:rPr>
+            </m:ctrlPr>
           </m:sSupPr>
           <m:e>
             <m:r>
+              <w:rPr>
+                <w:sz w:val="20"/>
+                <w:szCs w:val="20"/>
+              </w:rPr>
               <m:t>10</m:t>
             </m:r>
           </m:e>
           <m:sup>
             <m:r>
+              <w:rPr>
+                <w:sz w:val="20"/>
+                <w:szCs w:val="20"/>
+              </w:rPr>
               <m:t>-11</m:t>
             </m:r>
           </m:sup>
         </m:sSup>
         <m:r>
+          <w:rPr>
+            <w:sz w:val="20"/>
+            <w:szCs w:val="20"/>
+          </w:rPr>
           <m:t> </m:t>
         </m:r>
         <m:sSup>
           <m:sSupPr>
-            <m:ctrlPr/>
+            <m:ctrlPr>
+              <w:rPr>
+                <w:sz w:val="20"/>
+                <w:szCs w:val="20"/>
+              </w:rPr>
+            </m:ctrlPr>
           </m:sSupPr>
           <m:e>
             <m:r>
               <m:rPr>
                 <m:nor/>
               </m:rPr>
+              <w:rPr>
+                <w:sz w:val="20"/>
+                <w:szCs w:val="20"/>
+              </w:rPr>
               <m:t>m</m:t>
             </m:r>
           </m:e>
           <m:sup>
             <m:r>
+              <w:rPr>
+                <w:sz w:val="20"/>
+                <w:szCs w:val="20"/>
+              </w:rPr>
               <m:t>2</m:t>
             </m:r>
           </m:sup>
@@ -8232,7 +8325,231 @@
     </w:p>
     <w:p>
       <w:pPr>
-        <w:pStyle w:val="Textoindependiente"/>
+        <w:pStyle w:val="FirstParagraph"/>
+      </w:pPr>
+      <w:r>
+        <w:rPr>
+          <w:b/>
+          <w:bCs/>
+        </w:rPr>
+        <w:t>1</w:t>
+      </w:r>
+      <w:r>
+        <w:t xml:space="preserve">- </w:t>
+      </w:r>
+      <w:r>
+        <w:t>Coeficiente de difusión experimental:</w:t>
+      </w:r>
+      <w:r>
+        <w:t xml:space="preserve"> </w:t>
+      </w:r>
+      <m:oMath>
+        <m:r>
+          <w:rPr>
+            <w:rFonts w:ascii="Cambria Math" w:hAnsi="Cambria Math"/>
+          </w:rPr>
+          <m:t>D=</m:t>
+        </m:r>
+        <m:f>
+          <m:fPr>
+            <m:ctrlPr>
+              <w:rPr>
+                <w:rFonts w:ascii="Cambria Math" w:hAnsi="Cambria Math"/>
+              </w:rPr>
+            </m:ctrlPr>
+          </m:fPr>
+          <m:num>
+            <m:r>
+              <w:rPr>
+                <w:rFonts w:ascii="Cambria Math" w:hAnsi="Cambria Math"/>
+              </w:rPr>
+              <m:t>⟨</m:t>
+            </m:r>
+            <m:sSup>
+              <m:sSupPr>
+                <m:ctrlPr>
+                  <w:rPr>
+                    <w:rFonts w:ascii="Cambria Math" w:hAnsi="Cambria Math"/>
+                  </w:rPr>
+                </m:ctrlPr>
+              </m:sSupPr>
+              <m:e>
+                <m:r>
+                  <w:rPr>
+                    <w:rFonts w:ascii="Cambria Math" w:hAnsi="Cambria Math"/>
+                  </w:rPr>
+                  <m:t>x</m:t>
+                </m:r>
+              </m:e>
+              <m:sup>
+                <m:r>
+                  <w:rPr>
+                    <w:rFonts w:ascii="Cambria Math" w:hAnsi="Cambria Math"/>
+                  </w:rPr>
+                  <m:t>2</m:t>
+                </m:r>
+              </m:sup>
+            </m:sSup>
+            <m:r>
+              <w:rPr>
+                <w:rFonts w:ascii="Cambria Math" w:hAnsi="Cambria Math"/>
+              </w:rPr>
+              <m:t>⟩</m:t>
+            </m:r>
+          </m:num>
+          <m:den>
+            <m:r>
+              <w:rPr>
+                <w:rFonts w:ascii="Cambria Math" w:hAnsi="Cambria Math"/>
+              </w:rPr>
+              <m:t>2t</m:t>
+            </m:r>
+          </m:den>
+        </m:f>
+        <m:r>
+          <w:rPr>
+            <w:rFonts w:ascii="Cambria Math" w:hAnsi="Cambria Math"/>
+          </w:rPr>
+          <m:t>=</m:t>
+        </m:r>
+        <m:f>
+          <m:fPr>
+            <m:ctrlPr>
+              <w:rPr>
+                <w:rFonts w:ascii="Cambria Math" w:hAnsi="Cambria Math"/>
+              </w:rPr>
+            </m:ctrlPr>
+          </m:fPr>
+          <m:num>
+            <m:r>
+              <w:rPr>
+                <w:rFonts w:ascii="Cambria Math" w:hAnsi="Cambria Math"/>
+              </w:rPr>
+              <m:t>2,60×</m:t>
+            </m:r>
+            <m:sSup>
+              <m:sSupPr>
+                <m:ctrlPr>
+                  <w:rPr>
+                    <w:rFonts w:ascii="Cambria Math" w:hAnsi="Cambria Math"/>
+                  </w:rPr>
+                </m:ctrlPr>
+              </m:sSupPr>
+              <m:e>
+                <m:r>
+                  <w:rPr>
+                    <w:rFonts w:ascii="Cambria Math" w:hAnsi="Cambria Math"/>
+                  </w:rPr>
+                  <m:t>10</m:t>
+                </m:r>
+              </m:e>
+              <m:sup>
+                <m:r>
+                  <w:rPr>
+                    <w:rFonts w:ascii="Cambria Math" w:hAnsi="Cambria Math"/>
+                  </w:rPr>
+                  <m:t>-11</m:t>
+                </m:r>
+              </m:sup>
+            </m:sSup>
+          </m:num>
+          <m:den>
+            <m:r>
+              <w:rPr>
+                <w:rFonts w:ascii="Cambria Math" w:hAnsi="Cambria Math"/>
+              </w:rPr>
+              <m:t>2×30</m:t>
+            </m:r>
+          </m:den>
+        </m:f>
+        <m:r>
+          <w:rPr>
+            <w:rFonts w:ascii="Cambria Math" w:hAnsi="Cambria Math"/>
+          </w:rPr>
+          <m:t>=4,33×</m:t>
+        </m:r>
+        <m:sSup>
+          <m:sSupPr>
+            <m:ctrlPr>
+              <w:rPr>
+                <w:rFonts w:ascii="Cambria Math" w:hAnsi="Cambria Math"/>
+              </w:rPr>
+            </m:ctrlPr>
+          </m:sSupPr>
+          <m:e>
+            <m:r>
+              <w:rPr>
+                <w:rFonts w:ascii="Cambria Math" w:hAnsi="Cambria Math"/>
+              </w:rPr>
+              <m:t>10</m:t>
+            </m:r>
+          </m:e>
+          <m:sup>
+            <m:r>
+              <w:rPr>
+                <w:rFonts w:ascii="Cambria Math" w:hAnsi="Cambria Math"/>
+              </w:rPr>
+              <m:t>-13</m:t>
+            </m:r>
+          </m:sup>
+        </m:sSup>
+        <m:r>
+          <w:rPr>
+            <w:rFonts w:ascii="Cambria Math" w:hAnsi="Cambria Math"/>
+          </w:rPr>
+          <m:t> </m:t>
+        </m:r>
+        <m:sSup>
+          <m:sSupPr>
+            <m:ctrlPr>
+              <w:rPr>
+                <w:rFonts w:ascii="Cambria Math" w:hAnsi="Cambria Math"/>
+              </w:rPr>
+            </m:ctrlPr>
+          </m:sSupPr>
+          <m:e>
+            <m:r>
+              <m:rPr>
+                <m:nor/>
+              </m:rPr>
+              <m:t>m</m:t>
+            </m:r>
+          </m:e>
+          <m:sup>
+            <m:r>
+              <w:rPr>
+                <w:rFonts w:ascii="Cambria Math" w:hAnsi="Cambria Math"/>
+              </w:rPr>
+              <m:t>2</m:t>
+            </m:r>
+          </m:sup>
+        </m:sSup>
+        <m:r>
+          <w:rPr>
+            <w:rFonts w:ascii="Cambria Math" w:hAnsi="Cambria Math"/>
+          </w:rPr>
+          <m:t>/</m:t>
+        </m:r>
+        <m:r>
+          <m:rPr>
+            <m:nor/>
+          </m:rPr>
+          <m:t>s</m:t>
+        </m:r>
+        <m:r>
+          <w:rPr>
+            <w:rFonts w:ascii="Cambria Math" w:hAnsi="Cambria Math"/>
+          </w:rPr>
+          <m:t>.</m:t>
+        </m:r>
+      </m:oMath>
+    </w:p>
+    <w:p>
+      <w:pPr>
+        <w:pStyle w:val="FirstParagraph"/>
+        <w:rPr>
+          <w:lang w:val="es-ES"/>
+        </w:rPr>
       </w:pPr>
       <w:r>
         <w:rPr>
@@ -8240,143 +8557,333 @@
           <w:bCs/>
         </w:rPr>
         <w:lastRenderedPageBreak/>
-        <w:t>Paso 1.</w:t>
-      </w:r>
-      <w:r>
-        <w:t xml:space="preserve"> Coeficiente de difusión experimental:</w:t>
-      </w:r>
-    </w:p>
-    <w:p>
-      <w:pPr>
-        <w:pStyle w:val="Textoindependiente"/>
-      </w:pPr>
-      <m:oMathPara>
-        <m:oMathParaPr>
-          <m:jc m:val="center"/>
-        </m:oMathParaPr>
-        <m:oMath>
-          <m:r>
-            <m:t>D=</m:t>
-          </m:r>
-          <m:f>
-            <m:fPr>
-              <m:ctrlPr/>
-            </m:fPr>
-            <m:num>
-              <m:r>
-                <m:t>⟨</m:t>
-              </m:r>
-              <m:sSup>
-                <m:sSupPr>
-                  <m:ctrlPr/>
-                </m:sSupPr>
-                <m:e>
-                  <m:r>
-                    <m:t>x</m:t>
-                  </m:r>
-                </m:e>
-                <m:sup>
-                  <m:r>
-                    <m:t>2</m:t>
-                  </m:r>
-                </m:sup>
-              </m:sSup>
-              <m:r>
-                <m:t>⟩</m:t>
-              </m:r>
-            </m:num>
-            <m:den>
-              <m:r>
-                <m:t>2t</m:t>
-              </m:r>
-            </m:den>
-          </m:f>
-          <m:r>
-            <m:t>=</m:t>
-          </m:r>
-          <m:f>
-            <m:fPr>
-              <m:ctrlPr/>
-            </m:fPr>
-            <m:num>
-              <m:r>
-                <m:t>2,60×</m:t>
-              </m:r>
-              <m:sSup>
-                <m:sSupPr>
-                  <m:ctrlPr/>
-                </m:sSupPr>
-                <m:e>
-                  <m:r>
-                    <m:t>10</m:t>
-                  </m:r>
-                </m:e>
-                <m:sup>
-                  <m:r>
-                    <m:t>-11</m:t>
-                  </m:r>
-                </m:sup>
-              </m:sSup>
-            </m:num>
-            <m:den>
-              <m:r>
-                <m:t>2×30</m:t>
-              </m:r>
-            </m:den>
-          </m:f>
-          <m:r>
-            <m:t>=4,33×</m:t>
-          </m:r>
-          <m:sSup>
-            <m:sSupPr>
-              <m:ctrlPr/>
-            </m:sSupPr>
-            <m:e>
-              <m:r>
-                <m:t>10</m:t>
-              </m:r>
-            </m:e>
-            <m:sup>
-              <m:r>
-                <m:t>-13</m:t>
-              </m:r>
-            </m:sup>
-          </m:sSup>
-          <m:r>
-            <m:t> </m:t>
-          </m:r>
-          <m:sSup>
-            <m:sSupPr>
-              <m:ctrlPr/>
-            </m:sSupPr>
-            <m:e>
-              <m:r>
-                <m:rPr>
-                  <m:nor/>
-                </m:rPr>
-                <m:t>m</m:t>
-              </m:r>
-            </m:e>
-            <m:sup>
-              <m:r>
-                <m:t>2</m:t>
-              </m:r>
-            </m:sup>
-          </m:sSup>
-          <m:r>
-            <m:t>/</m:t>
-          </m:r>
-          <m:r>
-            <m:rPr>
-              <m:nor/>
-            </m:rPr>
-            <m:t>s</m:t>
-          </m:r>
-          <m:r>
-            <m:t>.</m:t>
-          </m:r>
-        </m:oMath>
-      </m:oMathPara>
+        <w:t>2-</w:t>
+      </w:r>
+      <w:r>
+        <w:t>Constante Boltzmann:</w:t>
+      </w:r>
+      <w:r>
+        <w:t xml:space="preserve"> </w:t>
+      </w:r>
+      <m:oMath>
+        <m:sSub>
+          <m:sSubPr>
+            <m:ctrlPr>
+              <w:rPr>
+                <w:rFonts w:ascii="Cambria Math" w:hAnsi="Cambria Math"/>
+              </w:rPr>
+            </m:ctrlPr>
+          </m:sSubPr>
+          <m:e>
+            <m:r>
+              <w:rPr>
+                <w:rFonts w:ascii="Cambria Math" w:hAnsi="Cambria Math"/>
+              </w:rPr>
+              <m:t>k</m:t>
+            </m:r>
+          </m:e>
+          <m:sub>
+            <m:r>
+              <w:rPr>
+                <w:rFonts w:ascii="Cambria Math" w:hAnsi="Cambria Math"/>
+              </w:rPr>
+              <m:t>B</m:t>
+            </m:r>
+          </m:sub>
+        </m:sSub>
+        <m:r>
+          <w:rPr>
+            <w:rFonts w:ascii="Cambria Math" w:hAnsi="Cambria Math"/>
+            <w:lang w:val="es-ES"/>
+          </w:rPr>
+          <m:t>=</m:t>
+        </m:r>
+        <m:f>
+          <m:fPr>
+            <m:ctrlPr>
+              <w:rPr>
+                <w:rFonts w:ascii="Cambria Math" w:hAnsi="Cambria Math"/>
+              </w:rPr>
+            </m:ctrlPr>
+          </m:fPr>
+          <m:num>
+            <m:r>
+              <w:rPr>
+                <w:rFonts w:ascii="Cambria Math" w:hAnsi="Cambria Math"/>
+                <w:lang w:val="es-ES"/>
+              </w:rPr>
+              <m:t>6</m:t>
+            </m:r>
+            <m:r>
+              <w:rPr>
+                <w:rFonts w:ascii="Cambria Math" w:hAnsi="Cambria Math"/>
+              </w:rPr>
+              <m:t>πηrD</m:t>
+            </m:r>
+          </m:num>
+          <m:den>
+            <m:r>
+              <w:rPr>
+                <w:rFonts w:ascii="Cambria Math" w:hAnsi="Cambria Math"/>
+              </w:rPr>
+              <m:t>T</m:t>
+            </m:r>
+          </m:den>
+        </m:f>
+        <m:r>
+          <w:rPr>
+            <w:rFonts w:ascii="Cambria Math" w:hAnsi="Cambria Math"/>
+            <w:lang w:val="es-ES"/>
+          </w:rPr>
+          <m:t>=</m:t>
+        </m:r>
+        <m:f>
+          <m:fPr>
+            <m:ctrlPr>
+              <w:rPr>
+                <w:rFonts w:ascii="Cambria Math" w:hAnsi="Cambria Math"/>
+              </w:rPr>
+            </m:ctrlPr>
+          </m:fPr>
+          <m:num>
+            <m:r>
+              <w:rPr>
+                <w:rFonts w:ascii="Cambria Math" w:hAnsi="Cambria Math"/>
+                <w:lang w:val="es-ES"/>
+              </w:rPr>
+              <m:t>6</m:t>
+            </m:r>
+            <m:r>
+              <w:rPr>
+                <w:rFonts w:ascii="Cambria Math" w:hAnsi="Cambria Math"/>
+              </w:rPr>
+              <m:t>π</m:t>
+            </m:r>
+            <m:r>
+              <w:rPr>
+                <w:rFonts w:ascii="Cambria Math" w:hAnsi="Cambria Math"/>
+                <w:lang w:val="es-ES"/>
+              </w:rPr>
+              <m:t>×</m:t>
+            </m:r>
+            <m:d>
+              <m:dPr>
+                <m:ctrlPr>
+                  <w:rPr>
+                    <w:rFonts w:ascii="Cambria Math" w:hAnsi="Cambria Math"/>
+                  </w:rPr>
+                </m:ctrlPr>
+              </m:dPr>
+              <m:e>
+                <m:r>
+                  <w:rPr>
+                    <w:rFonts w:ascii="Cambria Math" w:hAnsi="Cambria Math"/>
+                    <w:lang w:val="es-ES"/>
+                  </w:rPr>
+                  <m:t>1,00×</m:t>
+                </m:r>
+                <m:sSup>
+                  <m:sSupPr>
+                    <m:ctrlPr>
+                      <w:rPr>
+                        <w:rFonts w:ascii="Cambria Math" w:hAnsi="Cambria Math"/>
+                      </w:rPr>
+                    </m:ctrlPr>
+                  </m:sSupPr>
+                  <m:e>
+                    <m:r>
+                      <w:rPr>
+                        <w:rFonts w:ascii="Cambria Math" w:hAnsi="Cambria Math"/>
+                        <w:lang w:val="es-ES"/>
+                      </w:rPr>
+                      <m:t>10</m:t>
+                    </m:r>
+                  </m:e>
+                  <m:sup>
+                    <m:r>
+                      <w:rPr>
+                        <w:rFonts w:ascii="Cambria Math" w:hAnsi="Cambria Math"/>
+                        <w:lang w:val="es-ES"/>
+                      </w:rPr>
+                      <m:t>-3</m:t>
+                    </m:r>
+                  </m:sup>
+                </m:sSup>
+              </m:e>
+            </m:d>
+            <m:r>
+              <w:rPr>
+                <w:rFonts w:ascii="Cambria Math" w:hAnsi="Cambria Math"/>
+                <w:lang w:val="es-ES"/>
+              </w:rPr>
+              <m:t>×</m:t>
+            </m:r>
+            <m:d>
+              <m:dPr>
+                <m:ctrlPr>
+                  <w:rPr>
+                    <w:rFonts w:ascii="Cambria Math" w:hAnsi="Cambria Math"/>
+                  </w:rPr>
+                </m:ctrlPr>
+              </m:dPr>
+              <m:e>
+                <m:r>
+                  <w:rPr>
+                    <w:rFonts w:ascii="Cambria Math" w:hAnsi="Cambria Math"/>
+                    <w:lang w:val="es-ES"/>
+                  </w:rPr>
+                  <m:t>5,0×</m:t>
+                </m:r>
+                <m:sSup>
+                  <m:sSupPr>
+                    <m:ctrlPr>
+                      <w:rPr>
+                        <w:rFonts w:ascii="Cambria Math" w:hAnsi="Cambria Math"/>
+                      </w:rPr>
+                    </m:ctrlPr>
+                  </m:sSupPr>
+                  <m:e>
+                    <m:r>
+                      <w:rPr>
+                        <w:rFonts w:ascii="Cambria Math" w:hAnsi="Cambria Math"/>
+                        <w:lang w:val="es-ES"/>
+                      </w:rPr>
+                      <m:t>10</m:t>
+                    </m:r>
+                  </m:e>
+                  <m:sup>
+                    <m:r>
+                      <w:rPr>
+                        <w:rFonts w:ascii="Cambria Math" w:hAnsi="Cambria Math"/>
+                        <w:lang w:val="es-ES"/>
+                      </w:rPr>
+                      <m:t>-7</m:t>
+                    </m:r>
+                  </m:sup>
+                </m:sSup>
+              </m:e>
+            </m:d>
+            <m:r>
+              <w:rPr>
+                <w:rFonts w:ascii="Cambria Math" w:hAnsi="Cambria Math"/>
+                <w:lang w:val="es-ES"/>
+              </w:rPr>
+              <m:t>×</m:t>
+            </m:r>
+            <m:d>
+              <m:dPr>
+                <m:ctrlPr>
+                  <w:rPr>
+                    <w:rFonts w:ascii="Cambria Math" w:hAnsi="Cambria Math"/>
+                  </w:rPr>
+                </m:ctrlPr>
+              </m:dPr>
+              <m:e>
+                <m:r>
+                  <w:rPr>
+                    <w:rFonts w:ascii="Cambria Math" w:hAnsi="Cambria Math"/>
+                    <w:lang w:val="es-ES"/>
+                  </w:rPr>
+                  <m:t>4,33×</m:t>
+                </m:r>
+                <m:sSup>
+                  <m:sSupPr>
+                    <m:ctrlPr>
+                      <w:rPr>
+                        <w:rFonts w:ascii="Cambria Math" w:hAnsi="Cambria Math"/>
+                      </w:rPr>
+                    </m:ctrlPr>
+                  </m:sSupPr>
+                  <m:e>
+                    <m:r>
+                      <w:rPr>
+                        <w:rFonts w:ascii="Cambria Math" w:hAnsi="Cambria Math"/>
+                        <w:lang w:val="es-ES"/>
+                      </w:rPr>
+                      <m:t>10</m:t>
+                    </m:r>
+                  </m:e>
+                  <m:sup>
+                    <m:r>
+                      <w:rPr>
+                        <w:rFonts w:ascii="Cambria Math" w:hAnsi="Cambria Math"/>
+                        <w:lang w:val="es-ES"/>
+                      </w:rPr>
+                      <m:t>-13</m:t>
+                    </m:r>
+                  </m:sup>
+                </m:sSup>
+              </m:e>
+            </m:d>
+          </m:num>
+          <m:den>
+            <m:r>
+              <w:rPr>
+                <w:rFonts w:ascii="Cambria Math" w:hAnsi="Cambria Math"/>
+                <w:lang w:val="es-ES"/>
+              </w:rPr>
+              <m:t>293</m:t>
+            </m:r>
+          </m:den>
+        </m:f>
+        <m:r>
+          <w:rPr>
+            <w:rFonts w:ascii="Cambria Math" w:hAnsi="Cambria Math"/>
+            <w:lang w:val="es-ES"/>
+          </w:rPr>
+          <m:t>≈1,39×</m:t>
+        </m:r>
+        <m:sSup>
+          <m:sSupPr>
+            <m:ctrlPr>
+              <w:rPr>
+                <w:rFonts w:ascii="Cambria Math" w:hAnsi="Cambria Math"/>
+              </w:rPr>
+            </m:ctrlPr>
+          </m:sSupPr>
+          <m:e>
+            <m:r>
+              <w:rPr>
+                <w:rFonts w:ascii="Cambria Math" w:hAnsi="Cambria Math"/>
+                <w:lang w:val="es-ES"/>
+              </w:rPr>
+              <m:t>10</m:t>
+            </m:r>
+          </m:e>
+          <m:sup>
+            <m:r>
+              <w:rPr>
+                <w:rFonts w:ascii="Cambria Math" w:hAnsi="Cambria Math"/>
+                <w:lang w:val="es-ES"/>
+              </w:rPr>
+              <m:t>-23</m:t>
+            </m:r>
+          </m:sup>
+        </m:sSup>
+        <m:r>
+          <w:rPr>
+            <w:rFonts w:ascii="Cambria Math" w:hAnsi="Cambria Math"/>
+            <w:lang w:val="es-ES"/>
+          </w:rPr>
+          <m:t> </m:t>
+        </m:r>
+        <m:r>
+          <m:rPr>
+            <m:nor/>
+          </m:rPr>
+          <w:rPr>
+            <w:lang w:val="es-ES"/>
+          </w:rPr>
+          <m:t>J/K</m:t>
+        </m:r>
+        <m:r>
+          <w:rPr>
+            <w:rFonts w:ascii="Cambria Math" w:hAnsi="Cambria Math"/>
+            <w:lang w:val="es-ES"/>
+          </w:rPr>
+          <m:t>.</m:t>
+        </m:r>
+      </m:oMath>
     </w:p>
     <w:p>
       <w:pPr>
@@ -8387,543 +8894,13 @@
           <w:b/>
           <w:bCs/>
         </w:rPr>
-        <w:t>Paso 2.</w:t>
-      </w:r>
-      <w:r>
-        <w:t xml:space="preserve"> Constante de Boltzmann a partir de la relación de Einstein:</w:t>
-      </w:r>
-    </w:p>
-    <w:p>
-      <w:pPr>
-        <w:pStyle w:val="Textoindependiente"/>
-        <w:rPr>
-          <w:lang w:val="en-GB"/>
-        </w:rPr>
-      </w:pPr>
-      <m:oMathPara>
-        <m:oMathParaPr>
-          <m:jc m:val="center"/>
-        </m:oMathParaPr>
-        <m:oMath>
-          <m:sSub>
-            <m:sSubPr>
-              <m:ctrlPr/>
-            </m:sSubPr>
-            <m:e>
-              <m:r>
-                <m:t>k</m:t>
-              </m:r>
-            </m:e>
-            <m:sub>
-              <m:r>
-                <m:t>B</m:t>
-              </m:r>
-            </m:sub>
-          </m:sSub>
-          <m:r>
-            <w:rPr>
-              <w:lang w:val="en-GB"/>
-            </w:rPr>
-            <m:t>=</m:t>
-          </m:r>
-          <m:f>
-            <m:fPr>
-              <m:ctrlPr/>
-            </m:fPr>
-            <m:num>
-              <m:r>
-                <w:rPr>
-                  <w:lang w:val="en-GB"/>
-                </w:rPr>
-                <m:t>6</m:t>
-              </m:r>
-              <m:r>
-                <m:t>πηrD</m:t>
-              </m:r>
-            </m:num>
-            <m:den>
-              <m:r>
-                <m:t>T</m:t>
-              </m:r>
-            </m:den>
-          </m:f>
-          <m:r>
-            <w:rPr>
-              <w:lang w:val="en-GB"/>
-            </w:rPr>
-            <m:t>=</m:t>
-          </m:r>
-          <m:f>
-            <m:fPr>
-              <m:ctrlPr/>
-            </m:fPr>
-            <m:num>
-              <m:r>
-                <w:rPr>
-                  <w:lang w:val="en-GB"/>
-                </w:rPr>
-                <m:t>6</m:t>
-              </m:r>
-              <m:r>
-                <m:t>π</m:t>
-              </m:r>
-              <m:r>
-                <w:rPr>
-                  <w:lang w:val="en-GB"/>
-                </w:rPr>
-                <m:t>×</m:t>
-              </m:r>
-              <m:d>
-                <m:dPr>
-                  <m:ctrlPr/>
-                </m:dPr>
-                <m:e>
-                  <m:r>
-                    <w:rPr>
-                      <w:lang w:val="en-GB"/>
-                    </w:rPr>
-                    <m:t>1,00×</m:t>
-                  </m:r>
-                  <m:sSup>
-                    <m:sSupPr>
-                      <m:ctrlPr/>
-                    </m:sSupPr>
-                    <m:e>
-                      <m:r>
-                        <w:rPr>
-                          <w:lang w:val="en-GB"/>
-                        </w:rPr>
-                        <m:t>10</m:t>
-                      </m:r>
-                    </m:e>
-                    <m:sup>
-                      <m:r>
-                        <w:rPr>
-                          <w:lang w:val="en-GB"/>
-                        </w:rPr>
-                        <m:t>-3</m:t>
-                      </m:r>
-                    </m:sup>
-                  </m:sSup>
-                </m:e>
-              </m:d>
-              <m:r>
-                <w:rPr>
-                  <w:lang w:val="en-GB"/>
-                </w:rPr>
-                <m:t>×</m:t>
-              </m:r>
-              <m:d>
-                <m:dPr>
-                  <m:ctrlPr/>
-                </m:dPr>
-                <m:e>
-                  <m:r>
-                    <w:rPr>
-                      <w:lang w:val="en-GB"/>
-                    </w:rPr>
-                    <m:t>5,0×</m:t>
-                  </m:r>
-                  <m:sSup>
-                    <m:sSupPr>
-                      <m:ctrlPr/>
-                    </m:sSupPr>
-                    <m:e>
-                      <m:r>
-                        <w:rPr>
-                          <w:lang w:val="en-GB"/>
-                        </w:rPr>
-                        <m:t>10</m:t>
-                      </m:r>
-                    </m:e>
-                    <m:sup>
-                      <m:r>
-                        <w:rPr>
-                          <w:lang w:val="en-GB"/>
-                        </w:rPr>
-                        <m:t>-7</m:t>
-                      </m:r>
-                    </m:sup>
-                  </m:sSup>
-                </m:e>
-              </m:d>
-              <m:r>
-                <w:rPr>
-                  <w:lang w:val="en-GB"/>
-                </w:rPr>
-                <m:t>×</m:t>
-              </m:r>
-              <m:d>
-                <m:dPr>
-                  <m:ctrlPr/>
-                </m:dPr>
-                <m:e>
-                  <m:r>
-                    <w:rPr>
-                      <w:lang w:val="en-GB"/>
-                    </w:rPr>
-                    <m:t>4,33×</m:t>
-                  </m:r>
-                  <m:sSup>
-                    <m:sSupPr>
-                      <m:ctrlPr/>
-                    </m:sSupPr>
-                    <m:e>
-                      <m:r>
-                        <w:rPr>
-                          <w:lang w:val="en-GB"/>
-                        </w:rPr>
-                        <m:t>10</m:t>
-                      </m:r>
-                    </m:e>
-                    <m:sup>
-                      <m:r>
-                        <w:rPr>
-                          <w:lang w:val="en-GB"/>
-                        </w:rPr>
-                        <m:t>-13</m:t>
-                      </m:r>
-                    </m:sup>
-                  </m:sSup>
-                </m:e>
-              </m:d>
-            </m:num>
-            <m:den>
-              <m:r>
-                <w:rPr>
-                  <w:lang w:val="en-GB"/>
-                </w:rPr>
-                <m:t>293</m:t>
-              </m:r>
-            </m:den>
-          </m:f>
-          <m:r>
-            <w:rPr>
-              <w:lang w:val="en-GB"/>
-            </w:rPr>
-            <m:t>≈1,39×</m:t>
-          </m:r>
-          <m:sSup>
-            <m:sSupPr>
-              <m:ctrlPr/>
-            </m:sSupPr>
-            <m:e>
-              <m:r>
-                <w:rPr>
-                  <w:lang w:val="en-GB"/>
-                </w:rPr>
-                <m:t>10</m:t>
-              </m:r>
-            </m:e>
-            <m:sup>
-              <m:r>
-                <w:rPr>
-                  <w:lang w:val="en-GB"/>
-                </w:rPr>
-                <m:t>-23</m:t>
-              </m:r>
-            </m:sup>
-          </m:sSup>
-          <m:r>
-            <w:rPr>
-              <w:lang w:val="en-GB"/>
-            </w:rPr>
-            <m:t> </m:t>
-          </m:r>
-          <m:r>
-            <m:rPr>
-              <m:nor/>
-            </m:rPr>
-            <w:rPr>
-              <w:lang w:val="en-GB"/>
-            </w:rPr>
-            <m:t>J/K</m:t>
-          </m:r>
-          <m:r>
-            <w:rPr>
-              <w:lang w:val="en-GB"/>
-            </w:rPr>
-            <m:t>.</m:t>
-          </m:r>
-        </m:oMath>
-      </m:oMathPara>
-    </w:p>
-    <w:p>
-      <w:pPr>
-        <w:pStyle w:val="FirstParagraph"/>
-      </w:pPr>
-      <w:r>
-        <w:rPr>
-          <w:b/>
-          <w:bCs/>
-        </w:rPr>
-        <w:t>Paso 3.</w:t>
+        <w:t>3-</w:t>
       </w:r>
       <w:r>
         <w:t xml:space="preserve"> Número de Avogadro:</w:t>
       </w:r>
-    </w:p>
-    <w:p>
-      <w:pPr>
-        <w:pStyle w:val="Textoindependiente"/>
-      </w:pPr>
-      <m:oMathPara>
-        <m:oMathParaPr>
-          <m:jc m:val="center"/>
-        </m:oMathParaPr>
-        <m:oMath>
-          <m:sSub>
-            <m:sSubPr>
-              <m:ctrlPr/>
-            </m:sSubPr>
-            <m:e>
-              <m:r>
-                <m:t>N</m:t>
-              </m:r>
-            </m:e>
-            <m:sub>
-              <m:r>
-                <m:t>A</m:t>
-              </m:r>
-            </m:sub>
-          </m:sSub>
-          <m:r>
-            <m:t>=</m:t>
-          </m:r>
-          <m:f>
-            <m:fPr>
-              <m:ctrlPr/>
-            </m:fPr>
-            <m:num>
-              <m:r>
-                <m:t>R</m:t>
-              </m:r>
-            </m:num>
-            <m:den>
-              <m:sSub>
-                <m:sSubPr>
-                  <m:ctrlPr/>
-                </m:sSubPr>
-                <m:e>
-                  <m:r>
-                    <m:t>k</m:t>
-                  </m:r>
-                </m:e>
-                <m:sub>
-                  <m:r>
-                    <m:t>B</m:t>
-                  </m:r>
-                </m:sub>
-              </m:sSub>
-            </m:den>
-          </m:f>
-          <m:r>
-            <m:t>=</m:t>
-          </m:r>
-          <m:f>
-            <m:fPr>
-              <m:ctrlPr/>
-            </m:fPr>
-            <m:num>
-              <m:r>
-                <m:t>8,314</m:t>
-              </m:r>
-            </m:num>
-            <m:den>
-              <m:r>
-                <m:t>1,39×</m:t>
-              </m:r>
-              <m:sSup>
-                <m:sSupPr>
-                  <m:ctrlPr/>
-                </m:sSupPr>
-                <m:e>
-                  <m:r>
-                    <m:t>10</m:t>
-                  </m:r>
-                </m:e>
-                <m:sup>
-                  <m:r>
-                    <m:t>-23</m:t>
-                  </m:r>
-                </m:sup>
-              </m:sSup>
-            </m:den>
-          </m:f>
-          <m:r>
-            <m:t>≈5,98×</m:t>
-          </m:r>
-          <m:sSup>
-            <m:sSupPr>
-              <m:ctrlPr/>
-            </m:sSupPr>
-            <m:e>
-              <m:r>
-                <m:t>10</m:t>
-              </m:r>
-            </m:e>
-            <m:sup>
-              <m:r>
-                <m:t>23</m:t>
-              </m:r>
-            </m:sup>
-          </m:sSup>
-          <m:r>
-            <m:t> </m:t>
-          </m:r>
-          <m:sSup>
-            <m:sSupPr>
-              <m:ctrlPr/>
-            </m:sSupPr>
-            <m:e>
-              <m:r>
-                <m:rPr>
-                  <m:nor/>
-                </m:rPr>
-                <m:t>mol</m:t>
-              </m:r>
-            </m:e>
-            <m:sup>
-              <m:r>
-                <m:t>-1</m:t>
-              </m:r>
-            </m:sup>
-          </m:sSup>
-          <m:r>
-            <m:t>.</m:t>
-          </m:r>
-        </m:oMath>
-      </m:oMathPara>
-    </w:p>
-    <w:p>
-      <w:pPr>
-        <w:pStyle w:val="FirstParagraph"/>
-      </w:pPr>
-      <w:r>
-        <w:t>El resultado concuerda con el valor aceptado (</w:t>
-      </w:r>
-      <m:oMath>
-        <m:r>
-          <w:rPr>
-            <w:rFonts w:ascii="Cambria Math" w:hAnsi="Cambria Math"/>
-          </w:rPr>
-          <m:t>6,022×</m:t>
-        </m:r>
-        <m:sSup>
-          <m:sSupPr>
-            <m:ctrlPr>
-              <w:rPr>
-                <w:rFonts w:ascii="Cambria Math" w:hAnsi="Cambria Math"/>
-              </w:rPr>
-            </m:ctrlPr>
-          </m:sSupPr>
-          <m:e>
-            <m:r>
-              <w:rPr>
-                <w:rFonts w:ascii="Cambria Math" w:hAnsi="Cambria Math"/>
-              </w:rPr>
-              <m:t>10</m:t>
-            </m:r>
-          </m:e>
-          <m:sup>
-            <m:r>
-              <w:rPr>
-                <w:rFonts w:ascii="Cambria Math" w:hAnsi="Cambria Math"/>
-              </w:rPr>
-              <m:t>23</m:t>
-            </m:r>
-          </m:sup>
-        </m:sSup>
-        <m:r>
-          <w:rPr>
-            <w:rFonts w:ascii="Cambria Math" w:hAnsi="Cambria Math"/>
-          </w:rPr>
-          <m:t> </m:t>
-        </m:r>
-        <m:sSup>
-          <m:sSupPr>
-            <m:ctrlPr>
-              <w:rPr>
-                <w:rFonts w:ascii="Cambria Math" w:hAnsi="Cambria Math"/>
-              </w:rPr>
-            </m:ctrlPr>
-          </m:sSupPr>
-          <m:e>
-            <m:r>
-              <m:rPr>
-                <m:nor/>
-              </m:rPr>
-              <m:t>mol</m:t>
-            </m:r>
-          </m:e>
-          <m:sup>
-            <m:r>
-              <w:rPr>
-                <w:rFonts w:ascii="Cambria Math" w:hAnsi="Cambria Math"/>
-              </w:rPr>
-              <m:t>-1</m:t>
-            </m:r>
-          </m:sup>
-        </m:sSup>
-      </m:oMath>
-      <w:r>
-        <w:t>) con un error menor al 1%. Ante este acuerdo, Wilhelm Ostwald reconoció públicamente la existencia real de los átomos en 1908. Jean Perrin recibió el Premio Nobel de Física en 1926 por esta medición.</w:t>
-      </w:r>
-    </w:p>
-    <w:p>
-      <w:r>
-        <w:pict>
-          <v:rect id="_x0000_i1031" style="width:0;height:1.5pt" o:hralign="center" o:hrstd="t" o:hr="t"/>
-        </w:pict>
-      </w:r>
-    </w:p>
-    <w:p>
-      <w:pPr>
-        <w:pStyle w:val="Ttulo2"/>
-      </w:pPr>
-      <w:bookmarkStart w:id="17" w:name="conclusión"/>
-      <w:bookmarkEnd w:id="12"/>
-      <w:bookmarkEnd w:id="16"/>
-      <w:r>
-        <w:t>7</w:t>
-      </w:r>
-      <w:r>
-        <w:t>. Conclusión</w:t>
-      </w:r>
-    </w:p>
-    <w:p>
-      <w:pPr>
-        <w:pStyle w:val="FirstParagraph"/>
-      </w:pPr>
-      <w:r>
-        <w:t>El módulo responde una pregunta concreta: los átomos tienen existencia física real. El camino para llegar a esa respuesta es también el argumento central de la física del siglo XIX hacia el XX.</w:t>
-      </w:r>
-    </w:p>
-    <w:p>
-      <w:pPr>
-        <w:pStyle w:val="FirstParagraph"/>
-      </w:pPr>
-      <w:r>
-        <w:t xml:space="preserve">Boltzmann demostró que la entropía macroscópica de Clausius y el logaritmo del número de microestados son la misma cantidad, descritas a distinta escala. Al exigir que ese conteo sea internamente consistente, emergió una propiedad que nadie había anticipado: los átomos idénticos no son distinguibles. Gibbs formalizó esa exigencia, Sackur y Tetrode calcularon el resultado correcto, y al hacerlo introdujeron inevitablemente la constante de Planck </w:t>
-      </w:r>
-      <m:oMath>
-        <m:r>
-          <w:rPr>
-            <w:rFonts w:ascii="Cambria Math" w:hAnsi="Cambria Math"/>
-          </w:rPr>
-          <m:t>h</m:t>
-        </m:r>
-      </m:oMath>
-      <w:r>
-        <w:t xml:space="preserve"> en una fórmula puramente clásica. Esa constante ya estaba allí, escondida en la textura del espacio de fases, antes de que Planck la necesitara para resolver la catástrofe ultravioleta.</w:t>
-      </w:r>
-    </w:p>
-    <w:p>
-      <w:pPr>
-        <w:pStyle w:val="FirstParagraph"/>
-      </w:pPr>
-      <w:r>
-        <w:t xml:space="preserve">Einstein cerró el argumento convirtiéndolo en un número medible: el coeficiente de difusión de una partícula coloidal, que es inversamente proporcional al número de Avogadro y directamente proporcional a </w:t>
+      <w:r>
+        <w:t xml:space="preserve"> </w:t>
       </w:r>
       <m:oMath>
         <m:sSub>
@@ -8939,7 +8916,7 @@
               <w:rPr>
                 <w:rFonts w:ascii="Cambria Math" w:hAnsi="Cambria Math"/>
               </w:rPr>
-              <m:t>k</m:t>
+              <m:t>N</m:t>
             </m:r>
           </m:e>
           <m:sub>
@@ -8947,7 +8924,7 @@
               <w:rPr>
                 <w:rFonts w:ascii="Cambria Math" w:hAnsi="Cambria Math"/>
               </w:rPr>
-              <m:t>B</m:t>
+              <m:t>A</m:t>
             </m:r>
           </m:sub>
         </m:sSub>
@@ -8955,165 +8932,25 @@
           <w:rPr>
             <w:rFonts w:ascii="Cambria Math" w:hAnsi="Cambria Math"/>
           </w:rPr>
-          <m:t>T</m:t>
-        </m:r>
-      </m:oMath>
-      <w:r>
-        <w:t>. Perrin midió ese número con un microscopio ordinario.</w:t>
-      </w:r>
-    </w:p>
-    <w:p>
-      <w:pPr>
-        <w:pStyle w:val="FirstParagraph"/>
-      </w:pPr>
-      <w:r>
-        <w:t xml:space="preserve">Las mismas herramientas que prueban la existencia de los átomos —la estadística de microestados, la indistinguibilidad, la función de partición— apuntan directamente a la física cuántica del Módulo 2. La división por </w:t>
-      </w:r>
-      <m:oMath>
-        <m:r>
-          <w:rPr>
-            <w:rFonts w:ascii="Cambria Math" w:hAnsi="Cambria Math"/>
-          </w:rPr>
-          <m:t>N!</m:t>
-        </m:r>
-      </m:oMath>
-      <w:r>
-        <w:t xml:space="preserve"> de Gibbs anticipa la estadística de Bose-Einstein y Fermi-Dirac. La constante </w:t>
-      </w:r>
-      <m:oMath>
-        <m:r>
-          <w:rPr>
-            <w:rFonts w:ascii="Cambria Math" w:hAnsi="Cambria Math"/>
-          </w:rPr>
-          <m:t>h</m:t>
-        </m:r>
-      </m:oMath>
-      <w:r>
-        <w:t xml:space="preserve"> de Sackur-Tetrode es la misma que cuantiza la energía del oscilador de Planck. La termodinámica del siglo XIX no era un edificio terminado: sus propias ecuaciones señalaban los límites del modelo clásico y anunciaban la extensión que vendría.</w:t>
-      </w:r>
-    </w:p>
-    <w:p>
-      <w:r>
-        <w:pict>
-          <v:rect id="_x0000_i1032" style="width:0;height:1.5pt" o:hralign="center" o:hrstd="t" o:hr="t"/>
-        </w:pict>
-      </w:r>
-    </w:p>
-    <w:p>
-      <w:pPr>
-        <w:pStyle w:val="Ttulo2"/>
-      </w:pPr>
-      <w:bookmarkStart w:id="18" w:name="cinco-preguntas-originales"/>
-      <w:bookmarkEnd w:id="17"/>
-      <w:r>
-        <w:lastRenderedPageBreak/>
-        <w:t>8</w:t>
-      </w:r>
-      <w:r>
-        <w:t>. Cinco preguntas originales</w:t>
-      </w:r>
-    </w:p>
-    <w:p>
-      <w:pPr>
-        <w:pStyle w:val="FirstParagraph"/>
-      </w:pPr>
-      <w:r>
-        <w:t>Las siguientes preguntas no fueron planteadas explícitamente en la clase, pero se desprenden directamente de su contenido.</w:t>
-      </w:r>
-    </w:p>
-    <w:p>
-      <w:pPr>
-        <w:pStyle w:val="FirstParagraph"/>
-      </w:pPr>
-      <w:r>
-        <w:rPr>
-          <w:b/>
-          <w:bCs/>
-        </w:rPr>
-        <w:t>Pregunta 1.</w:t>
-      </w:r>
-      <w:r>
-        <w:t xml:space="preserve"> La corrección de Gibbs divide el conteo de microestados por </w:t>
-      </w:r>
-      <m:oMath>
-        <m:r>
-          <w:rPr>
-            <w:rFonts w:ascii="Cambria Math" w:hAnsi="Cambria Math"/>
-          </w:rPr>
-          <m:t>N!</m:t>
-        </m:r>
-      </m:oMath>
-      <w:r>
-        <w:t xml:space="preserve">, bajo el supuesto de que ningún par de partículas ocupa simultáneamente la misma celda de fase de volumen </w:t>
-      </w:r>
-      <m:oMath>
-        <m:sSup>
-          <m:sSupPr>
-            <m:ctrlPr>
-              <w:rPr>
-                <w:rFonts w:ascii="Cambria Math" w:hAnsi="Cambria Math"/>
-              </w:rPr>
-            </m:ctrlPr>
-          </m:sSupPr>
-          <m:e>
-            <m:r>
-              <w:rPr>
-                <w:rFonts w:ascii="Cambria Math" w:hAnsi="Cambria Math"/>
-              </w:rPr>
-              <m:t>h</m:t>
-            </m:r>
-          </m:e>
-          <m:sup>
-            <m:r>
-              <w:rPr>
-                <w:rFonts w:ascii="Cambria Math" w:hAnsi="Cambria Math"/>
-              </w:rPr>
-              <m:t>3</m:t>
-            </m:r>
-          </m:sup>
-        </m:sSup>
-      </m:oMath>
-      <w:r>
-        <w:t>. ¿Bajo qué condición física concreta deja de ser válido ese supuesto, y qué tipo de estadística reemplaza a la de Boltzmann en ese régimen?</w:t>
-      </w:r>
-    </w:p>
-    <w:p>
-      <w:pPr>
-        <w:pStyle w:val="FirstParagraph"/>
-      </w:pPr>
-      <w:r>
-        <w:rPr>
-          <w:iCs/>
-        </w:rPr>
-        <w:t>Contexto:</w:t>
-      </w:r>
-      <w:r>
-        <w:t xml:space="preserve"> Cuando la longitud de onda de De Broglie </w:t>
-      </w:r>
-      <m:oMath>
-        <m:r>
-          <w:rPr>
-            <w:rFonts w:ascii="Cambria Math" w:hAnsi="Cambria Math"/>
-          </w:rPr>
-          <m:t>λ=h/</m:t>
-        </m:r>
-        <m:rad>
-          <m:radPr>
-            <m:degHide m:val="1"/>
-            <m:ctrlPr>
-              <w:rPr>
-                <w:rFonts w:ascii="Cambria Math" w:hAnsi="Cambria Math"/>
-              </w:rPr>
-            </m:ctrlPr>
-          </m:radPr>
-          <m:deg/>
-          <m:e>
-            <m:r>
-              <w:rPr>
-                <w:rFonts w:ascii="Cambria Math" w:hAnsi="Cambria Math"/>
-              </w:rPr>
-              <m:t>2πm</m:t>
-            </m:r>
+          <m:t>=</m:t>
+        </m:r>
+        <m:f>
+          <m:fPr>
+            <m:ctrlPr>
+              <w:rPr>
+                <w:rFonts w:ascii="Cambria Math" w:hAnsi="Cambria Math"/>
+              </w:rPr>
+            </m:ctrlPr>
+          </m:fPr>
+          <m:num>
+            <m:r>
+              <w:rPr>
+                <w:rFonts w:ascii="Cambria Math" w:hAnsi="Cambria Math"/>
+              </w:rPr>
+              <m:t>R</m:t>
+            </m:r>
+          </m:num>
+          <m:den>
             <m:sSub>
               <m:sSubPr>
                 <m:ctrlPr>
@@ -9139,310 +8976,37 @@
                 </m:r>
               </m:sub>
             </m:sSub>
-            <m:r>
-              <w:rPr>
-                <w:rFonts w:ascii="Cambria Math" w:hAnsi="Cambria Math"/>
-              </w:rPr>
-              <m:t>T</m:t>
-            </m:r>
-          </m:e>
-        </m:rad>
-      </m:oMath>
-      <w:r>
-        <w:t xml:space="preserve"> es comparable al espaciado interparticular, las funciones de onda de las partículas se superponen y la probabilidad de colisión cuántica no es despreciable. En ese régimen, la estadística de Maxwell-Boltzmann colapsa: los fermiones (espín semientero) obedecen la estadística de Fermi-Dirac, que prohíbe que dos partículas compartan el mismo estado, y los bosones (espín entero) obedecen la estadística de Bose-Einstein, que lo favorece. Esta transición explica la superconductividad, la superfluidez del helio-4 y el comportamiento de los electrones en los metales.</w:t>
-      </w:r>
-    </w:p>
-    <w:p>
-      <w:pPr>
-        <w:pStyle w:val="FirstParagraph"/>
-      </w:pPr>
-      <w:r>
-        <w:rPr>
-          <w:b/>
-          <w:bCs/>
-        </w:rPr>
-        <w:t>Pregunta 2.</w:t>
-      </w:r>
-      <w:r>
-        <w:t xml:space="preserve"> La relación de Einstein </w:t>
-      </w:r>
-      <m:oMath>
-        <m:r>
-          <w:rPr>
-            <w:rFonts w:ascii="Cambria Math" w:hAnsi="Cambria Math"/>
-          </w:rPr>
-          <m:t>D=</m:t>
-        </m:r>
-        <m:sSub>
-          <m:sSubPr>
-            <m:ctrlPr>
-              <w:rPr>
-                <w:rFonts w:ascii="Cambria Math" w:hAnsi="Cambria Math"/>
-              </w:rPr>
-            </m:ctrlPr>
-          </m:sSubPr>
-          <m:e>
-            <m:r>
-              <w:rPr>
-                <w:rFonts w:ascii="Cambria Math" w:hAnsi="Cambria Math"/>
-              </w:rPr>
-              <m:t>k</m:t>
-            </m:r>
-          </m:e>
-          <m:sub>
-            <m:r>
-              <w:rPr>
-                <w:rFonts w:ascii="Cambria Math" w:hAnsi="Cambria Math"/>
-              </w:rPr>
-              <m:t>B</m:t>
-            </m:r>
-          </m:sub>
-        </m:sSub>
-        <m:r>
-          <w:rPr>
-            <w:rFonts w:ascii="Cambria Math" w:hAnsi="Cambria Math"/>
-          </w:rPr>
-          <m:t>T/</m:t>
-        </m:r>
-        <m:d>
-          <m:dPr>
-            <m:ctrlPr>
-              <w:rPr>
-                <w:rFonts w:ascii="Cambria Math" w:hAnsi="Cambria Math"/>
-              </w:rPr>
-            </m:ctrlPr>
-          </m:dPr>
-          <m:e>
-            <m:r>
-              <w:rPr>
-                <w:rFonts w:ascii="Cambria Math" w:hAnsi="Cambria Math"/>
-              </w:rPr>
-              <m:t>6πηr</m:t>
-            </m:r>
-          </m:e>
-        </m:d>
-      </m:oMath>
-      <w:r>
-        <w:t xml:space="preserve"> fue deducida para un fluido newtoniano, donde la fuerza de fricción sobre la partícula depende solo de su velocidad instantánea. ¿Cómo cambiaría la forma de </w:t>
-      </w:r>
-      <m:oMath>
-        <m:r>
-          <w:rPr>
-            <w:rFonts w:ascii="Cambria Math" w:hAnsi="Cambria Math"/>
-          </w:rPr>
-          <m:t>⟨</m:t>
-        </m:r>
-        <m:sSup>
-          <m:sSupPr>
-            <m:ctrlPr>
-              <w:rPr>
-                <w:rFonts w:ascii="Cambria Math" w:hAnsi="Cambria Math"/>
-              </w:rPr>
-            </m:ctrlPr>
-          </m:sSupPr>
-          <m:e>
-            <m:r>
-              <w:rPr>
-                <w:rFonts w:ascii="Cambria Math" w:hAnsi="Cambria Math"/>
-              </w:rPr>
-              <m:t>x</m:t>
-            </m:r>
-          </m:e>
-          <m:sup>
-            <m:r>
-              <w:rPr>
-                <w:rFonts w:ascii="Cambria Math" w:hAnsi="Cambria Math"/>
-              </w:rPr>
-              <m:t>2</m:t>
-            </m:r>
-          </m:sup>
-        </m:sSup>
-        <m:d>
-          <m:dPr>
-            <m:ctrlPr>
-              <w:rPr>
-                <w:rFonts w:ascii="Cambria Math" w:hAnsi="Cambria Math"/>
-              </w:rPr>
-            </m:ctrlPr>
-          </m:dPr>
-          <m:e>
-            <m:r>
-              <w:rPr>
-                <w:rFonts w:ascii="Cambria Math" w:hAnsi="Cambria Math"/>
-              </w:rPr>
-              <m:t>t</m:t>
-            </m:r>
-          </m:e>
-        </m:d>
-        <m:r>
-          <w:rPr>
-            <w:rFonts w:ascii="Cambria Math" w:hAnsi="Cambria Math"/>
-          </w:rPr>
-          <m:t>⟩</m:t>
-        </m:r>
-      </m:oMath>
-      <w:r>
-        <w:t xml:space="preserve"> si el fluido tuviera memoria viscoelástica, de modo que la fricción dependiera del historial de movimiento de la partícula?</w:t>
-      </w:r>
-    </w:p>
-    <w:p>
-      <w:pPr>
-        <w:pStyle w:val="FirstParagraph"/>
-      </w:pPr>
-      <w:r>
-        <w:rPr>
-          <w:iCs/>
-        </w:rPr>
-        <w:t>Contexto:</w:t>
-      </w:r>
-      <w:r>
-        <w:t xml:space="preserve"> En fluidos viscoelásticos (como el citoplasma celular o soluciones de polímeros), el desplazamiento cuadrático medio ya no crece linealmente con el tiempo sino como </w:t>
-      </w:r>
-      <m:oMath>
-        <m:r>
-          <w:rPr>
-            <w:rFonts w:ascii="Cambria Math" w:hAnsi="Cambria Math"/>
-          </w:rPr>
-          <m:t>⟨</m:t>
-        </m:r>
-        <m:sSup>
-          <m:sSupPr>
-            <m:ctrlPr>
-              <w:rPr>
-                <w:rFonts w:ascii="Cambria Math" w:hAnsi="Cambria Math"/>
-              </w:rPr>
-            </m:ctrlPr>
-          </m:sSupPr>
-          <m:e>
-            <m:r>
-              <w:rPr>
-                <w:rFonts w:ascii="Cambria Math" w:hAnsi="Cambria Math"/>
-              </w:rPr>
-              <m:t>x</m:t>
-            </m:r>
-          </m:e>
-          <m:sup>
-            <m:r>
-              <w:rPr>
-                <w:rFonts w:ascii="Cambria Math" w:hAnsi="Cambria Math"/>
-              </w:rPr>
-              <m:t>2</m:t>
-            </m:r>
-          </m:sup>
-        </m:sSup>
-        <m:d>
-          <m:dPr>
-            <m:ctrlPr>
-              <w:rPr>
-                <w:rFonts w:ascii="Cambria Math" w:hAnsi="Cambria Math"/>
-              </w:rPr>
-            </m:ctrlPr>
-          </m:dPr>
-          <m:e>
-            <m:r>
-              <w:rPr>
-                <w:rFonts w:ascii="Cambria Math" w:hAnsi="Cambria Math"/>
-              </w:rPr>
-              <m:t>t</m:t>
-            </m:r>
-          </m:e>
-        </m:d>
-        <m:r>
-          <w:rPr>
-            <w:rFonts w:ascii="Cambria Math" w:hAnsi="Cambria Math"/>
-          </w:rPr>
-          <m:t>⟩∝</m:t>
-        </m:r>
-        <m:sSup>
-          <m:sSupPr>
-            <m:ctrlPr>
-              <w:rPr>
-                <w:rFonts w:ascii="Cambria Math" w:hAnsi="Cambria Math"/>
-              </w:rPr>
-            </m:ctrlPr>
-          </m:sSupPr>
-          <m:e>
-            <m:r>
-              <w:rPr>
-                <w:rFonts w:ascii="Cambria Math" w:hAnsi="Cambria Math"/>
-              </w:rPr>
-              <m:t>t</m:t>
-            </m:r>
-          </m:e>
-          <m:sup>
-            <m:r>
-              <w:rPr>
-                <w:rFonts w:ascii="Cambria Math" w:hAnsi="Cambria Math"/>
-              </w:rPr>
-              <m:t>α</m:t>
-            </m:r>
-          </m:sup>
-        </m:sSup>
-      </m:oMath>
-      <w:r>
-        <w:t xml:space="preserve">, con </w:t>
-      </w:r>
-      <m:oMath>
-        <m:r>
-          <w:rPr>
-            <w:rFonts w:ascii="Cambria Math" w:hAnsi="Cambria Math"/>
-          </w:rPr>
-          <m:t>0&lt;α&lt;1</m:t>
-        </m:r>
-      </m:oMath>
-      <w:r>
-        <w:t>. Este régimen se llama subdifusión y tiene consecuencias directas en biofísica: el transporte de proteínas dentro de la célula es cualitativamente más lento que en un medio newtoniano.</w:t>
-      </w:r>
-    </w:p>
-    <w:p>
-      <w:pPr>
-        <w:pStyle w:val="FirstParagraph"/>
-      </w:pPr>
-      <w:r>
-        <w:rPr>
-          <w:b/>
-          <w:bCs/>
-        </w:rPr>
-        <w:t>Pregunta 3.</w:t>
-      </w:r>
-      <w:r>
-        <w:t xml:space="preserve"> La función de partición canónica </w:t>
-      </w:r>
-      <m:oMath>
-        <m:r>
-          <w:rPr>
-            <w:rFonts w:ascii="Cambria Math" w:hAnsi="Cambria Math"/>
-          </w:rPr>
-          <m:t>Z=</m:t>
-        </m:r>
-        <m:nary>
-          <m:naryPr>
-            <m:chr m:val="∑"/>
-            <m:limLoc m:val="undOvr"/>
-            <m:supHide m:val="1"/>
-            <m:ctrlPr>
-              <w:rPr>
-                <w:rFonts w:ascii="Cambria Math" w:hAnsi="Cambria Math"/>
-              </w:rPr>
-            </m:ctrlPr>
-          </m:naryPr>
-          <m:sub>
-            <m:r>
-              <w:rPr>
-                <w:rFonts w:ascii="Cambria Math" w:hAnsi="Cambria Math"/>
-              </w:rPr>
-              <m:t>i</m:t>
-            </m:r>
-          </m:sub>
-          <m:sup>
-            <m:r>
-              <w:rPr>
-                <w:rFonts w:ascii="Cambria Math" w:hAnsi="Cambria Math"/>
-              </w:rPr>
-              <m:t>​</m:t>
-            </m:r>
-          </m:sup>
-          <m:e>
+          </m:den>
+        </m:f>
+        <m:r>
+          <w:rPr>
+            <w:rFonts w:ascii="Cambria Math" w:hAnsi="Cambria Math"/>
+          </w:rPr>
+          <m:t>=</m:t>
+        </m:r>
+        <m:f>
+          <m:fPr>
+            <m:ctrlPr>
+              <w:rPr>
+                <w:rFonts w:ascii="Cambria Math" w:hAnsi="Cambria Math"/>
+              </w:rPr>
+            </m:ctrlPr>
+          </m:fPr>
+          <m:num>
+            <m:r>
+              <w:rPr>
+                <w:rFonts w:ascii="Cambria Math" w:hAnsi="Cambria Math"/>
+              </w:rPr>
+              <m:t>8,314</m:t>
+            </m:r>
+          </m:num>
+          <m:den>
+            <m:r>
+              <w:rPr>
+                <w:rFonts w:ascii="Cambria Math" w:hAnsi="Cambria Math"/>
+              </w:rPr>
+              <m:t>1,39×</m:t>
+            </m:r>
             <m:sSup>
               <m:sSupPr>
                 <m:ctrlPr>
@@ -9456,7 +9020,7 @@
                   <w:rPr>
                     <w:rFonts w:ascii="Cambria Math" w:hAnsi="Cambria Math"/>
                   </w:rPr>
-                  <m:t>e</m:t>
+                  <m:t>10</m:t>
                 </m:r>
               </m:e>
               <m:sup>
@@ -9464,143 +9028,18 @@
                   <w:rPr>
                     <w:rFonts w:ascii="Cambria Math" w:hAnsi="Cambria Math"/>
                   </w:rPr>
-                  <m:t>-</m:t>
-                </m:r>
-                <m:sSub>
-                  <m:sSubPr>
-                    <m:ctrlPr>
-                      <w:rPr>
-                        <w:rFonts w:ascii="Cambria Math" w:hAnsi="Cambria Math"/>
-                      </w:rPr>
-                    </m:ctrlPr>
-                  </m:sSubPr>
-                  <m:e>
-                    <m:r>
-                      <w:rPr>
-                        <w:rFonts w:ascii="Cambria Math" w:hAnsi="Cambria Math"/>
-                      </w:rPr>
-                      <m:t>E</m:t>
-                    </m:r>
-                  </m:e>
-                  <m:sub>
-                    <m:r>
-                      <w:rPr>
-                        <w:rFonts w:ascii="Cambria Math" w:hAnsi="Cambria Math"/>
-                      </w:rPr>
-                      <m:t>i</m:t>
-                    </m:r>
-                  </m:sub>
-                </m:sSub>
-                <m:r>
-                  <w:rPr>
-                    <w:rFonts w:ascii="Cambria Math" w:hAnsi="Cambria Math"/>
-                  </w:rPr>
-                  <m:t>/</m:t>
-                </m:r>
-                <m:sSub>
-                  <m:sSubPr>
-                    <m:ctrlPr>
-                      <w:rPr>
-                        <w:rFonts w:ascii="Cambria Math" w:hAnsi="Cambria Math"/>
-                      </w:rPr>
-                    </m:ctrlPr>
-                  </m:sSubPr>
-                  <m:e>
-                    <m:r>
-                      <w:rPr>
-                        <w:rFonts w:ascii="Cambria Math" w:hAnsi="Cambria Math"/>
-                      </w:rPr>
-                      <m:t>k</m:t>
-                    </m:r>
-                  </m:e>
-                  <m:sub>
-                    <m:r>
-                      <w:rPr>
-                        <w:rFonts w:ascii="Cambria Math" w:hAnsi="Cambria Math"/>
-                      </w:rPr>
-                      <m:t>B</m:t>
-                    </m:r>
-                  </m:sub>
-                </m:sSub>
-                <m:r>
-                  <w:rPr>
-                    <w:rFonts w:ascii="Cambria Math" w:hAnsi="Cambria Math"/>
-                  </w:rPr>
-                  <m:t>T</m:t>
+                  <m:t>-23</m:t>
                 </m:r>
               </m:sup>
             </m:sSup>
-          </m:e>
-        </m:nary>
-      </m:oMath>
-      <w:r>
-        <w:t xml:space="preserve"> contiene toda la información termodinámica del sistema. La energía media es </w:t>
-      </w:r>
-      <m:oMath>
-        <m:r>
-          <w:rPr>
-            <w:rFonts w:ascii="Cambria Math" w:hAnsi="Cambria Math"/>
-          </w:rPr>
-          <m:t>⟨E⟩=-∂lnZ/∂β</m:t>
-        </m:r>
-      </m:oMath>
-      <w:r>
-        <w:t xml:space="preserve">, con </w:t>
-      </w:r>
-      <m:oMath>
-        <m:r>
-          <w:rPr>
-            <w:rFonts w:ascii="Cambria Math" w:hAnsi="Cambria Math"/>
-          </w:rPr>
-          <m:t>β=1/</m:t>
-        </m:r>
-        <m:d>
-          <m:dPr>
-            <m:ctrlPr>
-              <w:rPr>
-                <w:rFonts w:ascii="Cambria Math" w:hAnsi="Cambria Math"/>
-              </w:rPr>
-            </m:ctrlPr>
-          </m:dPr>
-          <m:e>
-            <m:sSub>
-              <m:sSubPr>
-                <m:ctrlPr>
-                  <w:rPr>
-                    <w:rFonts w:ascii="Cambria Math" w:hAnsi="Cambria Math"/>
-                  </w:rPr>
-                </m:ctrlPr>
-              </m:sSubPr>
-              <m:e>
-                <m:r>
-                  <w:rPr>
-                    <w:rFonts w:ascii="Cambria Math" w:hAnsi="Cambria Math"/>
-                  </w:rPr>
-                  <m:t>k</m:t>
-                </m:r>
-              </m:e>
-              <m:sub>
-                <m:r>
-                  <w:rPr>
-                    <w:rFonts w:ascii="Cambria Math" w:hAnsi="Cambria Math"/>
-                  </w:rPr>
-                  <m:t>B</m:t>
-                </m:r>
-              </m:sub>
-            </m:sSub>
-            <m:r>
-              <w:rPr>
-                <w:rFonts w:ascii="Cambria Math" w:hAnsi="Cambria Math"/>
-              </w:rPr>
-              <m:t>T</m:t>
-            </m:r>
-          </m:e>
-        </m:d>
-      </m:oMath>
-      <w:r>
-        <w:t xml:space="preserve">. ¿A qué magnitud termodinámica medible está relacionada la segunda derivada </w:t>
-      </w:r>
-      <m:oMath>
+          </m:den>
+        </m:f>
+        <m:r>
+          <w:rPr>
+            <w:rFonts w:ascii="Cambria Math" w:hAnsi="Cambria Math"/>
+          </w:rPr>
+          <m:t>≈5,98×</m:t>
+        </m:r>
         <m:sSup>
           <m:sSupPr>
             <m:ctrlPr>
@@ -9614,7 +9053,7 @@
               <w:rPr>
                 <w:rFonts w:ascii="Cambria Math" w:hAnsi="Cambria Math"/>
               </w:rPr>
-              <m:t>∂</m:t>
+              <m:t>10</m:t>
             </m:r>
           </m:e>
           <m:sup>
@@ -9622,7 +9061,7 @@
               <w:rPr>
                 <w:rFonts w:ascii="Cambria Math" w:hAnsi="Cambria Math"/>
               </w:rPr>
-              <m:t>2</m:t>
+              <m:t>23</m:t>
             </m:r>
           </m:sup>
         </m:sSup>
@@ -9630,7 +9069,7 @@
           <w:rPr>
             <w:rFonts w:ascii="Cambria Math" w:hAnsi="Cambria Math"/>
           </w:rPr>
-          <m:t>lnZ/∂</m:t>
+          <m:t> </m:t>
         </m:r>
         <m:sSup>
           <m:sSupPr>
@@ -9642,10 +9081,10 @@
           </m:sSupPr>
           <m:e>
             <m:r>
-              <w:rPr>
-                <w:rFonts w:ascii="Cambria Math" w:hAnsi="Cambria Math"/>
-              </w:rPr>
-              <m:t>β</m:t>
+              <m:rPr>
+                <m:nor/>
+              </m:rPr>
+              <m:t>mol</m:t>
             </m:r>
           </m:e>
           <m:sup>
@@ -9653,313 +9092,160 @@
               <w:rPr>
                 <w:rFonts w:ascii="Cambria Math" w:hAnsi="Cambria Math"/>
               </w:rPr>
-              <m:t>2</m:t>
+              <m:t>-1</m:t>
+            </m:r>
+          </m:sup>
+        </m:sSup>
+        <m:r>
+          <w:rPr>
+            <w:rFonts w:ascii="Cambria Math" w:hAnsi="Cambria Math"/>
+          </w:rPr>
+          <m:t>.</m:t>
+        </m:r>
+      </m:oMath>
+    </w:p>
+    <w:p>
+      <w:pPr>
+        <w:pStyle w:val="FirstParagraph"/>
+      </w:pPr>
+      <w:r>
+        <w:t>El resultado concuerda con el valor aceptado (</w:t>
+      </w:r>
+      <m:oMath>
+        <m:r>
+          <w:rPr>
+            <w:rFonts w:ascii="Cambria Math" w:hAnsi="Cambria Math"/>
+          </w:rPr>
+          <m:t>6,022×</m:t>
+        </m:r>
+        <m:sSup>
+          <m:sSupPr>
+            <m:ctrlPr>
+              <w:rPr>
+                <w:rFonts w:ascii="Cambria Math" w:hAnsi="Cambria Math"/>
+              </w:rPr>
+            </m:ctrlPr>
+          </m:sSupPr>
+          <m:e>
+            <m:r>
+              <w:rPr>
+                <w:rFonts w:ascii="Cambria Math" w:hAnsi="Cambria Math"/>
+              </w:rPr>
+              <m:t>10</m:t>
+            </m:r>
+          </m:e>
+          <m:sup>
+            <m:r>
+              <w:rPr>
+                <w:rFonts w:ascii="Cambria Math" w:hAnsi="Cambria Math"/>
+              </w:rPr>
+              <m:t>23</m:t>
+            </m:r>
+          </m:sup>
+        </m:sSup>
+        <m:r>
+          <w:rPr>
+            <w:rFonts w:ascii="Cambria Math" w:hAnsi="Cambria Math"/>
+          </w:rPr>
+          <m:t> </m:t>
+        </m:r>
+        <m:sSup>
+          <m:sSupPr>
+            <m:ctrlPr>
+              <w:rPr>
+                <w:rFonts w:ascii="Cambria Math" w:hAnsi="Cambria Math"/>
+              </w:rPr>
+            </m:ctrlPr>
+          </m:sSupPr>
+          <m:e>
+            <m:r>
+              <m:rPr>
+                <m:nor/>
+              </m:rPr>
+              <m:t>mol</m:t>
+            </m:r>
+          </m:e>
+          <m:sup>
+            <m:r>
+              <w:rPr>
+                <w:rFonts w:ascii="Cambria Math" w:hAnsi="Cambria Math"/>
+              </w:rPr>
+              <m:t>-1</m:t>
             </m:r>
           </m:sup>
         </m:sSup>
       </m:oMath>
       <w:r>
-        <w:t>?</w:t>
+        <w:t>) con un error menor al 1%. Ante este acuerdo, Wilhelm Ostwald reconoció públicamente la existencia real de los átomos en 1908. Jean Perrin recibió el Premio Nobel de Física en 1926 por esta medición.</w:t>
       </w:r>
     </w:p>
     <w:p>
-      <w:pPr>
-        <w:pStyle w:val="FirstParagraph"/>
-      </w:pPr>
-      <w:r>
-        <w:rPr>
-          <w:iCs/>
-        </w:rPr>
-        <w:t>Contexto:</w:t>
-      </w:r>
-      <w:r>
-        <w:t xml:space="preserve"> Se puede demostrar que </w:t>
-      </w:r>
-      <m:oMath>
-        <m:sSup>
-          <m:sSupPr>
-            <m:ctrlPr>
-              <w:rPr>
-                <w:rFonts w:ascii="Cambria Math" w:hAnsi="Cambria Math"/>
-              </w:rPr>
-            </m:ctrlPr>
-          </m:sSupPr>
-          <m:e>
-            <m:r>
-              <w:rPr>
-                <w:rFonts w:ascii="Cambria Math" w:hAnsi="Cambria Math"/>
-              </w:rPr>
-              <m:t>∂</m:t>
-            </m:r>
-          </m:e>
-          <m:sup>
-            <m:r>
-              <w:rPr>
-                <w:rFonts w:ascii="Cambria Math" w:hAnsi="Cambria Math"/>
-              </w:rPr>
-              <m:t>2</m:t>
-            </m:r>
-          </m:sup>
-        </m:sSup>
-        <m:r>
-          <w:rPr>
-            <w:rFonts w:ascii="Cambria Math" w:hAnsi="Cambria Math"/>
-          </w:rPr>
-          <m:t>lnZ/∂</m:t>
-        </m:r>
-        <m:sSup>
-          <m:sSupPr>
-            <m:ctrlPr>
-              <w:rPr>
-                <w:rFonts w:ascii="Cambria Math" w:hAnsi="Cambria Math"/>
-              </w:rPr>
-            </m:ctrlPr>
-          </m:sSupPr>
-          <m:e>
-            <m:r>
-              <w:rPr>
-                <w:rFonts w:ascii="Cambria Math" w:hAnsi="Cambria Math"/>
-              </w:rPr>
-              <m:t>β</m:t>
-            </m:r>
-          </m:e>
-          <m:sup>
-            <m:r>
-              <w:rPr>
-                <w:rFonts w:ascii="Cambria Math" w:hAnsi="Cambria Math"/>
-              </w:rPr>
-              <m:t>2</m:t>
-            </m:r>
-          </m:sup>
-        </m:sSup>
-        <m:r>
-          <w:rPr>
-            <w:rFonts w:ascii="Cambria Math" w:hAnsi="Cambria Math"/>
-          </w:rPr>
-          <m:t>=⟨</m:t>
-        </m:r>
-        <m:sSup>
-          <m:sSupPr>
-            <m:ctrlPr>
-              <w:rPr>
-                <w:rFonts w:ascii="Cambria Math" w:hAnsi="Cambria Math"/>
-              </w:rPr>
-            </m:ctrlPr>
-          </m:sSupPr>
-          <m:e>
-            <m:r>
-              <w:rPr>
-                <w:rFonts w:ascii="Cambria Math" w:hAnsi="Cambria Math"/>
-              </w:rPr>
-              <m:t>E</m:t>
-            </m:r>
-          </m:e>
-          <m:sup>
-            <m:r>
-              <w:rPr>
-                <w:rFonts w:ascii="Cambria Math" w:hAnsi="Cambria Math"/>
-              </w:rPr>
-              <m:t>2</m:t>
-            </m:r>
-          </m:sup>
-        </m:sSup>
-        <m:r>
-          <w:rPr>
-            <w:rFonts w:ascii="Cambria Math" w:hAnsi="Cambria Math"/>
-          </w:rPr>
-          <m:t>⟩-⟨E</m:t>
-        </m:r>
-        <m:sSup>
-          <m:sSupPr>
-            <m:ctrlPr>
-              <w:rPr>
-                <w:rFonts w:ascii="Cambria Math" w:hAnsi="Cambria Math"/>
-              </w:rPr>
-            </m:ctrlPr>
-          </m:sSupPr>
-          <m:e>
-            <m:r>
-              <w:rPr>
-                <w:rFonts w:ascii="Cambria Math" w:hAnsi="Cambria Math"/>
-              </w:rPr>
-              <m:t>⟩</m:t>
-            </m:r>
-          </m:e>
-          <m:sup>
-            <m:r>
-              <w:rPr>
-                <w:rFonts w:ascii="Cambria Math" w:hAnsi="Cambria Math"/>
-              </w:rPr>
-              <m:t>2</m:t>
-            </m:r>
-          </m:sup>
-        </m:sSup>
-      </m:oMath>
-      <w:r>
-        <w:t xml:space="preserve">, que es la varianza de la energía. Esta cantidad es directamente proporcional a la capacidad calorífica: </w:t>
-      </w:r>
-      <m:oMath>
-        <m:r>
-          <w:rPr>
-            <w:rFonts w:ascii="Cambria Math" w:hAnsi="Cambria Math"/>
-          </w:rPr>
-          <m:t>⟨</m:t>
-        </m:r>
-        <m:sSup>
-          <m:sSupPr>
-            <m:ctrlPr>
-              <w:rPr>
-                <w:rFonts w:ascii="Cambria Math" w:hAnsi="Cambria Math"/>
-              </w:rPr>
-            </m:ctrlPr>
-          </m:sSupPr>
-          <m:e>
-            <m:r>
-              <w:rPr>
-                <w:rFonts w:ascii="Cambria Math" w:hAnsi="Cambria Math"/>
-              </w:rPr>
-              <m:t>E</m:t>
-            </m:r>
-          </m:e>
-          <m:sup>
-            <m:r>
-              <w:rPr>
-                <w:rFonts w:ascii="Cambria Math" w:hAnsi="Cambria Math"/>
-              </w:rPr>
-              <m:t>2</m:t>
-            </m:r>
-          </m:sup>
-        </m:sSup>
-        <m:r>
-          <w:rPr>
-            <w:rFonts w:ascii="Cambria Math" w:hAnsi="Cambria Math"/>
-          </w:rPr>
-          <m:t>⟩-⟨E</m:t>
-        </m:r>
-        <m:sSup>
-          <m:sSupPr>
-            <m:ctrlPr>
-              <w:rPr>
-                <w:rFonts w:ascii="Cambria Math" w:hAnsi="Cambria Math"/>
-              </w:rPr>
-            </m:ctrlPr>
-          </m:sSupPr>
-          <m:e>
-            <m:r>
-              <w:rPr>
-                <w:rFonts w:ascii="Cambria Math" w:hAnsi="Cambria Math"/>
-              </w:rPr>
-              <m:t>⟩</m:t>
-            </m:r>
-          </m:e>
-          <m:sup>
-            <m:r>
-              <w:rPr>
-                <w:rFonts w:ascii="Cambria Math" w:hAnsi="Cambria Math"/>
-              </w:rPr>
-              <m:t>2</m:t>
-            </m:r>
-          </m:sup>
-        </m:sSup>
-        <m:r>
-          <w:rPr>
-            <w:rFonts w:ascii="Cambria Math" w:hAnsi="Cambria Math"/>
-          </w:rPr>
-          <m:t>=</m:t>
-        </m:r>
-        <m:sSub>
-          <m:sSubPr>
-            <m:ctrlPr>
-              <w:rPr>
-                <w:rFonts w:ascii="Cambria Math" w:hAnsi="Cambria Math"/>
-              </w:rPr>
-            </m:ctrlPr>
-          </m:sSubPr>
-          <m:e>
-            <m:r>
-              <w:rPr>
-                <w:rFonts w:ascii="Cambria Math" w:hAnsi="Cambria Math"/>
-              </w:rPr>
-              <m:t>k</m:t>
-            </m:r>
-          </m:e>
-          <m:sub>
-            <m:r>
-              <w:rPr>
-                <w:rFonts w:ascii="Cambria Math" w:hAnsi="Cambria Math"/>
-              </w:rPr>
-              <m:t>B</m:t>
-            </m:r>
-          </m:sub>
-        </m:sSub>
-        <m:sSup>
-          <m:sSupPr>
-            <m:ctrlPr>
-              <w:rPr>
-                <w:rFonts w:ascii="Cambria Math" w:hAnsi="Cambria Math"/>
-              </w:rPr>
-            </m:ctrlPr>
-          </m:sSupPr>
-          <m:e>
-            <m:r>
-              <w:rPr>
-                <w:rFonts w:ascii="Cambria Math" w:hAnsi="Cambria Math"/>
-              </w:rPr>
-              <m:t>T</m:t>
-            </m:r>
-          </m:e>
-          <m:sup>
-            <m:r>
-              <w:rPr>
-                <w:rFonts w:ascii="Cambria Math" w:hAnsi="Cambria Math"/>
-              </w:rPr>
-              <m:t>2</m:t>
-            </m:r>
-          </m:sup>
-        </m:sSup>
-        <m:sSub>
-          <m:sSubPr>
-            <m:ctrlPr>
-              <w:rPr>
-                <w:rFonts w:ascii="Cambria Math" w:hAnsi="Cambria Math"/>
-              </w:rPr>
-            </m:ctrlPr>
-          </m:sSubPr>
-          <m:e>
-            <m:r>
-              <w:rPr>
-                <w:rFonts w:ascii="Cambria Math" w:hAnsi="Cambria Math"/>
-              </w:rPr>
-              <m:t>C</m:t>
-            </m:r>
-          </m:e>
-          <m:sub>
-            <m:r>
-              <w:rPr>
-                <w:rFonts w:ascii="Cambria Math" w:hAnsi="Cambria Math"/>
-              </w:rPr>
-              <m:t>V</m:t>
-            </m:r>
-          </m:sub>
-        </m:sSub>
-      </m:oMath>
-      <w:r>
-        <w:t>. Las fluctuaciones de energía de un sistema son, por lo tanto, medibles a través de su capacidad calorífica: la física estadística conecta el azar microscópico con una magnitud macroscópica cotidiana.</w:t>
+      <w:r>
+        <w:pict>
+          <v:rect id="_x0000_i1031" style="width:0;height:1.5pt" o:hralign="center" o:hrstd="t" o:hr="t"/>
+        </w:pict>
       </w:r>
     </w:p>
     <w:p>
       <w:pPr>
+        <w:pStyle w:val="Ttulo2"/>
+      </w:pPr>
+      <w:bookmarkStart w:id="16" w:name="conclusión"/>
+      <w:bookmarkEnd w:id="12"/>
+      <w:bookmarkEnd w:id="15"/>
+      <w:r>
+        <w:t>7</w:t>
+      </w:r>
+      <w:r>
+        <w:t>. Conclusión</w:t>
+      </w:r>
+    </w:p>
+    <w:p>
+      <w:pPr>
         <w:pStyle w:val="FirstParagraph"/>
       </w:pPr>
       <w:r>
-        <w:rPr>
-          <w:b/>
-          <w:bCs/>
-        </w:rPr>
-        <w:t>Pregunta 4.</w:t>
-      </w:r>
-      <w:r>
-        <w:t xml:space="preserve"> En el experimento de Perrin, la constante de Boltzmann </w:t>
+        <w:t>El módulo responde una pregunta concreta: los átomos tienen existencia física real. El camino para llegar a esa respuesta es también el argumento central de la física del siglo XIX hacia el XX.</w:t>
+      </w:r>
+    </w:p>
+    <w:p>
+      <w:pPr>
+        <w:pStyle w:val="FirstParagraph"/>
+      </w:pPr>
+      <w:r>
+        <w:t xml:space="preserve">Boltzmann demostró que la entropía macroscópica de Clausius y el logaritmo del número de microestados son la misma cantidad, descritas a distinta escala. Al exigir que ese conteo sea internamente consistente, emergió una propiedad que nadie había anticipado: los átomos idénticos no son distinguibles. Gibbs formalizó esa exigencia, Sackur y Tetrode calcularon el resultado correcto, y al hacerlo introdujeron la constante de </w:t>
+      </w:r>
+      <w:r>
+        <w:t>Planck</w:t>
+      </w:r>
+      <m:oMath>
+        <m:r>
+          <w:rPr>
+            <w:rFonts w:ascii="Cambria Math" w:hAnsi="Cambria Math"/>
+          </w:rPr>
+          <m:t xml:space="preserve"> h</m:t>
+        </m:r>
+      </m:oMath>
+      <w:r>
+        <w:t>. Esa constante ya estaba allí, antes de que Planck la necesitara para resolver la catástrofe ultravioleta.</w:t>
+      </w:r>
+      <w:r>
+        <w:t xml:space="preserve"> </w:t>
+      </w:r>
+      <w:r>
+        <w:t xml:space="preserve">Einstein </w:t>
+      </w:r>
+      <w:r>
+        <w:t>señalo que</w:t>
+      </w:r>
+      <w:r>
+        <w:t xml:space="preserve"> el coeficiente de difusión de una partícula coloidal</w:t>
+      </w:r>
+      <w:r>
+        <w:t xml:space="preserve"> </w:t>
+      </w:r>
+      <w:r>
+        <w:t xml:space="preserve">es inversamente proporcional al número de Avogadro y directamente proporcional a </w:t>
       </w:r>
       <m:oMath>
         <m:sSub>
@@ -9987,73 +9273,18 @@
             </m:r>
           </m:sub>
         </m:sSub>
+        <m:r>
+          <w:rPr>
+            <w:rFonts w:ascii="Cambria Math" w:hAnsi="Cambria Math"/>
+          </w:rPr>
+          <m:t>T</m:t>
+        </m:r>
       </m:oMath>
       <w:r>
-        <w:t xml:space="preserve"> se determinó con partículas coloidales de radio </w:t>
-      </w:r>
-      <m:oMath>
-        <m:r>
-          <w:rPr>
-            <w:rFonts w:ascii="Cambria Math" w:hAnsi="Cambria Math"/>
-          </w:rPr>
-          <m:t>∼0,5 μ</m:t>
-        </m:r>
-        <m:r>
-          <m:rPr>
-            <m:nor/>
-          </m:rPr>
-          <m:t>m</m:t>
-        </m:r>
-      </m:oMath>
-      <w:r>
-        <w:t xml:space="preserve">. El mismo valor aparece en la presión cinética de los gases para moléculas de tamaño </w:t>
-      </w:r>
-      <m:oMath>
-        <m:r>
-          <w:rPr>
-            <w:rFonts w:ascii="Cambria Math" w:hAnsi="Cambria Math"/>
-          </w:rPr>
-          <m:t>∼0,1 </m:t>
-        </m:r>
-        <m:r>
-          <m:rPr>
-            <m:nor/>
-          </m:rPr>
-          <m:t>nm</m:t>
-        </m:r>
-      </m:oMath>
-      <w:r>
-        <w:t xml:space="preserve">, es decir, para objetos diez mil veces más pequeños. ¿Qué implica esa universalidad de </w:t>
-      </w:r>
-      <m:oMath>
-        <m:sSub>
-          <m:sSubPr>
-            <m:ctrlPr>
-              <w:rPr>
-                <w:rFonts w:ascii="Cambria Math" w:hAnsi="Cambria Math"/>
-              </w:rPr>
-            </m:ctrlPr>
-          </m:sSubPr>
-          <m:e>
-            <m:r>
-              <w:rPr>
-                <w:rFonts w:ascii="Cambria Math" w:hAnsi="Cambria Math"/>
-              </w:rPr>
-              <m:t>k</m:t>
-            </m:r>
-          </m:e>
-          <m:sub>
-            <m:r>
-              <w:rPr>
-                <w:rFonts w:ascii="Cambria Math" w:hAnsi="Cambria Math"/>
-              </w:rPr>
-              <m:t>B</m:t>
-            </m:r>
-          </m:sub>
-        </m:sSub>
-      </m:oMath>
-      <w:r>
-        <w:t xml:space="preserve"> sobre la naturaleza del equilibrio térmico?</w:t>
+        <w:t xml:space="preserve"> y </w:t>
+      </w:r>
+      <w:r>
+        <w:t>Perrin midió ese número.</w:t>
       </w:r>
     </w:p>
     <w:p>
@@ -10061,104 +9292,40 @@
         <w:pStyle w:val="FirstParagraph"/>
       </w:pPr>
       <w:r>
-        <w:rPr>
-          <w:iCs/>
-        </w:rPr>
-        <w:t>Contexto:</w:t>
-      </w:r>
-      <w:r>
-        <w:t xml:space="preserve"> La universalidad de </w:t>
+        <w:t>Las mismas herramientas que prueban la exi</w:t>
+      </w:r>
+      <w:bookmarkStart w:id="17" w:name="_GoBack"/>
+      <w:bookmarkEnd w:id="17"/>
+      <w:r>
+        <w:t>stencia de los átomos —la estadística de microestados, la indistinguibilidad, la función de partición— apuntan directamente a</w:t>
+      </w:r>
+      <w:r>
+        <w:t>l inicio de la física cuántica</w:t>
+      </w:r>
+      <w:r>
+        <w:t xml:space="preserve">. La división por </w:t>
       </w:r>
       <m:oMath>
-        <m:sSub>
-          <m:sSubPr>
-            <m:ctrlPr>
-              <w:rPr>
-                <w:rFonts w:ascii="Cambria Math" w:hAnsi="Cambria Math"/>
-              </w:rPr>
-            </m:ctrlPr>
-          </m:sSubPr>
-          <m:e>
-            <m:r>
-              <w:rPr>
-                <w:rFonts w:ascii="Cambria Math" w:hAnsi="Cambria Math"/>
-              </w:rPr>
-              <m:t>k</m:t>
-            </m:r>
-          </m:e>
-          <m:sub>
-            <m:r>
-              <w:rPr>
-                <w:rFonts w:ascii="Cambria Math" w:hAnsi="Cambria Math"/>
-              </w:rPr>
-              <m:t>B</m:t>
-            </m:r>
-          </m:sub>
-        </m:sSub>
+        <m:r>
+          <w:rPr>
+            <w:rFonts w:ascii="Cambria Math" w:hAnsi="Cambria Math"/>
+          </w:rPr>
+          <m:t>N!</m:t>
+        </m:r>
       </m:oMath>
       <w:r>
-        <w:t xml:space="preserve"> es evidencia directa de que el teorema de equipartición —cada grado de libertad cuadrático recibe en promedio </w:t>
+        <w:t xml:space="preserve"> de Gibbs anticipa la estadística de Bose-Einstein y Fermi-Dirac. La constante </w:t>
       </w:r>
       <m:oMath>
-        <m:f>
-          <m:fPr>
-            <m:ctrlPr>
-              <w:rPr>
-                <w:rFonts w:ascii="Cambria Math" w:hAnsi="Cambria Math"/>
-              </w:rPr>
-            </m:ctrlPr>
-          </m:fPr>
-          <m:num>
-            <m:r>
-              <w:rPr>
-                <w:rFonts w:ascii="Cambria Math" w:hAnsi="Cambria Math"/>
-              </w:rPr>
-              <m:t>1</m:t>
-            </m:r>
-          </m:num>
-          <m:den>
-            <m:r>
-              <w:rPr>
-                <w:rFonts w:ascii="Cambria Math" w:hAnsi="Cambria Math"/>
-              </w:rPr>
-              <m:t>2</m:t>
-            </m:r>
-          </m:den>
-        </m:f>
-        <m:sSub>
-          <m:sSubPr>
-            <m:ctrlPr>
-              <w:rPr>
-                <w:rFonts w:ascii="Cambria Math" w:hAnsi="Cambria Math"/>
-              </w:rPr>
-            </m:ctrlPr>
-          </m:sSubPr>
-          <m:e>
-            <m:r>
-              <w:rPr>
-                <w:rFonts w:ascii="Cambria Math" w:hAnsi="Cambria Math"/>
-              </w:rPr>
-              <m:t>k</m:t>
-            </m:r>
-          </m:e>
-          <m:sub>
-            <m:r>
-              <w:rPr>
-                <w:rFonts w:ascii="Cambria Math" w:hAnsi="Cambria Math"/>
-              </w:rPr>
-              <m:t>B</m:t>
-            </m:r>
-          </m:sub>
-        </m:sSub>
-        <m:r>
-          <w:rPr>
-            <w:rFonts w:ascii="Cambria Math" w:hAnsi="Cambria Math"/>
-          </w:rPr>
-          <m:t>T</m:t>
+        <m:r>
+          <w:rPr>
+            <w:rFonts w:ascii="Cambria Math" w:hAnsi="Cambria Math"/>
+          </w:rPr>
+          <m:t>h</m:t>
         </m:r>
       </m:oMath>
       <w:r>
-        <w:t xml:space="preserve"> de energía— rige a todas las escalas de tamaño, desde moléculas diatómicas hasta coloides macroscópicos. Esto implica que el equilibrio térmico no es una propiedad de un tipo particular de materia, sino del propio espacio de fases estadístico, independientemente de la escala.</w:t>
+        <w:t xml:space="preserve"> de Sackur-Tetrode es la misma que cuantiza la energía del oscilador de Planck. </w:t>
       </w:r>
     </w:p>
     <w:p>
@@ -10166,73 +9333,116 @@
         <w:pStyle w:val="FirstParagraph"/>
       </w:pPr>
       <w:r>
-        <w:rPr>
-          <w:b/>
-          <w:bCs/>
-        </w:rPr>
-        <w:lastRenderedPageBreak/>
-        <w:t>Pregunta 5.</w:t>
-      </w:r>
-      <w:r>
-        <w:t xml:space="preserve"> La fórmula de Sackur-Tetrode predice que la entropía tiende a </w:t>
-      </w:r>
-      <m:oMath>
-        <m:r>
-          <w:rPr>
-            <w:rFonts w:ascii="Cambria Math" w:hAnsi="Cambria Math"/>
-          </w:rPr>
-          <m:t>-∞</m:t>
-        </m:r>
-      </m:oMath>
-      <w:r>
-        <w:t xml:space="preserve"> cuando </w:t>
-      </w:r>
-      <m:oMath>
-        <m:r>
-          <w:rPr>
-            <w:rFonts w:ascii="Cambria Math" w:hAnsi="Cambria Math"/>
-          </w:rPr>
-          <m:t>T→0</m:t>
-        </m:r>
-      </m:oMath>
-      <w:r>
-        <w:t xml:space="preserve">, lo que contradice la Tercera Ley de la Termodinámica (que establece </w:t>
-      </w:r>
-      <m:oMath>
-        <m:r>
-          <w:rPr>
-            <w:rFonts w:ascii="Cambria Math" w:hAnsi="Cambria Math"/>
-          </w:rPr>
-          <m:t>S→0</m:t>
-        </m:r>
-      </m:oMath>
-      <w:r>
-        <w:t xml:space="preserve"> cuando </w:t>
-      </w:r>
-      <m:oMath>
-        <m:r>
-          <w:rPr>
-            <w:rFonts w:ascii="Cambria Math" w:hAnsi="Cambria Math"/>
-          </w:rPr>
-          <m:t>T→0</m:t>
-        </m:r>
-      </m:oMath>
-      <w:r>
-        <w:t>). ¿Qué hipótesis del modelo falla a temperatura muy baja, y cómo la mecánica cuántica corrige esta divergencia?</w:t>
+        <w:t xml:space="preserve">La termodinámica del siglo XIX </w:t>
+      </w:r>
+      <w:r>
+        <w:t>en</w:t>
+      </w:r>
+      <w:r>
+        <w:t xml:space="preserve"> sus propias ecuaciones señalaba los límites</w:t>
+      </w:r>
+      <w:r>
+        <w:t xml:space="preserve"> del modelo clásico y anunciaba</w:t>
+      </w:r>
+      <w:r>
+        <w:t xml:space="preserve"> </w:t>
+      </w:r>
+      <w:r>
+        <w:t>su extensión</w:t>
+      </w:r>
+      <w:r>
+        <w:t>.</w:t>
       </w:r>
     </w:p>
     <w:p>
+      <w:r>
+        <w:pict>
+          <v:rect id="_x0000_i1032" style="width:0;height:1.5pt" o:hralign="center" o:hrstd="t" o:hr="t"/>
+        </w:pict>
+      </w:r>
+    </w:p>
+    <w:p>
+      <w:pPr>
+        <w:pStyle w:val="Ttulo2"/>
+      </w:pPr>
+      <w:bookmarkStart w:id="18" w:name="cinco-preguntas-originales"/>
+      <w:bookmarkEnd w:id="16"/>
+      <w:r>
+        <w:t>8</w:t>
+      </w:r>
+      <w:r>
+        <w:t xml:space="preserve">. </w:t>
+      </w:r>
+      <w:r>
+        <w:t>Problema</w:t>
+      </w:r>
+    </w:p>
+    <w:p>
       <w:pPr>
         <w:pStyle w:val="FirstParagraph"/>
-      </w:pPr>
-      <w:r>
-        <w:rPr>
-          <w:iCs/>
-        </w:rPr>
-        <w:t>Contexto:</w:t>
-      </w:r>
-      <w:r>
-        <w:t xml:space="preserve"> La fórmula de Sackur-Tetrode es válida solo en el límite clásico, donde la longitud de onda de De Broglie de cada partícula es mucho menor que la distancia interparticular. A temperaturas muy bajas, ese supuesto colapsa: las longitudes de onda crecen y las partículas no pueden localizarse individualmente. La corrección cuántica —estadística de Fermi-Dirac para electrones o de Bose-Einstein para bosones— suprime los microestados de alta energía de forma diferente a Boltzmann y garantiza que </w:t>
+        <w:numPr>
+          <w:ilvl w:val="0"/>
+          <w:numId w:val="7"/>
+        </w:numPr>
+      </w:pPr>
+      <w:r>
+        <w:t xml:space="preserve">La fórmula de Sackur-Tetrode predice que la entropía tiende a </w:t>
+      </w:r>
+      <m:oMath>
+        <m:r>
+          <w:rPr>
+            <w:rFonts w:ascii="Cambria Math" w:hAnsi="Cambria Math"/>
+          </w:rPr>
+          <m:t>-∞</m:t>
+        </m:r>
+      </m:oMath>
+      <w:r>
+        <w:t xml:space="preserve"> cuando </w:t>
+      </w:r>
+      <m:oMath>
+        <m:r>
+          <w:rPr>
+            <w:rFonts w:ascii="Cambria Math" w:hAnsi="Cambria Math"/>
+          </w:rPr>
+          <m:t>T→0</m:t>
+        </m:r>
+      </m:oMath>
+      <w:r>
+        <w:t xml:space="preserve">, lo que contradice la Tercera Ley de la Termodinámica (que establece </w:t>
+      </w:r>
+      <m:oMath>
+        <m:r>
+          <w:rPr>
+            <w:rFonts w:ascii="Cambria Math" w:hAnsi="Cambria Math"/>
+          </w:rPr>
+          <m:t>S→0</m:t>
+        </m:r>
+      </m:oMath>
+      <w:r>
+        <w:t xml:space="preserve"> cuando </w:t>
+      </w:r>
+      <m:oMath>
+        <m:r>
+          <w:rPr>
+            <w:rFonts w:ascii="Cambria Math" w:hAnsi="Cambria Math"/>
+          </w:rPr>
+          <m:t>T→0</m:t>
+        </m:r>
+      </m:oMath>
+      <w:r>
+        <w:t>). ¿Qué hipótesis del modelo falla a temperatura muy baja, y cómo la mecánica cuántica corrige esta divergencia?</w:t>
+      </w:r>
+    </w:p>
+    <w:p>
+      <w:pPr>
+        <w:pStyle w:val="FirstParagraph"/>
+        <w:numPr>
+          <w:ilvl w:val="0"/>
+          <w:numId w:val="8"/>
+        </w:numPr>
+      </w:pPr>
+      <w:r>
+        <w:t xml:space="preserve">La fórmula de Sackur-Tetrode es válida solo en el límite clásico, donde la longitud de onda de De Broglie de cada partícula es mucho menor que la distancia interparticular. A temperaturas muy bajas, ese supuesto colapsa: las longitudes de onda crecen y las partículas no pueden localizarse individualmente. La corrección cuántica —estadística de Fermi-Dirac para electrones o de Bose-Einstein para bosones— suprime los microestados de alta energía de forma diferente a Boltzmann y garantiza que </w:t>
       </w:r>
       <m:oMath>
         <m:r>
@@ -10263,267 +9473,8 @@
           <v:rect id="_x0000_i1033" style="width:0;height:1.5pt" o:hralign="center" o:hrstd="t" o:hr="t"/>
         </w:pict>
       </w:r>
-    </w:p>
-    <w:p>
-      <w:pPr>
-        <w:pStyle w:val="Ttulo2"/>
-      </w:pPr>
-      <w:bookmarkStart w:id="19" w:name="referencias"/>
+      <w:bookmarkEnd w:id="0"/>
       <w:bookmarkEnd w:id="18"/>
-      <w:r>
-        <w:t>9</w:t>
-      </w:r>
-      <w:r>
-        <w:t>. Referencias</w:t>
-      </w:r>
-    </w:p>
-    <w:p>
-      <w:pPr>
-        <w:pStyle w:val="FirstParagraph"/>
-      </w:pPr>
-      <w:r>
-        <w:t>Artículos originales</w:t>
-      </w:r>
-    </w:p>
-    <w:p>
-      <w:pPr>
-        <w:pStyle w:val="Compact"/>
-        <w:numPr>
-          <w:ilvl w:val="0"/>
-          <w:numId w:val="4"/>
-        </w:numPr>
-      </w:pPr>
-      <w:r>
-        <w:t xml:space="preserve">Boltzmann, L. (1877). Über die Beziehung zwischen dem zweiten Hauptsatze der mechanischen Wärmetheorie und der Wahrscheinlichkeitsrechnung. </w:t>
-      </w:r>
-      <w:r>
-        <w:rPr>
-          <w:iCs/>
-        </w:rPr>
-        <w:t>Wiener Berichte</w:t>
-      </w:r>
-      <w:r>
-        <w:t>, 76, 373-435.</w:t>
-      </w:r>
-    </w:p>
-    <w:p>
-      <w:pPr>
-        <w:pStyle w:val="Compact"/>
-        <w:numPr>
-          <w:ilvl w:val="0"/>
-          <w:numId w:val="4"/>
-        </w:numPr>
-      </w:pPr>
-      <w:r>
-        <w:rPr>
-          <w:lang w:val="en-GB"/>
-        </w:rPr>
-        <w:t xml:space="preserve">Gibbs, J. W. (1902). Elementary Principles in Statistical Mechanics. </w:t>
-      </w:r>
-      <w:r>
-        <w:t>Yale University Press.</w:t>
-      </w:r>
-    </w:p>
-    <w:p>
-      <w:pPr>
-        <w:pStyle w:val="Compact"/>
-        <w:numPr>
-          <w:ilvl w:val="0"/>
-          <w:numId w:val="4"/>
-        </w:numPr>
-      </w:pPr>
-      <w:r>
-        <w:rPr>
-          <w:lang w:val="en-GB"/>
-        </w:rPr>
-        <w:t xml:space="preserve">Einstein, A. (1905). Über die von der molekularkinetischen Theorie der Wärme geforderte Bewegung von in ruhenden Flüssigkeiten suspendierten Teilchen. </w:t>
-      </w:r>
-      <w:r>
-        <w:rPr>
-          <w:iCs/>
-        </w:rPr>
-        <w:t>Annalen der Physik</w:t>
-      </w:r>
-      <w:r>
-        <w:t>, 17, 549-560.</w:t>
-      </w:r>
-    </w:p>
-    <w:p>
-      <w:pPr>
-        <w:pStyle w:val="Compact"/>
-        <w:numPr>
-          <w:ilvl w:val="0"/>
-          <w:numId w:val="4"/>
-        </w:numPr>
-      </w:pPr>
-      <w:r>
-        <w:rPr>
-          <w:lang w:val="en-GB"/>
-        </w:rPr>
-        <w:t xml:space="preserve">Sackur, O. (1911). Die Anwendung der kinetischen Theorie der Gase auf chemische Probleme. </w:t>
-      </w:r>
-      <w:r>
-        <w:rPr>
-          <w:iCs/>
-        </w:rPr>
-        <w:t>Annalen der Physik</w:t>
-      </w:r>
-      <w:r>
-        <w:t>, 36, 958-980.</w:t>
-      </w:r>
-    </w:p>
-    <w:p>
-      <w:pPr>
-        <w:pStyle w:val="Compact"/>
-        <w:numPr>
-          <w:ilvl w:val="0"/>
-          <w:numId w:val="4"/>
-        </w:numPr>
-        <w:rPr>
-          <w:lang w:val="en-GB"/>
-        </w:rPr>
-      </w:pPr>
-      <w:r>
-        <w:rPr>
-          <w:lang w:val="en-GB"/>
-        </w:rPr>
-        <w:t xml:space="preserve">Tetrode, H. (1912). Die chemische Konstante der Gase und das elementare Wirkungsquantum. </w:t>
-      </w:r>
-      <w:r>
-        <w:rPr>
-          <w:iCs/>
-          <w:lang w:val="en-GB"/>
-        </w:rPr>
-        <w:t>Annalen der Physik</w:t>
-      </w:r>
-      <w:r>
-        <w:rPr>
-          <w:lang w:val="en-GB"/>
-        </w:rPr>
-        <w:t>, 38, 434-442.</w:t>
-      </w:r>
-    </w:p>
-    <w:p>
-      <w:pPr>
-        <w:pStyle w:val="Compact"/>
-        <w:numPr>
-          <w:ilvl w:val="0"/>
-          <w:numId w:val="4"/>
-        </w:numPr>
-      </w:pPr>
-      <w:r>
-        <w:rPr>
-          <w:lang w:val="en-GB"/>
-        </w:rPr>
-        <w:t xml:space="preserve">Perrin, J. (1909). Mouvement brownien et réalité moléculaire. </w:t>
-      </w:r>
-      <w:r>
-        <w:rPr>
-          <w:iCs/>
-        </w:rPr>
-        <w:t>Annales de Chimie et de Physique</w:t>
-      </w:r>
-      <w:r>
-        <w:t>, 18, 5-114.</w:t>
-      </w:r>
-    </w:p>
-    <w:p>
-      <w:pPr>
-        <w:pStyle w:val="FirstParagraph"/>
-      </w:pPr>
-      <w:r>
-        <w:t>Texto del curso</w:t>
-      </w:r>
-    </w:p>
-    <w:p>
-      <w:pPr>
-        <w:pStyle w:val="Compact"/>
-        <w:numPr>
-          <w:ilvl w:val="0"/>
-          <w:numId w:val="5"/>
-        </w:numPr>
-        <w:rPr>
-          <w:lang w:val="en-GB"/>
-        </w:rPr>
-      </w:pPr>
-      <w:r>
-        <w:rPr>
-          <w:lang w:val="en-GB"/>
-        </w:rPr>
-        <w:t xml:space="preserve">Weinberg, S. (2021). </w:t>
-      </w:r>
-      <w:r>
-        <w:rPr>
-          <w:iCs/>
-          <w:lang w:val="en-GB"/>
-        </w:rPr>
-        <w:t>Foundations of Modern Physics</w:t>
-      </w:r>
-      <w:r>
-        <w:rPr>
-          <w:lang w:val="en-GB"/>
-        </w:rPr>
-        <w:t>. Cambridge University Press. Caps. 2 y 3.</w:t>
-      </w:r>
-    </w:p>
-    <w:p>
-      <w:pPr>
-        <w:pStyle w:val="FirstParagraph"/>
-      </w:pPr>
-      <w:r>
-        <w:t>Textos de consulta</w:t>
-      </w:r>
-    </w:p>
-    <w:p>
-      <w:pPr>
-        <w:pStyle w:val="Compact"/>
-        <w:numPr>
-          <w:ilvl w:val="0"/>
-          <w:numId w:val="6"/>
-        </w:numPr>
-      </w:pPr>
-      <w:r>
-        <w:rPr>
-          <w:lang w:val="en-GB"/>
-        </w:rPr>
-        <w:t xml:space="preserve">Reif, F. (1965). Fundamentals of Statistical and Thermal Physics. </w:t>
-      </w:r>
-      <w:r>
-        <w:t>McGraw-Hill. Caps. 6 y 15.</w:t>
-      </w:r>
-    </w:p>
-    <w:p>
-      <w:pPr>
-        <w:pStyle w:val="Compact"/>
-        <w:numPr>
-          <w:ilvl w:val="0"/>
-          <w:numId w:val="6"/>
-        </w:numPr>
-      </w:pPr>
-      <w:r>
-        <w:rPr>
-          <w:lang w:val="en-GB"/>
-        </w:rPr>
-        <w:t xml:space="preserve">Callen, H. B. (1985). </w:t>
-      </w:r>
-      <w:r>
-        <w:rPr>
-          <w:iCs/>
-          <w:lang w:val="en-GB"/>
-        </w:rPr>
-        <w:t>Thermodynamics and an Introduction to Thermostatistics</w:t>
-      </w:r>
-      <w:r>
-        <w:rPr>
-          <w:lang w:val="en-GB"/>
-        </w:rPr>
-        <w:t xml:space="preserve"> (2a ed.). </w:t>
-      </w:r>
-      <w:r>
-        <w:t>Wiley. Caps. 15 y 16.</w:t>
-      </w:r>
-      <w:bookmarkEnd w:id="0"/>
-      <w:bookmarkEnd w:id="19"/>
     </w:p>
     <w:sectPr>
       <w:pgSz w:w="12240" w:h="15840"/>
@@ -10818,6 +9769,232 @@
       <w:pPr>
         <w:ind w:left="6480" w:hanging="480"/>
       </w:pPr>
+    </w:lvl>
+  </w:abstractNum>
+  <w:abstractNum w:abstractNumId="3" w15:restartNumberingAfterBreak="0">
+    <w:nsid w:val="0CFB2D78"/>
+    <w:multiLevelType w:val="hybridMultilevel"/>
+    <w:tmpl w:val="398C219E"/>
+    <w:lvl w:ilvl="0" w:tplc="0C0A0009">
+      <w:start w:val="1"/>
+      <w:numFmt w:val="bullet"/>
+      <w:lvlText w:val=""/>
+      <w:lvlJc w:val="left"/>
+      <w:pPr>
+        <w:ind w:left="360" w:hanging="360"/>
+      </w:pPr>
+      <w:rPr>
+        <w:rFonts w:ascii="Wingdings" w:hAnsi="Wingdings" w:hint="default"/>
+      </w:rPr>
+    </w:lvl>
+    <w:lvl w:ilvl="1" w:tplc="0C0A0003" w:tentative="1">
+      <w:start w:val="1"/>
+      <w:numFmt w:val="bullet"/>
+      <w:lvlText w:val="o"/>
+      <w:lvlJc w:val="left"/>
+      <w:pPr>
+        <w:ind w:left="1080" w:hanging="360"/>
+      </w:pPr>
+      <w:rPr>
+        <w:rFonts w:ascii="Courier New" w:hAnsi="Courier New" w:cs="Courier New" w:hint="default"/>
+      </w:rPr>
+    </w:lvl>
+    <w:lvl w:ilvl="2" w:tplc="0C0A0005" w:tentative="1">
+      <w:start w:val="1"/>
+      <w:numFmt w:val="bullet"/>
+      <w:lvlText w:val=""/>
+      <w:lvlJc w:val="left"/>
+      <w:pPr>
+        <w:ind w:left="1800" w:hanging="360"/>
+      </w:pPr>
+      <w:rPr>
+        <w:rFonts w:ascii="Wingdings" w:hAnsi="Wingdings" w:hint="default"/>
+      </w:rPr>
+    </w:lvl>
+    <w:lvl w:ilvl="3" w:tplc="0C0A0001" w:tentative="1">
+      <w:start w:val="1"/>
+      <w:numFmt w:val="bullet"/>
+      <w:lvlText w:val=""/>
+      <w:lvlJc w:val="left"/>
+      <w:pPr>
+        <w:ind w:left="2520" w:hanging="360"/>
+      </w:pPr>
+      <w:rPr>
+        <w:rFonts w:ascii="Symbol" w:hAnsi="Symbol" w:hint="default"/>
+      </w:rPr>
+    </w:lvl>
+    <w:lvl w:ilvl="4" w:tplc="0C0A0003" w:tentative="1">
+      <w:start w:val="1"/>
+      <w:numFmt w:val="bullet"/>
+      <w:lvlText w:val="o"/>
+      <w:lvlJc w:val="left"/>
+      <w:pPr>
+        <w:ind w:left="3240" w:hanging="360"/>
+      </w:pPr>
+      <w:rPr>
+        <w:rFonts w:ascii="Courier New" w:hAnsi="Courier New" w:cs="Courier New" w:hint="default"/>
+      </w:rPr>
+    </w:lvl>
+    <w:lvl w:ilvl="5" w:tplc="0C0A0005" w:tentative="1">
+      <w:start w:val="1"/>
+      <w:numFmt w:val="bullet"/>
+      <w:lvlText w:val=""/>
+      <w:lvlJc w:val="left"/>
+      <w:pPr>
+        <w:ind w:left="3960" w:hanging="360"/>
+      </w:pPr>
+      <w:rPr>
+        <w:rFonts w:ascii="Wingdings" w:hAnsi="Wingdings" w:hint="default"/>
+      </w:rPr>
+    </w:lvl>
+    <w:lvl w:ilvl="6" w:tplc="0C0A0001" w:tentative="1">
+      <w:start w:val="1"/>
+      <w:numFmt w:val="bullet"/>
+      <w:lvlText w:val=""/>
+      <w:lvlJc w:val="left"/>
+      <w:pPr>
+        <w:ind w:left="4680" w:hanging="360"/>
+      </w:pPr>
+      <w:rPr>
+        <w:rFonts w:ascii="Symbol" w:hAnsi="Symbol" w:hint="default"/>
+      </w:rPr>
+    </w:lvl>
+    <w:lvl w:ilvl="7" w:tplc="0C0A0003" w:tentative="1">
+      <w:start w:val="1"/>
+      <w:numFmt w:val="bullet"/>
+      <w:lvlText w:val="o"/>
+      <w:lvlJc w:val="left"/>
+      <w:pPr>
+        <w:ind w:left="5400" w:hanging="360"/>
+      </w:pPr>
+      <w:rPr>
+        <w:rFonts w:ascii="Courier New" w:hAnsi="Courier New" w:cs="Courier New" w:hint="default"/>
+      </w:rPr>
+    </w:lvl>
+    <w:lvl w:ilvl="8" w:tplc="0C0A0005" w:tentative="1">
+      <w:start w:val="1"/>
+      <w:numFmt w:val="bullet"/>
+      <w:lvlText w:val=""/>
+      <w:lvlJc w:val="left"/>
+      <w:pPr>
+        <w:ind w:left="6120" w:hanging="360"/>
+      </w:pPr>
+      <w:rPr>
+        <w:rFonts w:ascii="Wingdings" w:hAnsi="Wingdings" w:hint="default"/>
+      </w:rPr>
+    </w:lvl>
+  </w:abstractNum>
+  <w:abstractNum w:abstractNumId="4" w15:restartNumberingAfterBreak="0">
+    <w:nsid w:val="35400A5C"/>
+    <w:multiLevelType w:val="hybridMultilevel"/>
+    <w:tmpl w:val="293076E4"/>
+    <w:lvl w:ilvl="0" w:tplc="0C0A000D">
+      <w:start w:val="1"/>
+      <w:numFmt w:val="bullet"/>
+      <w:lvlText w:val=""/>
+      <w:lvlJc w:val="left"/>
+      <w:pPr>
+        <w:ind w:left="360" w:hanging="360"/>
+      </w:pPr>
+      <w:rPr>
+        <w:rFonts w:ascii="Wingdings" w:hAnsi="Wingdings" w:hint="default"/>
+      </w:rPr>
+    </w:lvl>
+    <w:lvl w:ilvl="1" w:tplc="0C0A0003" w:tentative="1">
+      <w:start w:val="1"/>
+      <w:numFmt w:val="bullet"/>
+      <w:lvlText w:val="o"/>
+      <w:lvlJc w:val="left"/>
+      <w:pPr>
+        <w:ind w:left="1080" w:hanging="360"/>
+      </w:pPr>
+      <w:rPr>
+        <w:rFonts w:ascii="Courier New" w:hAnsi="Courier New" w:cs="Courier New" w:hint="default"/>
+      </w:rPr>
+    </w:lvl>
+    <w:lvl w:ilvl="2" w:tplc="0C0A0005" w:tentative="1">
+      <w:start w:val="1"/>
+      <w:numFmt w:val="bullet"/>
+      <w:lvlText w:val=""/>
+      <w:lvlJc w:val="left"/>
+      <w:pPr>
+        <w:ind w:left="1800" w:hanging="360"/>
+      </w:pPr>
+      <w:rPr>
+        <w:rFonts w:ascii="Wingdings" w:hAnsi="Wingdings" w:hint="default"/>
+      </w:rPr>
+    </w:lvl>
+    <w:lvl w:ilvl="3" w:tplc="0C0A0001" w:tentative="1">
+      <w:start w:val="1"/>
+      <w:numFmt w:val="bullet"/>
+      <w:lvlText w:val=""/>
+      <w:lvlJc w:val="left"/>
+      <w:pPr>
+        <w:ind w:left="2520" w:hanging="360"/>
+      </w:pPr>
+      <w:rPr>
+        <w:rFonts w:ascii="Symbol" w:hAnsi="Symbol" w:hint="default"/>
+      </w:rPr>
+    </w:lvl>
+    <w:lvl w:ilvl="4" w:tplc="0C0A0003" w:tentative="1">
+      <w:start w:val="1"/>
+      <w:numFmt w:val="bullet"/>
+      <w:lvlText w:val="o"/>
+      <w:lvlJc w:val="left"/>
+      <w:pPr>
+        <w:ind w:left="3240" w:hanging="360"/>
+      </w:pPr>
+      <w:rPr>
+        <w:rFonts w:ascii="Courier New" w:hAnsi="Courier New" w:cs="Courier New" w:hint="default"/>
+      </w:rPr>
+    </w:lvl>
+    <w:lvl w:ilvl="5" w:tplc="0C0A0005" w:tentative="1">
+      <w:start w:val="1"/>
+      <w:numFmt w:val="bullet"/>
+      <w:lvlText w:val=""/>
+      <w:lvlJc w:val="left"/>
+      <w:pPr>
+        <w:ind w:left="3960" w:hanging="360"/>
+      </w:pPr>
+      <w:rPr>
+        <w:rFonts w:ascii="Wingdings" w:hAnsi="Wingdings" w:hint="default"/>
+      </w:rPr>
+    </w:lvl>
+    <w:lvl w:ilvl="6" w:tplc="0C0A0001" w:tentative="1">
+      <w:start w:val="1"/>
+      <w:numFmt w:val="bullet"/>
+      <w:lvlText w:val=""/>
+      <w:lvlJc w:val="left"/>
+      <w:pPr>
+        <w:ind w:left="4680" w:hanging="360"/>
+      </w:pPr>
+      <w:rPr>
+        <w:rFonts w:ascii="Symbol" w:hAnsi="Symbol" w:hint="default"/>
+      </w:rPr>
+    </w:lvl>
+    <w:lvl w:ilvl="7" w:tplc="0C0A0003" w:tentative="1">
+      <w:start w:val="1"/>
+      <w:numFmt w:val="bullet"/>
+      <w:lvlText w:val="o"/>
+      <w:lvlJc w:val="left"/>
+      <w:pPr>
+        <w:ind w:left="5400" w:hanging="360"/>
+      </w:pPr>
+      <w:rPr>
+        <w:rFonts w:ascii="Courier New" w:hAnsi="Courier New" w:cs="Courier New" w:hint="default"/>
+      </w:rPr>
+    </w:lvl>
+    <w:lvl w:ilvl="8" w:tplc="0C0A0005" w:tentative="1">
+      <w:start w:val="1"/>
+      <w:numFmt w:val="bullet"/>
+      <w:lvlText w:val=""/>
+      <w:lvlJc w:val="left"/>
+      <w:pPr>
+        <w:ind w:left="6120" w:hanging="360"/>
+      </w:pPr>
+      <w:rPr>
+        <w:rFonts w:ascii="Wingdings" w:hAnsi="Wingdings" w:hint="default"/>
+      </w:rPr>
     </w:lvl>
   </w:abstractNum>
   <w:num w:numId="1">
@@ -10864,6 +10041,12 @@
   </w:num>
   <w:num w:numId="6">
     <w:abstractNumId w:val="1"/>
+  </w:num>
+  <w:num w:numId="7">
+    <w:abstractNumId w:val="3"/>
+  </w:num>
+  <w:num w:numId="8">
+    <w:abstractNumId w:val="4"/>
   </w:num>
 </w:numbering>
 </file>
@@ -10936,7 +10119,7 @@
     <w:lsdException w:name="Closing" w:semiHidden="1" w:unhideWhenUsed="1"/>
     <w:lsdException w:name="Signature" w:semiHidden="1" w:unhideWhenUsed="1"/>
     <w:lsdException w:name="Default Paragraph Font" w:semiHidden="1" w:unhideWhenUsed="1"/>
-    <w:lsdException w:name="Body Text" w:semiHidden="1" w:unhideWhenUsed="1"/>
+    <w:lsdException w:name="Body Text" w:semiHidden="1" w:unhideWhenUsed="1" w:qFormat="1"/>
     <w:lsdException w:name="Body Text Indent" w:semiHidden="1" w:unhideWhenUsed="1"/>
     <w:lsdException w:name="List Continue" w:semiHidden="1" w:unhideWhenUsed="1"/>
     <w:lsdException w:name="List Continue 2" w:semiHidden="1" w:unhideWhenUsed="1"/>
@@ -11253,7 +10436,7 @@
     <w:uiPriority w:val="9"/>
     <w:unhideWhenUsed/>
     <w:qFormat/>
-    <w:rsid w:val="00AC71A0"/>
+    <w:rsid w:val="00644248"/>
     <w:pPr>
       <w:keepNext/>
       <w:keepLines/>
@@ -11404,6 +10587,7 @@
   <w:style w:type="character" w:default="1" w:styleId="Fuentedeprrafopredeter">
     <w:name w:val="Default Paragraph Font"/>
     <w:uiPriority w:val="1"/>
+    <w:semiHidden/>
     <w:unhideWhenUsed/>
   </w:style>
   <w:style w:type="table" w:default="1" w:styleId="Tablanormal">
@@ -11430,6 +10614,7 @@
   <w:style w:type="paragraph" w:styleId="Textoindependiente">
     <w:name w:val="Body Text"/>
     <w:basedOn w:val="Normal"/>
+    <w:link w:val="TextoindependienteCar"/>
     <w:autoRedefine/>
     <w:qFormat/>
     <w:rsid w:val="005A0A0C"/>
@@ -11447,7 +10632,7 @@
     <w:next w:val="Textoindependiente"/>
     <w:autoRedefine/>
     <w:qFormat/>
-    <w:rsid w:val="005A0A0C"/>
+    <w:rsid w:val="004F3CFF"/>
     <w:pPr>
       <w:spacing w:before="120" w:after="120"/>
       <w:jc w:val="both"/>
@@ -12045,6 +11230,17 @@
       <w:bCs/>
     </w:rPr>
   </w:style>
+  <w:style w:type="character" w:customStyle="1" w:styleId="TextoindependienteCar">
+    <w:name w:val="Texto independiente Car"/>
+    <w:basedOn w:val="Fuentedeprrafopredeter"/>
+    <w:link w:val="Textoindependiente"/>
+    <w:rsid w:val="00644248"/>
+    <w:rPr>
+      <w:rFonts w:ascii="Cambria Math" w:hAnsi="Cambria Math"/>
+      <w:i/>
+      <w:lang w:val="es-CL"/>
+    </w:rPr>
+  </w:style>
 </w:styles>
 </file>
 
@@ -12371,7 +11567,7 @@
 </file>
 
 <file path=customXml/itemProps1.xml><?xml version="1.0" encoding="utf-8"?>
-<ds:datastoreItem xmlns:ds="http://schemas.openxmlformats.org/officeDocument/2006/customXml" ds:itemID="{98D84167-0177-4A59-BF12-7B216A3AB57B}">
+<ds:datastoreItem xmlns:ds="http://schemas.openxmlformats.org/officeDocument/2006/customXml" ds:itemID="{3D9B3F3B-1A78-453F-8888-DC9E9C297044}">
   <ds:schemaRefs>
     <ds:schemaRef ds:uri="http://schemas.openxmlformats.org/officeDocument/2006/bibliography"/>
   </ds:schemaRefs>

--- a/01_Termodinamica_TeoriaAtomicaPrecuantica/Summaries/Monografia_Final_v2_Clase6.docx
+++ b/01_Termodinamica_TeoriaAtomicaPrecuantica/Summaries/Monografia_Final_v2_Clase6.docx
@@ -123,7 +123,10 @@
         <w:t>gunta sin respuesta</w:t>
       </w:r>
       <w:r>
-        <w:t xml:space="preserve">: ¿tienen los átomos existencia física real, o son solo una herramienta matemática </w:t>
+        <w:t>,</w:t>
+      </w:r>
+      <w:r>
+        <w:t xml:space="preserve"> ¿tienen los átomos existencia física real, o son solo una herramienta matemática </w:t>
       </w:r>
       <w:r>
         <w:rPr>
@@ -132,7 +135,13 @@
         <w:t>conveniente</w:t>
       </w:r>
       <w:r>
-        <w:t xml:space="preserve">? Este informe sigue </w:t>
+        <w:t>?</w:t>
+      </w:r>
+      <w:r>
+        <w:t xml:space="preserve"> </w:t>
+      </w:r>
+      <w:r>
+        <w:t xml:space="preserve">Este informe sigue </w:t>
       </w:r>
       <w:r>
         <w:t>la</w:t>
@@ -153,10 +162,10 @@
         <w:t xml:space="preserve">que lleva </w:t>
       </w:r>
       <w:r>
-        <w:t xml:space="preserve">a su resolución, </w:t>
-      </w:r>
-      <w:r>
-        <w:t>partiendo</w:t>
+        <w:t>a su resolución. P</w:t>
+      </w:r>
+      <w:r>
+        <w:t>artiendo</w:t>
       </w:r>
       <w:r>
         <w:t xml:space="preserve"> de </w:t>
@@ -182,9 +191,6 @@
       </w:r>
       <m:oMath>
         <m:r>
-          <m:rPr>
-            <m:sty m:val="bi"/>
-          </m:rPr>
           <w:rPr>
             <w:rFonts w:ascii="Cambria Math" w:hAnsi="Cambria Math"/>
           </w:rPr>
@@ -195,15 +201,11 @@
             <m:ctrlPr>
               <w:rPr>
                 <w:rFonts w:ascii="Cambria Math" w:hAnsi="Cambria Math"/>
-                <w:b/>
               </w:rPr>
             </m:ctrlPr>
           </m:sSubPr>
           <m:e>
             <m:r>
-              <m:rPr>
-                <m:sty m:val="bi"/>
-              </m:rPr>
               <w:rPr>
                 <w:rFonts w:ascii="Cambria Math" w:hAnsi="Cambria Math"/>
               </w:rPr>
@@ -212,9 +214,6 @@
           </m:e>
           <m:sub>
             <m:r>
-              <m:rPr>
-                <m:sty m:val="bi"/>
-              </m:rPr>
               <w:rPr>
                 <w:rFonts w:ascii="Cambria Math" w:hAnsi="Cambria Math"/>
               </w:rPr>
@@ -223,9 +222,6 @@
           </m:sub>
         </m:sSub>
         <m:r>
-          <m:rPr>
-            <m:sty m:val="bi"/>
-          </m:rPr>
           <w:rPr>
             <w:rFonts w:ascii="Cambria Math" w:hAnsi="Cambria Math"/>
           </w:rPr>
@@ -249,7 +245,25 @@
         <w:rPr>
           <w:rFonts w:ascii="Sitka Display" w:hAnsi="Sitka Display"/>
         </w:rPr>
-        <w:t>. Se muestra que el conteo de microestados revela una propiedad fundamental de los átomos: son indistinguibles entre sí. Esta propiedad,</w:t>
+        <w:t>, s</w:t>
+      </w:r>
+      <w:r>
+        <w:rPr>
+          <w:rFonts w:ascii="Sitka Display" w:hAnsi="Sitka Display"/>
+        </w:rPr>
+        <w:t>e muestra que el conteo de microestados revela una propiedad fundamental de los átomos</w:t>
+      </w:r>
+      <w:r>
+        <w:rPr>
+          <w:rFonts w:ascii="Sitka Display" w:hAnsi="Sitka Display"/>
+        </w:rPr>
+        <w:t>; estos</w:t>
+      </w:r>
+      <w:r>
+        <w:rPr>
+          <w:rFonts w:ascii="Sitka Display" w:hAnsi="Sitka Display"/>
+        </w:rPr>
+        <w:t xml:space="preserve"> son indistinguibles entre sí. Esta propiedad,</w:t>
       </w:r>
       <w:r>
         <w:t xml:space="preserve"> conocida </w:t>
@@ -276,7 +290,13 @@
         <w:t>Planck</w:t>
       </w:r>
       <w:r>
-        <w:t xml:space="preserve"> para calcular la entropía absoluta de un gas (fórmula de </w:t>
+        <w:t xml:space="preserve"> para calcular </w:t>
+      </w:r>
+      <w:r>
+        <w:t xml:space="preserve">la entropía absoluta de un gas mediante la </w:t>
+      </w:r>
+      <w:r>
+        <w:t xml:space="preserve">fórmula de </w:t>
       </w:r>
       <w:r>
         <w:rPr>
@@ -285,7 +305,13 @@
         <w:t>Sackur-Tetrode</w:t>
       </w:r>
       <w:r>
-        <w:t xml:space="preserve">), conectando la termodinámica clásica con la física cuántica antes de que esta existiera como disciplina. Finalmente, </w:t>
+        <w:t xml:space="preserve">, conectando </w:t>
+      </w:r>
+      <w:r>
+        <w:t xml:space="preserve">así </w:t>
+      </w:r>
+      <w:r>
+        <w:t xml:space="preserve">la termodinámica clásica con la física cuántica antes de que esta existiera como disciplina. Finalmente, </w:t>
       </w:r>
       <w:r>
         <w:rPr>
@@ -294,7 +320,7 @@
         <w:t>Einstein</w:t>
       </w:r>
       <w:r>
-        <w:t xml:space="preserve"> (1905) traduce la hipótesis atómica en una predicción directamente medible a través del movimiento browniano, y </w:t>
+        <w:t xml:space="preserve"> (1905) traduce la hipótesis atómica en una predicción medible a través del movimiento browniano, y </w:t>
       </w:r>
       <w:r>
         <w:rPr>
@@ -303,7 +329,16 @@
         <w:t>Perrin</w:t>
       </w:r>
       <w:r>
-        <w:t xml:space="preserve"> (1908) la verifica en el laboratorio, determinando el número de Avogadro y cerrando el debate sobre la realidad de los átomos.</w:t>
+        <w:t xml:space="preserve"> (1908) la verifica </w:t>
+      </w:r>
+      <w:r>
+        <w:t xml:space="preserve">experimentalmente </w:t>
+      </w:r>
+      <w:r>
+        <w:t xml:space="preserve">en el </w:t>
+      </w:r>
+      <w:r>
+        <w:t>laboratorio, determinando el número de Avogadro y cerrando el debate sobre la realidad de los átomos.</w:t>
       </w:r>
     </w:p>
     <w:p>
@@ -557,7 +592,13 @@
         <w:t>saria para explicar la entropía, m</w:t>
       </w:r>
       <w:r>
-        <w:t>urió en 1906 sin ver la resolución del debate. Einstein la publicó en 1905, y Perrin la confirmó entre 1908 y 1909. La fórmula de Boltzmann</w:t>
+        <w:t>urió en 1906 sin ver la resolución del deba</w:t>
+      </w:r>
+      <w:r>
+        <w:t>te. Einstein la publicó en 1905</w:t>
+      </w:r>
+      <w:r>
+        <w:t xml:space="preserve"> y Perrin la confirmó entre 1908 y 1909. La fórmula de Boltzmann</w:t>
       </w:r>
       <w:r>
         <w:t xml:space="preserve"> </w:t>
@@ -1721,7 +1762,19 @@
         <w:pStyle w:val="FirstParagraph"/>
       </w:pPr>
       <w:r>
-        <w:t>Si los átomos existen, el estado de un sistema queda determinado por las posiciones y vel</w:t>
+        <w:t>Si</w:t>
+      </w:r>
+      <w:r>
+        <w:t xml:space="preserve"> consideramos que</w:t>
+      </w:r>
+      <w:r>
+        <w:t xml:space="preserve"> los átomos existen, el estado de un sistema </w:t>
+      </w:r>
+      <w:r>
+        <w:t>está</w:t>
+      </w:r>
+      <w:r>
+        <w:t xml:space="preserve"> determinado por las posiciones y vel</w:t>
       </w:r>
       <w:r>
         <w:t>ocidades de todas sus partículas, donde, a</w:t>
@@ -1743,7 +1796,10 @@
         <w:t>microestados</w:t>
       </w:r>
       <w:r>
-        <w:t>. Boltzmann (1877) propuso que la entropía mide ese número:</w:t>
+        <w:t xml:space="preserve">. Boltzmann (1877) propuso </w:t>
+      </w:r>
+      <w:r>
+        <w:t>que la entropía mide ese número,</w:t>
       </w:r>
       <w:r>
         <w:t xml:space="preserve"> </w:t>
@@ -5810,7 +5866,13 @@
         </m:d>
       </m:oMath>
       <w:r>
-        <w:t xml:space="preserve">, que sí es extensiva. La paradoja desaparece: </w:t>
+        <w:t>, que sí es ex</w:t>
+      </w:r>
+      <w:r>
+        <w:t>tensiva. La paradoja desaparece,</w:t>
+      </w:r>
+      <w:r>
+        <w:t xml:space="preserve"> </w:t>
       </w:r>
       <m:oMath>
         <m:r>
@@ -5872,7 +5934,13 @@
         <w:t xml:space="preserve"> </w:t>
       </w:r>
       <w:r>
-        <w:t>La indistinguibilidad de los átomos, introducida aquí como corrección estadística</w:t>
+        <w:t>La i</w:t>
+      </w:r>
+      <w:r>
+        <w:t>ndistinguibilidad de los átomos</w:t>
+      </w:r>
+      <w:r>
+        <w:t xml:space="preserve"> introducida como corrección estadística</w:t>
       </w:r>
       <w:r>
         <w:t>,</w:t>
@@ -5933,7 +6001,7 @@
       <w:bookmarkEnd w:id="10"/>
       <w:r>
         <w:lastRenderedPageBreak/>
-        <w:t>4. La fórmula de Sackur-Tetrode: la constante de Planck en la entropía clásica</w:t>
+        <w:t>4. La fórmula de Sackur-Tetrode</w:t>
       </w:r>
     </w:p>
     <w:p>
@@ -5958,10 +6026,17 @@
         <m:oMath>
           <m:sSub>
             <m:sSubPr>
-              <m:ctrlPr/>
+              <m:ctrlPr>
+                <w:rPr>
+                  <w:sz w:val="22"/>
+                </w:rPr>
+              </m:ctrlPr>
             </m:sSubPr>
             <m:e>
               <m:r>
+                <w:rPr>
+                  <w:sz w:val="22"/>
+                </w:rPr>
                 <m:t>S</m:t>
               </m:r>
             </m:e>
@@ -5971,6 +6046,7 @@
                   <m:nor/>
                 </m:rPr>
                 <w:rPr>
+                  <w:sz w:val="22"/>
                   <w:lang w:val="en-GB"/>
                 </w:rPr>
                 <m:t>ST</m:t>
@@ -5979,24 +6055,38 @@
           </m:sSub>
           <m:r>
             <w:rPr>
+              <w:sz w:val="22"/>
               <w:lang w:val="en-GB"/>
             </w:rPr>
             <m:t>=</m:t>
           </m:r>
           <m:r>
+            <w:rPr>
+              <w:sz w:val="22"/>
+            </w:rPr>
             <m:t>N</m:t>
           </m:r>
           <m:sSub>
             <m:sSubPr>
-              <m:ctrlPr/>
+              <m:ctrlPr>
+                <w:rPr>
+                  <w:sz w:val="22"/>
+                </w:rPr>
+              </m:ctrlPr>
             </m:sSubPr>
             <m:e>
               <m:r>
+                <w:rPr>
+                  <w:sz w:val="22"/>
+                </w:rPr>
                 <m:t>k</m:t>
               </m:r>
             </m:e>
             <m:sub>
               <m:r>
+                <w:rPr>
+                  <w:sz w:val="22"/>
+                </w:rPr>
                 <m:t>B</m:t>
               </m:r>
             </m:sub>
@@ -6005,86 +6095,139 @@
             <m:dPr>
               <m:begChr m:val="["/>
               <m:endChr m:val="]"/>
-              <m:ctrlPr/>
+              <m:ctrlPr>
+                <w:rPr>
+                  <w:sz w:val="22"/>
+                </w:rPr>
+              </m:ctrlPr>
             </m:dPr>
             <m:e>
               <m:r>
                 <w:rPr>
+                  <w:sz w:val="22"/>
                   <w:lang w:val="en-GB"/>
                 </w:rPr>
                 <m:t>ln</m:t>
               </m:r>
               <m:d>
                 <m:dPr>
-                  <m:ctrlPr/>
+                  <m:ctrlPr>
+                    <w:rPr>
+                      <w:sz w:val="22"/>
+                    </w:rPr>
+                  </m:ctrlPr>
                 </m:dPr>
                 <m:e>
                   <m:f>
                     <m:fPr>
-                      <m:ctrlPr/>
+                      <m:ctrlPr>
+                        <w:rPr>
+                          <w:sz w:val="22"/>
+                        </w:rPr>
+                      </m:ctrlPr>
                     </m:fPr>
                     <m:num>
                       <m:r>
+                        <w:rPr>
+                          <w:sz w:val="22"/>
+                        </w:rPr>
                         <m:t>V</m:t>
                       </m:r>
                     </m:num>
                     <m:den>
                       <m:r>
+                        <w:rPr>
+                          <w:sz w:val="22"/>
+                        </w:rPr>
                         <m:t>N</m:t>
                       </m:r>
                     </m:den>
                   </m:f>
                   <m:sSup>
                     <m:sSupPr>
-                      <m:ctrlPr/>
+                      <m:ctrlPr>
+                        <w:rPr>
+                          <w:sz w:val="22"/>
+                        </w:rPr>
+                      </m:ctrlPr>
                     </m:sSupPr>
                     <m:e>
                       <m:d>
                         <m:dPr>
-                          <m:ctrlPr/>
+                          <m:ctrlPr>
+                            <w:rPr>
+                              <w:sz w:val="22"/>
+                            </w:rPr>
+                          </m:ctrlPr>
                         </m:dPr>
                         <m:e>
                           <m:f>
                             <m:fPr>
-                              <m:ctrlPr/>
+                              <m:ctrlPr>
+                                <w:rPr>
+                                  <w:sz w:val="22"/>
+                                </w:rPr>
+                              </m:ctrlPr>
                             </m:fPr>
                             <m:num>
                               <m:r>
                                 <w:rPr>
+                                  <w:sz w:val="22"/>
                                   <w:lang w:val="en-GB"/>
                                 </w:rPr>
                                 <m:t>2</m:t>
                               </m:r>
                               <m:r>
+                                <w:rPr>
+                                  <w:sz w:val="22"/>
+                                </w:rPr>
                                 <m:t>πm</m:t>
                               </m:r>
                               <m:sSub>
                                 <m:sSubPr>
-                                  <m:ctrlPr/>
+                                  <m:ctrlPr>
+                                    <w:rPr>
+                                      <w:sz w:val="22"/>
+                                    </w:rPr>
+                                  </m:ctrlPr>
                                 </m:sSubPr>
                                 <m:e>
                                   <m:r>
+                                    <w:rPr>
+                                      <w:sz w:val="22"/>
+                                    </w:rPr>
                                     <m:t>k</m:t>
                                   </m:r>
                                 </m:e>
                                 <m:sub>
                                   <m:r>
+                                    <w:rPr>
+                                      <w:sz w:val="22"/>
+                                    </w:rPr>
                                     <m:t>B</m:t>
                                   </m:r>
                                 </m:sub>
                               </m:sSub>
                               <m:r>
+                                <w:rPr>
+                                  <w:sz w:val="22"/>
+                                </w:rPr>
                                 <m:t>T</m:t>
                               </m:r>
                             </m:num>
                             <m:den>
                               <m:sSup>
                                 <m:sSupPr>
-                                  <m:ctrlPr/>
+                                  <m:ctrlPr>
+                                    <w:rPr>
+                                      <w:sz w:val="22"/>
+                                    </w:rPr>
+                                  </m:ctrlPr>
                                 </m:sSupPr>
                                 <m:e>
                                   <m:r>
                                     <w:rPr>
+                                      <w:sz w:val="22"/>
                                       <w:lang w:val="en-GB"/>
                                     </w:rPr>
                                     <m:t>h</m:t>
@@ -6093,6 +6236,7 @@
                                 <m:sup>
                                   <m:r>
                                     <w:rPr>
+                                      <w:sz w:val="22"/>
                                       <w:lang w:val="en-GB"/>
                                     </w:rPr>
                                     <m:t>2</m:t>
@@ -6109,6 +6253,7 @@
                         <m:fPr>
                           <m:ctrlPr>
                             <w:rPr>
+                              <w:sz w:val="22"/>
                               <w:lang w:val="en-GB"/>
                             </w:rPr>
                           </m:ctrlPr>
@@ -6116,6 +6261,7 @@
                         <m:num>
                           <m:r>
                             <w:rPr>
+                              <w:sz w:val="22"/>
                               <w:lang w:val="en-GB"/>
                             </w:rPr>
                             <m:t>3</m:t>
@@ -6124,6 +6270,7 @@
                         <m:den>
                           <m:r>
                             <w:rPr>
+                              <w:sz w:val="22"/>
                               <w:lang w:val="en-GB"/>
                             </w:rPr>
                             <m:t>2</m:t>
@@ -6136,17 +6283,23 @@
               </m:d>
               <m:r>
                 <w:rPr>
+                  <w:sz w:val="22"/>
                   <w:lang w:val="en-GB"/>
                 </w:rPr>
                 <m:t>+</m:t>
               </m:r>
               <m:f>
                 <m:fPr>
-                  <m:ctrlPr/>
+                  <m:ctrlPr>
+                    <w:rPr>
+                      <w:sz w:val="22"/>
+                    </w:rPr>
+                  </m:ctrlPr>
                 </m:fPr>
                 <m:num>
                   <m:r>
                     <w:rPr>
+                      <w:sz w:val="22"/>
                       <w:lang w:val="en-GB"/>
                     </w:rPr>
                     <m:t>5</m:t>
@@ -6155,6 +6308,7 @@
                 <m:den>
                   <m:r>
                     <w:rPr>
+                      <w:sz w:val="22"/>
                       <w:lang w:val="en-GB"/>
                     </w:rPr>
                     <m:t>2</m:t>
@@ -6165,24 +6319,38 @@
           </m:d>
           <m:r>
             <w:rPr>
+              <w:sz w:val="22"/>
               <w:lang w:val="en-GB"/>
             </w:rPr>
             <m:t>⟶</m:t>
           </m:r>
           <m:r>
+            <w:rPr>
+              <w:sz w:val="22"/>
+            </w:rPr>
             <m:t>N</m:t>
           </m:r>
           <m:sSub>
             <m:sSubPr>
-              <m:ctrlPr/>
+              <m:ctrlPr>
+                <w:rPr>
+                  <w:sz w:val="22"/>
+                </w:rPr>
+              </m:ctrlPr>
             </m:sSubPr>
             <m:e>
               <m:r>
+                <w:rPr>
+                  <w:sz w:val="22"/>
+                </w:rPr>
                 <m:t>k</m:t>
               </m:r>
             </m:e>
             <m:sub>
               <m:r>
+                <w:rPr>
+                  <w:sz w:val="22"/>
+                </w:rPr>
                 <m:t>B</m:t>
               </m:r>
             </m:sub>
@@ -6191,74 +6359,115 @@
             <m:dPr>
               <m:begChr m:val="["/>
               <m:endChr m:val="]"/>
-              <m:ctrlPr/>
+              <m:ctrlPr>
+                <w:rPr>
+                  <w:sz w:val="22"/>
+                </w:rPr>
+              </m:ctrlPr>
             </m:dPr>
             <m:e>
               <m:r>
                 <w:rPr>
+                  <w:sz w:val="22"/>
                   <w:lang w:val="en-GB"/>
                 </w:rPr>
                 <m:t>ln</m:t>
               </m:r>
               <m:d>
                 <m:dPr>
-                  <m:ctrlPr/>
+                  <m:ctrlPr>
+                    <w:rPr>
+                      <w:sz w:val="22"/>
+                    </w:rPr>
+                  </m:ctrlPr>
                 </m:dPr>
                 <m:e>
                   <m:f>
                     <m:fPr>
-                      <m:ctrlPr/>
+                      <m:ctrlPr>
+                        <w:rPr>
+                          <w:sz w:val="22"/>
+                        </w:rPr>
+                      </m:ctrlPr>
                     </m:fPr>
                     <m:num>
                       <m:r>
+                        <w:rPr>
+                          <w:sz w:val="22"/>
+                        </w:rPr>
                         <m:t>V</m:t>
                       </m:r>
                     </m:num>
                     <m:den>
                       <m:r>
+                        <w:rPr>
+                          <w:sz w:val="22"/>
+                        </w:rPr>
                         <m:t>N</m:t>
                       </m:r>
                     </m:den>
                   </m:f>
                   <m:sSup>
                     <m:sSupPr>
-                      <m:ctrlPr/>
+                      <m:ctrlPr>
+                        <w:rPr>
+                          <w:sz w:val="22"/>
+                        </w:rPr>
+                      </m:ctrlPr>
                     </m:sSupPr>
                     <m:e>
                       <m:d>
                         <m:dPr>
-                          <m:ctrlPr/>
+                          <m:ctrlPr>
+                            <w:rPr>
+                              <w:sz w:val="22"/>
+                            </w:rPr>
+                          </m:ctrlPr>
                         </m:dPr>
                         <m:e>
                           <m:f>
                             <m:fPr>
-                              <m:ctrlPr/>
+                              <m:ctrlPr>
+                                <w:rPr>
+                                  <w:sz w:val="22"/>
+                                </w:rPr>
+                              </m:ctrlPr>
                             </m:fPr>
                             <m:num>
                               <m:r>
                                 <w:rPr>
+                                  <w:sz w:val="22"/>
                                   <w:lang w:val="en-GB"/>
                                 </w:rPr>
                                 <m:t>4</m:t>
                               </m:r>
                               <m:r>
+                                <w:rPr>
+                                  <w:sz w:val="22"/>
+                                </w:rPr>
                                 <m:t>πmU</m:t>
                               </m:r>
                             </m:num>
                             <m:den>
                               <m:r>
                                 <w:rPr>
+                                  <w:sz w:val="22"/>
                                   <w:lang w:val="en-GB"/>
                                 </w:rPr>
                                 <m:t>3</m:t>
                               </m:r>
                               <m:sSup>
                                 <m:sSupPr>
-                                  <m:ctrlPr/>
+                                  <m:ctrlPr>
+                                    <w:rPr>
+                                      <w:sz w:val="22"/>
+                                    </w:rPr>
+                                  </m:ctrlPr>
                                 </m:sSupPr>
                                 <m:e>
                                   <m:r>
                                     <w:rPr>
+                                      <w:sz w:val="22"/>
                                       <w:lang w:val="en-GB"/>
                                     </w:rPr>
                                     <m:t>h</m:t>
@@ -6267,6 +6476,7 @@
                                 <m:sup>
                                   <m:r>
                                     <w:rPr>
+                                      <w:sz w:val="22"/>
                                       <w:lang w:val="en-GB"/>
                                     </w:rPr>
                                     <m:t>2</m:t>
@@ -6274,6 +6484,9 @@
                                 </m:sup>
                               </m:sSup>
                               <m:r>
+                                <w:rPr>
+                                  <w:sz w:val="22"/>
+                                </w:rPr>
                                 <m:t>N</m:t>
                               </m:r>
                             </m:den>
@@ -6284,11 +6497,16 @@
                     <m:sup>
                       <m:f>
                         <m:fPr>
-                          <m:ctrlPr/>
+                          <m:ctrlPr>
+                            <w:rPr>
+                              <w:sz w:val="22"/>
+                            </w:rPr>
+                          </m:ctrlPr>
                         </m:fPr>
                         <m:num>
                           <m:r>
                             <w:rPr>
+                              <w:sz w:val="22"/>
                               <w:lang w:val="en-GB"/>
                             </w:rPr>
                             <m:t>3</m:t>
@@ -6297,6 +6515,7 @@
                         <m:den>
                           <m:r>
                             <w:rPr>
+                              <w:sz w:val="22"/>
                               <w:lang w:val="en-GB"/>
                             </w:rPr>
                             <m:t>2</m:t>
@@ -6309,17 +6528,23 @@
               </m:d>
               <m:r>
                 <w:rPr>
+                  <w:sz w:val="22"/>
                   <w:lang w:val="en-GB"/>
                 </w:rPr>
                 <m:t>+</m:t>
               </m:r>
               <m:f>
                 <m:fPr>
-                  <m:ctrlPr/>
+                  <m:ctrlPr>
+                    <w:rPr>
+                      <w:sz w:val="22"/>
+                    </w:rPr>
+                  </m:ctrlPr>
                 </m:fPr>
                 <m:num>
                   <m:r>
                     <w:rPr>
+                      <w:sz w:val="22"/>
                       <w:lang w:val="en-GB"/>
                     </w:rPr>
                     <m:t>5</m:t>
@@ -6328,6 +6553,7 @@
                 <m:den>
                   <m:r>
                     <w:rPr>
+                      <w:sz w:val="22"/>
                       <w:lang w:val="en-GB"/>
                     </w:rPr>
                     <m:t>2</m:t>
@@ -6850,13 +7076,7 @@
         <w:t xml:space="preserve"> como herramienta de interpolación entre los dos límites conocidos del espectro, y fue forzado a postular que la energía de los osciladores solo puede tomar valores discretos</w:t>
       </w:r>
       <w:r>
-        <w:t xml:space="preserve"> (cuantos)</w:t>
-      </w:r>
-      <w:r>
-        <w:t>:</w:t>
-      </w:r>
-      <w:r>
-        <w:t xml:space="preserve"> </w:t>
+        <w:t xml:space="preserve"> (cuantos) </w:t>
       </w:r>
       <m:oMath>
         <m:sSub>
@@ -7493,10 +7713,16 @@
       </w:r>
       <w:r>
         <w:rPr>
+          <w:bCs/>
+        </w:rPr>
+        <w:t>relación de</w:t>
+      </w:r>
+      <w:r>
+        <w:rPr>
           <w:b/>
           <w:bCs/>
         </w:rPr>
-        <w:t>relación de Einstein-Smoluchowski</w:t>
+        <w:t xml:space="preserve"> Einstein-Smoluchowski</w:t>
       </w:r>
       <w:r>
         <w:t>,</w:t>
@@ -7572,7 +7798,13 @@
         <w:t>,</w:t>
       </w:r>
       <w:r>
-        <w:t xml:space="preserve"> la disipación viscosa que frena la partícula y las fluctuaciones térmicas que la agitan son dos manifestaciones del mismo fenómeno microscópico.</w:t>
+        <w:t xml:space="preserve"> </w:t>
+      </w:r>
+      <w:r>
+        <w:t xml:space="preserve">donde </w:t>
+      </w:r>
+      <w:r>
+        <w:t>la disipación viscosa que frena la partícula y las fluctuaciones térmicas que la agitan son dos manifestaciones del mismo fenómeno microscópico.</w:t>
       </w:r>
     </w:p>
     <w:p>
@@ -9176,7 +9408,13 @@
         </m:sSup>
       </m:oMath>
       <w:r>
-        <w:t>) con un error menor al 1%. Ante este acuerdo, Wilhelm Ostwald reconoció públicamente la existencia real de los átomos en 1908. Jean Perrin recibió el Premio Nobel de Física en 1926 por esta medición.</w:t>
+        <w:t xml:space="preserve">) con un error menor al 1%. Ante este </w:t>
+      </w:r>
+      <w:r>
+        <w:t>resultado</w:t>
+      </w:r>
+      <w:r>
+        <w:t>, Wilhelm Ostwald reconoció públicamente la existencia real de los átomos en 1908. Jean Perrin recibió el Premio Nobel de Física en 1926 por esta medición.</w:t>
       </w:r>
     </w:p>
     <w:p>
@@ -9205,7 +9443,13 @@
         <w:pStyle w:val="FirstParagraph"/>
       </w:pPr>
       <w:r>
-        <w:t>El módulo responde una pregunta concreta: los átomos tienen existencia física real. El camino para llegar a esa respuesta es también el argumento central de la física del siglo XIX hacia el XX.</w:t>
+        <w:t>El módulo responde una pregunta concreta: los átomos tienen existencia física real</w:t>
+      </w:r>
+      <w:r>
+        <w:t>?</w:t>
+      </w:r>
+      <w:r>
+        <w:t>. El camino para llegar a esa respuesta es también el argumento central de la física del siglo XIX hacia el XX.</w:t>
       </w:r>
     </w:p>
     <w:p>
@@ -9213,7 +9457,13 @@
         <w:pStyle w:val="FirstParagraph"/>
       </w:pPr>
       <w:r>
-        <w:t xml:space="preserve">Boltzmann demostró que la entropía macroscópica de Clausius y el logaritmo del número de microestados son la misma cantidad, descritas a distinta escala. Al exigir que ese conteo sea internamente consistente, emergió una propiedad que nadie había anticipado: los átomos idénticos no son distinguibles. Gibbs formalizó esa exigencia, Sackur y Tetrode calcularon el resultado correcto, y al hacerlo introdujeron la constante de </w:t>
+        <w:t>Boltzmann demostró que la entropía macroscópica de Clausius y el logaritmo del número de microestados son la misma cantidad, descritas a distinta escala. Al exigir que ese conteo sea internamente consistente, emergió una propi</w:t>
+      </w:r>
+      <w:r>
+        <w:t>edad que nadie había anticipado,</w:t>
+      </w:r>
+      <w:r>
+        <w:t xml:space="preserve"> los átomos idénticos no son distinguibles. Gibbs formalizó esa exigencia, Sackur y Tetrode calcularon el resultado correcto, y al hacerlo introdujeron la constante de </w:t>
       </w:r>
       <w:r>
         <w:t>Planck</w:t>
@@ -9292,12 +9542,13 @@
         <w:pStyle w:val="FirstParagraph"/>
       </w:pPr>
       <w:r>
-        <w:t>Las mismas herramientas que prueban la exi</w:t>
-      </w:r>
-      <w:bookmarkStart w:id="17" w:name="_GoBack"/>
-      <w:bookmarkEnd w:id="17"/>
-      <w:r>
-        <w:t>stencia de los átomos —la estadística de microestados, la indistinguibilidad, la función de partición— apuntan directamente a</w:t>
+        <w:t xml:space="preserve">Las mismas herramientas que prueban la existencia de los átomos —la estadística de microestados, la indistinguibilidad, </w:t>
+      </w:r>
+      <w:r>
+        <w:t xml:space="preserve">y </w:t>
+      </w:r>
+      <w:r>
+        <w:t>la función de partición— apuntan directamente a</w:t>
       </w:r>
       <w:r>
         <w:t>l inicio de la física cuántica</w:t>
@@ -9365,7 +9616,7 @@
       <w:pPr>
         <w:pStyle w:val="Ttulo2"/>
       </w:pPr>
-      <w:bookmarkStart w:id="18" w:name="cinco-preguntas-originales"/>
+      <w:bookmarkStart w:id="17" w:name="cinco-preguntas-originales"/>
       <w:bookmarkEnd w:id="16"/>
       <w:r>
         <w:t>8</w:t>
@@ -9374,7 +9625,7 @@
         <w:t xml:space="preserve">. </w:t>
       </w:r>
       <w:r>
-        <w:t>Problema</w:t>
+        <w:t>Pregunta:</w:t>
       </w:r>
     </w:p>
     <w:p>
@@ -9442,7 +9693,30 @@
         </w:numPr>
       </w:pPr>
       <w:r>
-        <w:t xml:space="preserve">La fórmula de Sackur-Tetrode es válida solo en el límite clásico, donde la longitud de onda de De Broglie de cada partícula es mucho menor que la distancia interparticular. A temperaturas muy bajas, ese supuesto colapsa: las longitudes de onda crecen y las partículas no pueden localizarse individualmente. La corrección cuántica —estadística de Fermi-Dirac para electrones o de Bose-Einstein para bosones— suprime los microestados de alta energía de forma diferente a Boltzmann y garantiza que </w:t>
+        <w:t xml:space="preserve">La fórmula de Sackur-Tetrode es válida solo en el límite clásico, </w:t>
+      </w:r>
+      <w:r>
+        <w:t>donde la longitud de onda de De</w:t>
+      </w:r>
+      <w:r>
+        <w:t>Broglie de cada partícula es mucho menor q</w:t>
+      </w:r>
+      <w:r>
+        <w:t>ue la distancia interparticular; a</w:t>
+      </w:r>
+      <w:r>
+        <w:t xml:space="preserve"> temperaturas </w:t>
+      </w:r>
+      <w:r>
+        <w:t>muy bajas, ese supuesto colapsa,</w:t>
+      </w:r>
+      <w:r>
+        <w:t xml:space="preserve"> las longitudes de onda crecen y las partículas no pueden localizarse individualmente. La corrección cuántica —estadística de Fermi-Dirac para electrones o de Bose-Einstein para bosones— suprime los microestados de alta energía de forma diferente </w:t>
+      </w:r>
+      <w:bookmarkStart w:id="18" w:name="_GoBack"/>
+      <w:bookmarkEnd w:id="18"/>
+      <w:r>
+        <w:t xml:space="preserve">a Boltzmann y garantiza que </w:t>
       </w:r>
       <m:oMath>
         <m:r>
@@ -9474,7 +9748,7 @@
         </w:pict>
       </w:r>
       <w:bookmarkEnd w:id="0"/>
-      <w:bookmarkEnd w:id="18"/>
+      <w:bookmarkEnd w:id="17"/>
     </w:p>
     <w:sectPr>
       <w:pgSz w:w="12240" w:h="15840"/>
@@ -11567,7 +11841,7 @@
 </file>
 
 <file path=customXml/itemProps1.xml><?xml version="1.0" encoding="utf-8"?>
-<ds:datastoreItem xmlns:ds="http://schemas.openxmlformats.org/officeDocument/2006/customXml" ds:itemID="{3D9B3F3B-1A78-453F-8888-DC9E9C297044}">
+<ds:datastoreItem xmlns:ds="http://schemas.openxmlformats.org/officeDocument/2006/customXml" ds:itemID="{ED44D549-E9E6-4F75-A0D1-BF1BCF4CAA66}">
   <ds:schemaRefs>
     <ds:schemaRef ds:uri="http://schemas.openxmlformats.org/officeDocument/2006/bibliography"/>
   </ds:schemaRefs>
